--- a/public/downloads/planes-provinciales/05310000_Plan_Provincial_San_Jose_de_Ocoa_Documento_Base_2026.docx
+++ b/public/downloads/planes-provinciales/05310000_Plan_Provincial_San_Jose_de_Ocoa_Documento_Base_2026.docx
@@ -141,14 +141,15 @@
     </w:p>
     <w:tbl>
       <w:tblPr>
-        <w:tblW w:type="auto" w:w="0"/>
+        <w:tblW w:type="dxa" w:w="9360"/>
         <w:jc w:val="center"/>
         <w:tblLayout w:type="fixed"/>
         <w:tblLook w:firstColumn="1" w:firstRow="1" w:lastColumn="0" w:lastRow="0" w:noHBand="0" w:noVBand="1" w:val="04A0"/>
+        <w:tblInd w:w="0" w:type="dxa"/>
       </w:tblPr>
       <w:tblGrid>
-        <w:gridCol w:w="4680"/>
-        <w:gridCol w:w="4680"/>
+        <w:gridCol w:w="936"/>
+        <w:gridCol w:w="8424"/>
       </w:tblGrid>
       <w:tr>
         <w:trPr>
@@ -509,7 +510,7 @@
                 <w:color w:val="203740"/>
                 <w:sz w:val="18"/>
               </w:rPr>
-              <w:t>Anexo</w:t>
+              <w:t>Anexos</w:t>
             </w:r>
           </w:p>
         </w:tc>
@@ -536,7 +537,7 @@
                 <w:color w:val="203740"/>
                 <w:sz w:val="18"/>
               </w:rPr>
-              <w:t>Demandas provinciales consolidadas y fuentes de trazabilidad</w:t>
+              <w:t>Demandas provinciales, cartera completa de inversión pública y fuentes de trazabilidad</w:t>
             </w:r>
           </w:p>
         </w:tc>
@@ -665,14 +666,15 @@
     </w:p>
     <w:tbl>
       <w:tblPr>
-        <w:tblW w:type="auto" w:w="0"/>
+        <w:tblW w:type="dxa" w:w="9359"/>
         <w:jc w:val="center"/>
         <w:tblLayout w:type="fixed"/>
         <w:tblLook w:firstColumn="1" w:firstRow="1" w:lastColumn="0" w:lastRow="0" w:noHBand="0" w:noVBand="1" w:val="04A0"/>
+        <w:tblInd w:w="0" w:type="dxa"/>
       </w:tblPr>
       <w:tblGrid>
-        <w:gridCol w:w="4680"/>
-        <w:gridCol w:w="4680"/>
+        <w:gridCol w:w="3096"/>
+        <w:gridCol w:w="6263"/>
       </w:tblGrid>
       <w:tr>
         <w:trPr>
@@ -1155,15 +1157,16 @@
     </w:p>
     <w:tbl>
       <w:tblPr>
-        <w:tblW w:type="auto" w:w="0"/>
+        <w:tblW w:type="dxa" w:w="9359"/>
         <w:jc w:val="center"/>
         <w:tblLayout w:type="fixed"/>
         <w:tblLook w:firstColumn="1" w:firstRow="1" w:lastColumn="0" w:lastRow="0" w:noHBand="0" w:noVBand="1" w:val="04A0"/>
+        <w:tblInd w:w="0" w:type="dxa"/>
       </w:tblPr>
       <w:tblGrid>
-        <w:gridCol w:w="3120"/>
-        <w:gridCol w:w="3120"/>
-        <w:gridCol w:w="3120"/>
+        <w:gridCol w:w="2232"/>
+        <w:gridCol w:w="4176"/>
+        <w:gridCol w:w="2951"/>
       </w:tblGrid>
       <w:tr>
         <w:trPr>
@@ -1950,15 +1953,16 @@
     </w:p>
     <w:tbl>
       <w:tblPr>
-        <w:tblW w:type="auto" w:w="0"/>
+        <w:tblW w:type="dxa" w:w="9360"/>
         <w:jc w:val="center"/>
         <w:tblLayout w:type="fixed"/>
         <w:tblLook w:firstColumn="1" w:firstRow="1" w:lastColumn="0" w:lastRow="0" w:noHBand="0" w:noVBand="1" w:val="04A0"/>
+        <w:tblInd w:w="0" w:type="dxa"/>
       </w:tblPr>
       <w:tblGrid>
-        <w:gridCol w:w="3120"/>
-        <w:gridCol w:w="3120"/>
-        <w:gridCol w:w="3120"/>
+        <w:gridCol w:w="2088"/>
+        <w:gridCol w:w="1512"/>
+        <w:gridCol w:w="5760"/>
       </w:tblGrid>
       <w:tr>
         <w:trPr>
@@ -2621,15 +2625,16 @@
     </w:p>
     <w:tbl>
       <w:tblPr>
-        <w:tblW w:type="auto" w:w="0"/>
+        <w:tblW w:type="dxa" w:w="9360"/>
         <w:jc w:val="center"/>
         <w:tblLayout w:type="fixed"/>
         <w:tblLook w:firstColumn="1" w:firstRow="1" w:lastColumn="0" w:lastRow="0" w:noHBand="0" w:noVBand="1" w:val="04A0"/>
+        <w:tblInd w:w="0" w:type="dxa"/>
       </w:tblPr>
       <w:tblGrid>
-        <w:gridCol w:w="3120"/>
-        <w:gridCol w:w="3120"/>
-        <w:gridCol w:w="3120"/>
+        <w:gridCol w:w="792"/>
+        <w:gridCol w:w="2088"/>
+        <w:gridCol w:w="6480"/>
       </w:tblGrid>
       <w:tr>
         <w:trPr>
@@ -3150,14 +3155,15 @@
     </w:p>
     <w:tbl>
       <w:tblPr>
-        <w:tblW w:type="auto" w:w="0"/>
+        <w:tblW w:type="dxa" w:w="9360"/>
         <w:jc w:val="center"/>
         <w:tblLayout w:type="fixed"/>
         <w:tblLook w:firstColumn="1" w:firstRow="1" w:lastColumn="0" w:lastRow="0" w:noHBand="0" w:noVBand="1" w:val="04A0"/>
+        <w:tblInd w:w="0" w:type="dxa"/>
       </w:tblPr>
       <w:tblGrid>
-        <w:gridCol w:w="4680"/>
-        <w:gridCol w:w="4680"/>
+        <w:gridCol w:w="1152"/>
+        <w:gridCol w:w="8208"/>
       </w:tblGrid>
       <w:tr>
         <w:trPr>
@@ -4201,15 +4207,16 @@
     </w:p>
     <w:tbl>
       <w:tblPr>
-        <w:tblW w:type="auto" w:w="0"/>
+        <w:tblW w:type="dxa" w:w="9359"/>
         <w:jc w:val="center"/>
         <w:tblLayout w:type="fixed"/>
         <w:tblLook w:firstColumn="1" w:firstRow="1" w:lastColumn="0" w:lastRow="0" w:noHBand="0" w:noVBand="1" w:val="04A0"/>
+        <w:tblInd w:w="0" w:type="dxa"/>
       </w:tblPr>
       <w:tblGrid>
-        <w:gridCol w:w="3120"/>
-        <w:gridCol w:w="3120"/>
-        <w:gridCol w:w="3120"/>
+        <w:gridCol w:w="1728"/>
+        <w:gridCol w:w="3960"/>
+        <w:gridCol w:w="3671"/>
       </w:tblGrid>
       <w:tr>
         <w:trPr>
@@ -4757,7 +4764,7 @@
                 <w:color w:val="203740"/>
                 <w:sz w:val="14"/>
               </w:rPr>
-              <w:t>El corte 2026 asocia 26 proyectos, RD$3.99 mil millones de presupuesto y 54.4% de ejecución registrada. El consolidado del CDP incluye 9 demandas.</w:t>
+              <w:t>El corte 2026 asocia 26 proyectos, RD$3.99 mil millones de presupuesto y 58.2% de ejecución registrada. El consolidado del CDP incluye 9 demandas.</w:t>
             </w:r>
           </w:p>
         </w:tc>
@@ -4818,17 +4825,18 @@
     </w:p>
     <w:tbl>
       <w:tblPr>
-        <w:tblW w:type="auto" w:w="0"/>
+        <w:tblW w:type="dxa" w:w="9360"/>
         <w:jc w:val="center"/>
         <w:tblLayout w:type="fixed"/>
         <w:tblLook w:firstColumn="1" w:firstRow="1" w:lastColumn="0" w:lastRow="0" w:noHBand="0" w:noVBand="1" w:val="04A0"/>
+        <w:tblInd w:w="0" w:type="dxa"/>
       </w:tblPr>
       <w:tblGrid>
-        <w:gridCol w:w="1872"/>
-        <w:gridCol w:w="1872"/>
-        <w:gridCol w:w="1872"/>
-        <w:gridCol w:w="1872"/>
-        <w:gridCol w:w="1872"/>
+        <w:gridCol w:w="1440"/>
+        <w:gridCol w:w="1440"/>
+        <w:gridCol w:w="2304"/>
+        <w:gridCol w:w="2088"/>
+        <w:gridCol w:w="2088"/>
       </w:tblGrid>
       <w:tr>
         <w:trPr>
@@ -6108,14 +6116,15 @@
     </w:p>
     <w:tbl>
       <w:tblPr>
-        <w:tblW w:type="auto" w:w="0"/>
+        <w:tblW w:type="dxa" w:w="9358"/>
         <w:jc w:val="center"/>
         <w:tblLayout w:type="fixed"/>
         <w:tblLook w:firstColumn="1" w:firstRow="1" w:lastColumn="0" w:lastRow="0" w:noHBand="0" w:noVBand="1" w:val="04A0"/>
+        <w:tblInd w:w="0" w:type="dxa"/>
       </w:tblPr>
       <w:tblGrid>
-        <w:gridCol w:w="4680"/>
-        <w:gridCol w:w="4680"/>
+        <w:gridCol w:w="1655"/>
+        <w:gridCol w:w="7703"/>
       </w:tblGrid>
       <w:tr>
         <w:trPr>
@@ -6463,17 +6472,18 @@
     </w:p>
     <w:tbl>
       <w:tblPr>
-        <w:tblW w:type="auto" w:w="0"/>
+        <w:tblW w:type="dxa" w:w="9357"/>
         <w:jc w:val="center"/>
         <w:tblLayout w:type="fixed"/>
         <w:tblLook w:firstColumn="1" w:firstRow="1" w:lastColumn="0" w:lastRow="0" w:noHBand="0" w:noVBand="1" w:val="04A0"/>
+        <w:tblInd w:w="0" w:type="dxa"/>
       </w:tblPr>
       <w:tblGrid>
-        <w:gridCol w:w="1872"/>
-        <w:gridCol w:w="1872"/>
-        <w:gridCol w:w="1872"/>
-        <w:gridCol w:w="1872"/>
-        <w:gridCol w:w="1872"/>
+        <w:gridCol w:w="1655"/>
+        <w:gridCol w:w="2088"/>
+        <w:gridCol w:w="1655"/>
+        <w:gridCol w:w="1944"/>
+        <w:gridCol w:w="2015"/>
       </w:tblGrid>
       <w:tr>
         <w:trPr>
@@ -7354,15 +7364,16 @@
     </w:p>
     <w:tbl>
       <w:tblPr>
-        <w:tblW w:type="auto" w:w="0"/>
+        <w:tblW w:type="dxa" w:w="9360"/>
         <w:jc w:val="center"/>
         <w:tblLayout w:type="fixed"/>
         <w:tblLook w:firstColumn="1" w:firstRow="1" w:lastColumn="0" w:lastRow="0" w:noHBand="0" w:noVBand="1" w:val="04A0"/>
+        <w:tblInd w:w="0" w:type="dxa"/>
       </w:tblPr>
       <w:tblGrid>
-        <w:gridCol w:w="3120"/>
-        <w:gridCol w:w="3120"/>
-        <w:gridCol w:w="3120"/>
+        <w:gridCol w:w="3240"/>
+        <w:gridCol w:w="4680"/>
+        <w:gridCol w:w="1440"/>
       </w:tblGrid>
       <w:tr>
         <w:trPr>
@@ -8007,14 +8018,15 @@
     </w:p>
     <w:tbl>
       <w:tblPr>
-        <w:tblW w:type="auto" w:w="0"/>
+        <w:tblW w:type="dxa" w:w="9360"/>
         <w:jc w:val="center"/>
         <w:tblLayout w:type="fixed"/>
         <w:tblLook w:firstColumn="1" w:firstRow="1" w:lastColumn="0" w:lastRow="0" w:noHBand="0" w:noVBand="1" w:val="04A0"/>
+        <w:tblInd w:w="0" w:type="dxa"/>
       </w:tblPr>
       <w:tblGrid>
-        <w:gridCol w:w="4680"/>
-        <w:gridCol w:w="4680"/>
+        <w:gridCol w:w="2880"/>
+        <w:gridCol w:w="6480"/>
       </w:tblGrid>
       <w:tr>
         <w:trPr>
@@ -8302,17 +8314,18 @@
     </w:p>
     <w:tbl>
       <w:tblPr>
-        <w:tblW w:type="auto" w:w="0"/>
+        <w:tblW w:type="dxa" w:w="9360"/>
         <w:jc w:val="center"/>
         <w:tblLayout w:type="fixed"/>
         <w:tblLook w:firstColumn="1" w:firstRow="1" w:lastColumn="0" w:lastRow="0" w:noHBand="0" w:noVBand="1" w:val="04A0"/>
+        <w:tblInd w:w="0" w:type="dxa"/>
       </w:tblPr>
       <w:tblGrid>
-        <w:gridCol w:w="1872"/>
-        <w:gridCol w:w="1872"/>
-        <w:gridCol w:w="1872"/>
-        <w:gridCol w:w="1872"/>
-        <w:gridCol w:w="1872"/>
+        <w:gridCol w:w="1944"/>
+        <w:gridCol w:w="1800"/>
+        <w:gridCol w:w="1800"/>
+        <w:gridCol w:w="2376"/>
+        <w:gridCol w:w="1440"/>
       </w:tblGrid>
       <w:tr>
         <w:trPr>
@@ -9043,14 +9056,15 @@
     </w:p>
     <w:tbl>
       <w:tblPr>
-        <w:tblW w:type="auto" w:w="0"/>
+        <w:tblW w:type="dxa" w:w="9360"/>
         <w:jc w:val="center"/>
         <w:tblLayout w:type="fixed"/>
         <w:tblLook w:firstColumn="1" w:firstRow="1" w:lastColumn="0" w:lastRow="0" w:noHBand="0" w:noVBand="1" w:val="04A0"/>
+        <w:tblInd w:w="0" w:type="dxa"/>
       </w:tblPr>
       <w:tblGrid>
-        <w:gridCol w:w="4680"/>
-        <w:gridCol w:w="4680"/>
+        <w:gridCol w:w="3168"/>
+        <w:gridCol w:w="6192"/>
       </w:tblGrid>
       <w:tr>
         <w:trPr>
@@ -9654,17 +9668,18 @@
     </w:p>
     <w:tbl>
       <w:tblPr>
-        <w:tblW w:type="auto" w:w="0"/>
+        <w:tblW w:type="dxa" w:w="9359"/>
         <w:jc w:val="center"/>
         <w:tblLayout w:type="fixed"/>
         <w:tblLook w:firstColumn="1" w:firstRow="1" w:lastColumn="0" w:lastRow="0" w:noHBand="0" w:noVBand="1" w:val="04A0"/>
+        <w:tblInd w:w="0" w:type="dxa"/>
       </w:tblPr>
       <w:tblGrid>
-        <w:gridCol w:w="1872"/>
-        <w:gridCol w:w="1872"/>
-        <w:gridCol w:w="1872"/>
-        <w:gridCol w:w="1872"/>
-        <w:gridCol w:w="1872"/>
+        <w:gridCol w:w="2088"/>
+        <w:gridCol w:w="1728"/>
+        <w:gridCol w:w="1728"/>
+        <w:gridCol w:w="1800"/>
+        <w:gridCol w:w="2015"/>
       </w:tblGrid>
       <w:tr>
         <w:trPr>
@@ -10408,17 +10423,18 @@
     </w:p>
     <w:tbl>
       <w:tblPr>
-        <w:tblW w:type="auto" w:w="0"/>
+        <w:tblW w:type="dxa" w:w="9360"/>
         <w:jc w:val="center"/>
         <w:tblLayout w:type="fixed"/>
         <w:tblLook w:firstColumn="1" w:firstRow="1" w:lastColumn="0" w:lastRow="0" w:noHBand="0" w:noVBand="1" w:val="04A0"/>
+        <w:tblInd w:w="0" w:type="dxa"/>
       </w:tblPr>
       <w:tblGrid>
-        <w:gridCol w:w="1872"/>
-        <w:gridCol w:w="1872"/>
-        <w:gridCol w:w="1872"/>
-        <w:gridCol w:w="1872"/>
-        <w:gridCol w:w="1872"/>
+        <w:gridCol w:w="648"/>
+        <w:gridCol w:w="4464"/>
+        <w:gridCol w:w="1512"/>
+        <w:gridCol w:w="1512"/>
+        <w:gridCol w:w="1224"/>
       </w:tblGrid>
       <w:tr>
         <w:trPr>
@@ -11828,9 +11844,5547 @@
       </w:tr>
     </w:tbl>
     <w:p>
+      <w:pPr>
+        <w:sectPr>
+          <w:headerReference w:type="default" r:id="rId9"/>
+          <w:footerReference w:type="default" r:id="rId10"/>
+          <w:pgSz w:w="12240" w:h="15840"/>
+          <w:pgMar w:top="1181" w:right="1440" w:bottom="1123" w:left="1440" w:header="504" w:footer="504" w:gutter="0"/>
+          <w:cols w:space="720"/>
+          <w:docGrid w:linePitch="360"/>
+        </w:sectPr>
+      </w:pPr>
+    </w:p>
+    <w:p>
+      <w:pPr>
+        <w:pStyle w:val="Heading1"/>
+      </w:pPr>
       <w:r>
-        <w:br w:type="page"/>
+        <w:t>Anexo B. Proyectos de inversión pública asociados</w:t>
       </w:r>
+    </w:p>
+    <w:p>
+      <w:pPr>
+        <w:jc w:val="both"/>
+      </w:pPr>
+      <w:r>
+        <w:rPr>
+          <w:rFonts w:ascii="Calibri" w:hAnsi="Calibri" w:eastAsia="Calibri"/>
+          <w:color w:val="203740"/>
+          <w:sz w:val="21"/>
+        </w:rPr>
+        <w:t>El corte administrativo del 02-08-2026 asocia 26 proyectos a San José de Ocoa. Se muestran todos los registros y todos los campos sustantivos y de trazabilidad disponibles en la fuente. La asociación territorial no implica que el monto completo sea exclusivo de la provincia cuando el proyecto cubre más de un territorio.</w:t>
+      </w:r>
+    </w:p>
+    <w:tbl>
+      <w:tblPr>
+        <w:tblW w:type="dxa" w:w="12960"/>
+        <w:jc w:val="center"/>
+        <w:tblLayout w:type="fixed"/>
+        <w:tblLook w:firstColumn="1" w:firstRow="1" w:lastColumn="0" w:lastRow="0" w:noHBand="0" w:noVBand="1" w:val="04A0"/>
+        <w:tblInd w:w="0" w:type="dxa"/>
+      </w:tblPr>
+      <w:tblGrid>
+        <w:gridCol w:w="1728"/>
+        <w:gridCol w:w="3744"/>
+        <w:gridCol w:w="3744"/>
+        <w:gridCol w:w="3744"/>
+      </w:tblGrid>
+      <w:tr>
+        <w:trPr>
+          <w:tblHeader w:val="true"/>
+        </w:trPr>
+        <w:tc>
+          <w:tcPr>
+            <w:tcW w:type="dxa" w:w="1728"/>
+            <w:tcMar>
+              <w:top w:w="70" w:type="dxa"/>
+              <w:start w:w="90" w:type="dxa"/>
+              <w:bottom w:w="70" w:type="dxa"/>
+              <w:end w:w="90" w:type="dxa"/>
+            </w:tcMar>
+            <w:vAlign w:val="center"/>
+            <w:shd w:fill="203740"/>
+          </w:tcPr>
+          <w:p>
+            <w:pPr>
+              <w:spacing w:after="0" w:line="252" w:lineRule="auto"/>
+              <w:jc w:val="left"/>
+            </w:pPr>
+            <w:r>
+              <w:rPr>
+                <w:rFonts w:ascii="Calibri" w:hAnsi="Calibri" w:eastAsia="Calibri"/>
+                <w:b/>
+                <w:color w:val="FFFFFF"/>
+                <w:sz w:val="18"/>
+              </w:rPr>
+              <w:t>Proyectos</w:t>
+            </w:r>
+          </w:p>
+        </w:tc>
+        <w:tc>
+          <w:tcPr>
+            <w:tcW w:type="dxa" w:w="3744"/>
+            <w:tcMar>
+              <w:top w:w="70" w:type="dxa"/>
+              <w:start w:w="90" w:type="dxa"/>
+              <w:bottom w:w="70" w:type="dxa"/>
+              <w:end w:w="90" w:type="dxa"/>
+            </w:tcMar>
+            <w:vAlign w:val="center"/>
+            <w:shd w:fill="203740"/>
+          </w:tcPr>
+          <w:p>
+            <w:pPr>
+              <w:spacing w:after="0" w:line="252" w:lineRule="auto"/>
+              <w:jc w:val="left"/>
+            </w:pPr>
+            <w:r>
+              <w:rPr>
+                <w:rFonts w:ascii="Calibri" w:hAnsi="Calibri" w:eastAsia="Calibri"/>
+                <w:b/>
+                <w:color w:val="FFFFFF"/>
+                <w:sz w:val="18"/>
+              </w:rPr>
+              <w:t>Presupuesto 2026</w:t>
+            </w:r>
+          </w:p>
+        </w:tc>
+        <w:tc>
+          <w:tcPr>
+            <w:tcW w:type="dxa" w:w="3744"/>
+            <w:tcMar>
+              <w:top w:w="70" w:type="dxa"/>
+              <w:start w:w="90" w:type="dxa"/>
+              <w:bottom w:w="70" w:type="dxa"/>
+              <w:end w:w="90" w:type="dxa"/>
+            </w:tcMar>
+            <w:vAlign w:val="center"/>
+            <w:shd w:fill="203740"/>
+          </w:tcPr>
+          <w:p>
+            <w:pPr>
+              <w:spacing w:after="0" w:line="252" w:lineRule="auto"/>
+              <w:jc w:val="left"/>
+            </w:pPr>
+            <w:r>
+              <w:rPr>
+                <w:rFonts w:ascii="Calibri" w:hAnsi="Calibri" w:eastAsia="Calibri"/>
+                <w:b/>
+                <w:color w:val="FFFFFF"/>
+                <w:sz w:val="18"/>
+              </w:rPr>
+              <w:t>Ejecutado 2026</w:t>
+            </w:r>
+          </w:p>
+        </w:tc>
+        <w:tc>
+          <w:tcPr>
+            <w:tcW w:type="dxa" w:w="3744"/>
+            <w:tcMar>
+              <w:top w:w="70" w:type="dxa"/>
+              <w:start w:w="90" w:type="dxa"/>
+              <w:bottom w:w="70" w:type="dxa"/>
+              <w:end w:w="90" w:type="dxa"/>
+            </w:tcMar>
+            <w:vAlign w:val="center"/>
+            <w:shd w:fill="203740"/>
+          </w:tcPr>
+          <w:p>
+            <w:pPr>
+              <w:spacing w:after="0" w:line="252" w:lineRule="auto"/>
+              <w:jc w:val="left"/>
+            </w:pPr>
+            <w:r>
+              <w:rPr>
+                <w:rFonts w:ascii="Calibri" w:hAnsi="Calibri" w:eastAsia="Calibri"/>
+                <w:b/>
+                <w:color w:val="FFFFFF"/>
+                <w:sz w:val="18"/>
+              </w:rPr>
+              <w:t>Ejecución presupuestaria 2026</w:t>
+            </w:r>
+          </w:p>
+        </w:tc>
+      </w:tr>
+      <w:tr>
+        <w:tc>
+          <w:tcPr>
+            <w:tcW w:type="dxa" w:w="1728"/>
+            <w:tcMar>
+              <w:top w:w="70" w:type="dxa"/>
+              <w:start w:w="90" w:type="dxa"/>
+              <w:bottom w:w="70" w:type="dxa"/>
+              <w:end w:w="90" w:type="dxa"/>
+            </w:tcMar>
+            <w:vAlign w:val="center"/>
+          </w:tcPr>
+          <w:p>
+            <w:pPr>
+              <w:spacing w:after="0" w:line="252" w:lineRule="auto"/>
+              <w:jc w:val="center"/>
+            </w:pPr>
+            <w:r>
+              <w:rPr>
+                <w:rFonts w:ascii="Calibri" w:hAnsi="Calibri" w:eastAsia="Calibri"/>
+                <w:color w:val="203740"/>
+                <w:sz w:val="18"/>
+              </w:rPr>
+              <w:t>26</w:t>
+            </w:r>
+          </w:p>
+        </w:tc>
+        <w:tc>
+          <w:tcPr>
+            <w:tcW w:type="dxa" w:w="3744"/>
+            <w:tcMar>
+              <w:top w:w="70" w:type="dxa"/>
+              <w:start w:w="90" w:type="dxa"/>
+              <w:bottom w:w="70" w:type="dxa"/>
+              <w:end w:w="90" w:type="dxa"/>
+            </w:tcMar>
+            <w:vAlign w:val="center"/>
+          </w:tcPr>
+          <w:p>
+            <w:pPr>
+              <w:spacing w:after="0" w:line="252" w:lineRule="auto"/>
+              <w:jc w:val="right"/>
+            </w:pPr>
+            <w:r>
+              <w:rPr>
+                <w:rFonts w:ascii="Calibri" w:hAnsi="Calibri" w:eastAsia="Calibri"/>
+                <w:color w:val="203740"/>
+                <w:sz w:val="18"/>
+              </w:rPr>
+              <w:t>RD$ 3,993,785,169.10</w:t>
+            </w:r>
+          </w:p>
+        </w:tc>
+        <w:tc>
+          <w:tcPr>
+            <w:tcW w:type="dxa" w:w="3744"/>
+            <w:tcMar>
+              <w:top w:w="70" w:type="dxa"/>
+              <w:start w:w="90" w:type="dxa"/>
+              <w:bottom w:w="70" w:type="dxa"/>
+              <w:end w:w="90" w:type="dxa"/>
+            </w:tcMar>
+            <w:vAlign w:val="center"/>
+          </w:tcPr>
+          <w:p>
+            <w:pPr>
+              <w:spacing w:after="0" w:line="252" w:lineRule="auto"/>
+              <w:jc w:val="right"/>
+            </w:pPr>
+            <w:r>
+              <w:rPr>
+                <w:rFonts w:ascii="Calibri" w:hAnsi="Calibri" w:eastAsia="Calibri"/>
+                <w:color w:val="203740"/>
+                <w:sz w:val="18"/>
+              </w:rPr>
+              <w:t>RD$ 2,322,738,976.14</w:t>
+            </w:r>
+          </w:p>
+        </w:tc>
+        <w:tc>
+          <w:tcPr>
+            <w:tcW w:type="dxa" w:w="3744"/>
+            <w:tcMar>
+              <w:top w:w="70" w:type="dxa"/>
+              <w:start w:w="90" w:type="dxa"/>
+              <w:bottom w:w="70" w:type="dxa"/>
+              <w:end w:w="90" w:type="dxa"/>
+            </w:tcMar>
+            <w:vAlign w:val="center"/>
+          </w:tcPr>
+          <w:p>
+            <w:pPr>
+              <w:spacing w:after="0" w:line="252" w:lineRule="auto"/>
+              <w:jc w:val="right"/>
+            </w:pPr>
+            <w:r>
+              <w:rPr>
+                <w:rFonts w:ascii="Calibri" w:hAnsi="Calibri" w:eastAsia="Calibri"/>
+                <w:color w:val="203740"/>
+                <w:sz w:val="18"/>
+              </w:rPr>
+              <w:t>58.16%</w:t>
+            </w:r>
+          </w:p>
+        </w:tc>
+      </w:tr>
+    </w:tbl>
+    <w:tbl>
+      <w:tblPr>
+        <w:tblW w:type="auto" w:w="0"/>
+        <w:jc w:val="center"/>
+        <w:tblLayout w:type="fixed"/>
+        <w:tblLook w:firstColumn="1" w:firstRow="1" w:lastColumn="0" w:lastRow="0" w:noHBand="0" w:noVBand="1" w:val="04A0"/>
+      </w:tblPr>
+      <w:tblGrid>
+        <w:gridCol w:w="14400"/>
+      </w:tblGrid>
+      <w:tr>
+        <w:tc>
+          <w:tcPr>
+            <w:tcW w:type="dxa" w:w="9360"/>
+            <w:tcMar>
+              <w:top w:w="120" w:type="dxa"/>
+              <w:start w:w="140" w:type="dxa"/>
+              <w:bottom w:w="120" w:type="dxa"/>
+              <w:end w:w="140" w:type="dxa"/>
+            </w:tcMar>
+            <w:shd w:fill="EEF5FA"/>
+          </w:tcPr>
+          <w:p>
+            <w:pPr>
+              <w:spacing w:after="60"/>
+            </w:pPr>
+            <w:r/>
+            <w:r>
+              <w:rPr>
+                <w:rFonts w:ascii="Calibri" w:hAnsi="Calibri" w:eastAsia="Calibri"/>
+                <w:b/>
+                <w:color w:val="2E74B5"/>
+                <w:sz w:val="21"/>
+              </w:rPr>
+              <w:t>Cómo leer los porcentajes</w:t>
+            </w:r>
+          </w:p>
+          <w:p>
+            <w:pPr>
+              <w:spacing w:after="0"/>
+            </w:pPr>
+            <w:r>
+              <w:rPr>
+                <w:rFonts w:ascii="Calibri" w:hAnsi="Calibri" w:eastAsia="Calibri"/>
+                <w:color w:val="203740"/>
+                <w:sz w:val="19"/>
+              </w:rPr>
+              <w:t>La ejecución presupuestaria 2026 se calcula como ejecutado 2026 dividido entre presupuesto 2026. Los avances físico y financiero proceden del perfil general del proyecto y pueden cubrir períodos distintos; no deben interpretarse como el mismo indicador.</w:t>
+            </w:r>
+          </w:p>
+        </w:tc>
+      </w:tr>
+    </w:tbl>
+    <w:p>
+      <w:pPr>
+        <w:pStyle w:val="Heading2"/>
+      </w:pPr>
+      <w:r>
+        <w:t>B.1 Cartera completa de inversión pública asociada</w:t>
+      </w:r>
+    </w:p>
+    <w:tbl>
+      <w:tblPr>
+        <w:tblW w:type="dxa" w:w="14111"/>
+        <w:jc w:val="center"/>
+        <w:tblLayout w:type="fixed"/>
+        <w:tblLook w:firstColumn="1" w:firstRow="1" w:lastColumn="0" w:lastRow="0" w:noHBand="0" w:noVBand="1" w:val="04A0"/>
+        <w:tblInd w:w="0" w:type="dxa"/>
+      </w:tblPr>
+      <w:tblGrid>
+        <w:gridCol w:w="576"/>
+        <w:gridCol w:w="1655"/>
+        <w:gridCol w:w="5976"/>
+        <w:gridCol w:w="2880"/>
+        <w:gridCol w:w="3024"/>
+      </w:tblGrid>
+      <w:tr>
+        <w:trPr>
+          <w:tblHeader w:val="true"/>
+        </w:trPr>
+        <w:tc>
+          <w:tcPr>
+            <w:tcW w:type="dxa" w:w="576"/>
+            <w:tcMar>
+              <w:top w:w="70" w:type="dxa"/>
+              <w:start w:w="90" w:type="dxa"/>
+              <w:bottom w:w="70" w:type="dxa"/>
+              <w:end w:w="90" w:type="dxa"/>
+            </w:tcMar>
+            <w:vAlign w:val="center"/>
+            <w:shd w:fill="203740"/>
+          </w:tcPr>
+          <w:p>
+            <w:pPr>
+              <w:spacing w:after="0" w:line="252" w:lineRule="auto"/>
+              <w:jc w:val="left"/>
+            </w:pPr>
+            <w:r>
+              <w:rPr>
+                <w:rFonts w:ascii="Calibri" w:hAnsi="Calibri" w:eastAsia="Calibri"/>
+                <w:b/>
+                <w:color w:val="FFFFFF"/>
+                <w:sz w:val="14"/>
+              </w:rPr>
+              <w:t>N.º</w:t>
+            </w:r>
+          </w:p>
+        </w:tc>
+        <w:tc>
+          <w:tcPr>
+            <w:tcW w:type="dxa" w:w="1656"/>
+            <w:tcMar>
+              <w:top w:w="70" w:type="dxa"/>
+              <w:start w:w="90" w:type="dxa"/>
+              <w:bottom w:w="70" w:type="dxa"/>
+              <w:end w:w="90" w:type="dxa"/>
+            </w:tcMar>
+            <w:vAlign w:val="center"/>
+            <w:shd w:fill="203740"/>
+          </w:tcPr>
+          <w:p>
+            <w:pPr>
+              <w:spacing w:after="0" w:line="252" w:lineRule="auto"/>
+              <w:jc w:val="left"/>
+            </w:pPr>
+            <w:r>
+              <w:rPr>
+                <w:rFonts w:ascii="Calibri" w:hAnsi="Calibri" w:eastAsia="Calibri"/>
+                <w:b/>
+                <w:color w:val="FFFFFF"/>
+                <w:sz w:val="14"/>
+              </w:rPr>
+              <w:t>Identificación</w:t>
+            </w:r>
+          </w:p>
+        </w:tc>
+        <w:tc>
+          <w:tcPr>
+            <w:tcW w:type="dxa" w:w="5976"/>
+            <w:tcMar>
+              <w:top w:w="70" w:type="dxa"/>
+              <w:start w:w="90" w:type="dxa"/>
+              <w:bottom w:w="70" w:type="dxa"/>
+              <w:end w:w="90" w:type="dxa"/>
+            </w:tcMar>
+            <w:vAlign w:val="center"/>
+            <w:shd w:fill="203740"/>
+          </w:tcPr>
+          <w:p>
+            <w:pPr>
+              <w:spacing w:after="0" w:line="252" w:lineRule="auto"/>
+              <w:jc w:val="left"/>
+            </w:pPr>
+            <w:r>
+              <w:rPr>
+                <w:rFonts w:ascii="Calibri" w:hAnsi="Calibri" w:eastAsia="Calibri"/>
+                <w:b/>
+                <w:color w:val="FFFFFF"/>
+                <w:sz w:val="14"/>
+              </w:rPr>
+              <w:t>Proyecto / institución / territorio</w:t>
+            </w:r>
+          </w:p>
+        </w:tc>
+        <w:tc>
+          <w:tcPr>
+            <w:tcW w:type="dxa" w:w="2880"/>
+            <w:tcMar>
+              <w:top w:w="70" w:type="dxa"/>
+              <w:start w:w="90" w:type="dxa"/>
+              <w:bottom w:w="70" w:type="dxa"/>
+              <w:end w:w="90" w:type="dxa"/>
+            </w:tcMar>
+            <w:vAlign w:val="center"/>
+            <w:shd w:fill="203740"/>
+          </w:tcPr>
+          <w:p>
+            <w:pPr>
+              <w:spacing w:after="0" w:line="252" w:lineRule="auto"/>
+              <w:jc w:val="left"/>
+            </w:pPr>
+            <w:r>
+              <w:rPr>
+                <w:rFonts w:ascii="Calibri" w:hAnsi="Calibri" w:eastAsia="Calibri"/>
+                <w:b/>
+                <w:color w:val="FFFFFF"/>
+                <w:sz w:val="14"/>
+              </w:rPr>
+              <w:t>Estado / período / avances</w:t>
+            </w:r>
+          </w:p>
+        </w:tc>
+        <w:tc>
+          <w:tcPr>
+            <w:tcW w:type="dxa" w:w="3024"/>
+            <w:tcMar>
+              <w:top w:w="70" w:type="dxa"/>
+              <w:start w:w="90" w:type="dxa"/>
+              <w:bottom w:w="70" w:type="dxa"/>
+              <w:end w:w="90" w:type="dxa"/>
+            </w:tcMar>
+            <w:vAlign w:val="center"/>
+            <w:shd w:fill="203740"/>
+          </w:tcPr>
+          <w:p>
+            <w:pPr>
+              <w:spacing w:after="0" w:line="252" w:lineRule="auto"/>
+              <w:jc w:val="left"/>
+            </w:pPr>
+            <w:r>
+              <w:rPr>
+                <w:rFonts w:ascii="Calibri" w:hAnsi="Calibri" w:eastAsia="Calibri"/>
+                <w:b/>
+                <w:color w:val="FFFFFF"/>
+                <w:sz w:val="14"/>
+              </w:rPr>
+              <w:t>Costos y ejecución</w:t>
+            </w:r>
+          </w:p>
+        </w:tc>
+      </w:tr>
+      <w:tr>
+        <w:tc>
+          <w:tcPr>
+            <w:tcW w:type="dxa" w:w="576"/>
+            <w:tcMar>
+              <w:top w:w="70" w:type="dxa"/>
+              <w:start w:w="90" w:type="dxa"/>
+              <w:bottom w:w="70" w:type="dxa"/>
+              <w:end w:w="90" w:type="dxa"/>
+            </w:tcMar>
+            <w:vAlign w:val="center"/>
+          </w:tcPr>
+          <w:p>
+            <w:pPr>
+              <w:spacing w:after="0" w:line="252" w:lineRule="auto"/>
+              <w:jc w:val="center"/>
+            </w:pPr>
+            <w:r>
+              <w:rPr>
+                <w:rFonts w:ascii="Calibri" w:hAnsi="Calibri" w:eastAsia="Calibri"/>
+                <w:color w:val="203740"/>
+                <w:sz w:val="14"/>
+              </w:rPr>
+              <w:t>1</w:t>
+            </w:r>
+          </w:p>
+        </w:tc>
+        <w:tc>
+          <w:tcPr>
+            <w:tcW w:type="dxa" w:w="1656"/>
+            <w:tcMar>
+              <w:top w:w="70" w:type="dxa"/>
+              <w:start w:w="90" w:type="dxa"/>
+              <w:bottom w:w="70" w:type="dxa"/>
+              <w:end w:w="90" w:type="dxa"/>
+            </w:tcMar>
+            <w:vAlign w:val="center"/>
+          </w:tcPr>
+          <w:p>
+            <w:pPr>
+              <w:spacing w:after="0" w:line="252" w:lineRule="auto"/>
+              <w:jc w:val="left"/>
+            </w:pPr>
+            <w:r>
+              <w:rPr>
+                <w:rFonts w:ascii="Calibri" w:hAnsi="Calibri" w:eastAsia="Calibri"/>
+                <w:color w:val="203740"/>
+                <w:sz w:val="14"/>
+              </w:rPr>
+              <w:t>SNIP 13414</w:t>
+              <w:br/>
+              <w:t>Ficha/Mapa 3046</w:t>
+              <w:br/>
+              <w:t>Fuentes:</w:t>
+              <w:br/>
+              <w:t>Maestro Sí · Ppto. Sí</w:t>
+              <w:br/>
+              <w:t>Territorio Sí · CSV territ. Sí</w:t>
+              <w:br/>
+              <w:t>Perfil Sí</w:t>
+            </w:r>
+            <w:r>
+              <w:br/>
+            </w:r>
+            <w:hyperlink r:id="rId27">
+              <w:r>
+                <w:rPr>
+                  <w:rFonts w:ascii="Calibri" w:hAnsi="Calibri" w:eastAsia="Calibri"/>
+                  <w:color w:val="2E74B5"/>
+                  <w:u w:val="single"/>
+                  <w:sz w:val="14"/>
+                </w:rPr>
+                <w:t>Abrir proyecto</w:t>
+              </w:r>
+            </w:hyperlink>
+          </w:p>
+        </w:tc>
+        <w:tc>
+          <w:tcPr>
+            <w:tcW w:type="dxa" w:w="5976"/>
+            <w:tcMar>
+              <w:top w:w="70" w:type="dxa"/>
+              <w:start w:w="90" w:type="dxa"/>
+              <w:bottom w:w="70" w:type="dxa"/>
+              <w:end w:w="90" w:type="dxa"/>
+            </w:tcMar>
+            <w:vAlign w:val="center"/>
+          </w:tcPr>
+          <w:p>
+            <w:pPr>
+              <w:spacing w:after="0" w:line="252" w:lineRule="auto"/>
+              <w:jc w:val="left"/>
+            </w:pPr>
+            <w:r>
+              <w:rPr>
+                <w:rFonts w:ascii="Calibri" w:hAnsi="Calibri" w:eastAsia="Calibri"/>
+                <w:color w:val="203740"/>
+                <w:sz w:val="14"/>
+              </w:rPr>
+              <w:t>CONSTRUCCIÓN DE PLANTELES EDUCATIVOS EN LA PROVINCIA DE SAN JOSÉ DE OCOA (FASE 2)</w:t>
+              <w:br/>
+              <w:t>Institución(es): DIRECCION DE INFRAESTRUCTURA ESCOLAR</w:t>
+              <w:br/>
+              <w:t>Sector(es): Educación</w:t>
+              <w:br/>
+              <w:t>Territorios declarados: región valdesia; provincia(s) SAN JOSÉ DE OCOA; municipio(s) Sin registro</w:t>
+              <w:br/>
+              <w:t>Localización codificada: 05 valdesia · 31 SAN JOSÉ DE OCOA</w:t>
+              <w:br/>
+              <w:t>Ubicación del perfil: SAN JOSÉ DE OCOA - PROYECTO DEPARTAMENTAL</w:t>
+              <w:br/>
+              <w:t>Fuente territorial: profile · alcance province · verificada 02-08-2026 12:40 UTC</w:t>
+              <w:br/>
+              <w:t>Cobertura: nacional No · multirregional No</w:t>
+            </w:r>
+          </w:p>
+        </w:tc>
+        <w:tc>
+          <w:tcPr>
+            <w:tcW w:type="dxa" w:w="2880"/>
+            <w:tcMar>
+              <w:top w:w="70" w:type="dxa"/>
+              <w:start w:w="90" w:type="dxa"/>
+              <w:bottom w:w="70" w:type="dxa"/>
+              <w:end w:w="90" w:type="dxa"/>
+            </w:tcMar>
+            <w:vAlign w:val="center"/>
+          </w:tcPr>
+          <w:p>
+            <w:pPr>
+              <w:spacing w:after="0" w:line="252" w:lineRule="auto"/>
+              <w:jc w:val="left"/>
+            </w:pPr>
+            <w:r>
+              <w:rPr>
+                <w:rFonts w:ascii="Calibri" w:hAnsi="Calibri" w:eastAsia="Calibri"/>
+                <w:color w:val="203740"/>
+                <w:sz w:val="14"/>
+              </w:rPr>
+              <w:t>Estado: EJECUCIÓN</w:t>
+              <w:br/>
+              <w:t>Período: 01-01-2013 – 31-01-2027</w:t>
+              <w:br/>
+              <w:t>Avance físico: 78.37%</w:t>
+              <w:br/>
+              <w:t>Avance financiero: 78.37%</w:t>
+              <w:br/>
+              <w:t>Contratos: 0 total · 0 activos</w:t>
+              <w:br/>
+              <w:t>Seguimiento: Ejecución registrada</w:t>
+            </w:r>
+          </w:p>
+        </w:tc>
+        <w:tc>
+          <w:tcPr>
+            <w:tcW w:type="dxa" w:w="3024"/>
+            <w:tcMar>
+              <w:top w:w="70" w:type="dxa"/>
+              <w:start w:w="90" w:type="dxa"/>
+              <w:bottom w:w="70" w:type="dxa"/>
+              <w:end w:w="90" w:type="dxa"/>
+            </w:tcMar>
+            <w:vAlign w:val="center"/>
+          </w:tcPr>
+          <w:p>
+            <w:pPr>
+              <w:spacing w:after="0" w:line="252" w:lineRule="auto"/>
+              <w:jc w:val="left"/>
+            </w:pPr>
+            <w:r>
+              <w:rPr>
+                <w:rFonts w:ascii="Calibri" w:hAnsi="Calibri" w:eastAsia="Calibri"/>
+                <w:color w:val="203740"/>
+                <w:sz w:val="14"/>
+              </w:rPr>
+              <w:t>Costo del proyecto: RD$ 273,986,003.21</w:t>
+              <w:br/>
+              <w:t>Presupuesto 2026: RD$ 4,748,413.00</w:t>
+              <w:br/>
+              <w:t>Ejecutado 2026: RD$ 2,041,543.08</w:t>
+              <w:br/>
+              <w:t>Ejecución 2026: 42.99%</w:t>
+            </w:r>
+          </w:p>
+        </w:tc>
+      </w:tr>
+      <w:tr>
+        <w:tc>
+          <w:tcPr>
+            <w:tcW w:type="dxa" w:w="576"/>
+            <w:tcMar>
+              <w:top w:w="70" w:type="dxa"/>
+              <w:start w:w="90" w:type="dxa"/>
+              <w:bottom w:w="70" w:type="dxa"/>
+              <w:end w:w="90" w:type="dxa"/>
+            </w:tcMar>
+            <w:vAlign w:val="center"/>
+            <w:shd w:fill="F3F6F6"/>
+          </w:tcPr>
+          <w:p>
+            <w:pPr>
+              <w:spacing w:after="0" w:line="252" w:lineRule="auto"/>
+              <w:jc w:val="center"/>
+            </w:pPr>
+            <w:r>
+              <w:rPr>
+                <w:rFonts w:ascii="Calibri" w:hAnsi="Calibri" w:eastAsia="Calibri"/>
+                <w:color w:val="203740"/>
+                <w:sz w:val="14"/>
+              </w:rPr>
+              <w:t>2</w:t>
+            </w:r>
+          </w:p>
+        </w:tc>
+        <w:tc>
+          <w:tcPr>
+            <w:tcW w:type="dxa" w:w="1656"/>
+            <w:tcMar>
+              <w:top w:w="70" w:type="dxa"/>
+              <w:start w:w="90" w:type="dxa"/>
+              <w:bottom w:w="70" w:type="dxa"/>
+              <w:end w:w="90" w:type="dxa"/>
+            </w:tcMar>
+            <w:vAlign w:val="center"/>
+            <w:shd w:fill="F3F6F6"/>
+          </w:tcPr>
+          <w:p>
+            <w:pPr>
+              <w:spacing w:after="0" w:line="252" w:lineRule="auto"/>
+              <w:jc w:val="left"/>
+            </w:pPr>
+            <w:r>
+              <w:rPr>
+                <w:rFonts w:ascii="Calibri" w:hAnsi="Calibri" w:eastAsia="Calibri"/>
+                <w:color w:val="203740"/>
+                <w:sz w:val="14"/>
+              </w:rPr>
+              <w:t>SNIP 13852</w:t>
+              <w:br/>
+              <w:t>Ficha/Mapa 3696</w:t>
+              <w:br/>
+              <w:t>Fuentes:</w:t>
+              <w:br/>
+              <w:t>Maestro Sí · Ppto. Sí</w:t>
+              <w:br/>
+              <w:t>Territorio Sí · CSV territ. Sí</w:t>
+              <w:br/>
+              <w:t>Perfil Sí</w:t>
+            </w:r>
+            <w:r>
+              <w:br/>
+            </w:r>
+            <w:hyperlink r:id="rId28">
+              <w:r>
+                <w:rPr>
+                  <w:rFonts w:ascii="Calibri" w:hAnsi="Calibri" w:eastAsia="Calibri"/>
+                  <w:color w:val="2E74B5"/>
+                  <w:u w:val="single"/>
+                  <w:sz w:val="14"/>
+                </w:rPr>
+                <w:t>Abrir proyecto</w:t>
+              </w:r>
+            </w:hyperlink>
+            <w:r>
+              <w:br/>
+            </w:r>
+            <w:hyperlink r:id="rId29">
+              <w:r>
+                <w:rPr>
+                  <w:rFonts w:ascii="Calibri" w:hAnsi="Calibri" w:eastAsia="Calibri"/>
+                  <w:color w:val="2E74B5"/>
+                  <w:u w:val="single"/>
+                  <w:sz w:val="14"/>
+                </w:rPr>
+                <w:t>Abrir contratos</w:t>
+              </w:r>
+            </w:hyperlink>
+          </w:p>
+        </w:tc>
+        <w:tc>
+          <w:tcPr>
+            <w:tcW w:type="dxa" w:w="5976"/>
+            <w:tcMar>
+              <w:top w:w="70" w:type="dxa"/>
+              <w:start w:w="90" w:type="dxa"/>
+              <w:bottom w:w="70" w:type="dxa"/>
+              <w:end w:w="90" w:type="dxa"/>
+            </w:tcMar>
+            <w:vAlign w:val="center"/>
+            <w:shd w:fill="F3F6F6"/>
+          </w:tcPr>
+          <w:p>
+            <w:pPr>
+              <w:spacing w:after="0" w:line="252" w:lineRule="auto"/>
+              <w:jc w:val="left"/>
+            </w:pPr>
+            <w:r>
+              <w:rPr>
+                <w:rFonts w:ascii="Calibri" w:hAnsi="Calibri" w:eastAsia="Calibri"/>
+                <w:color w:val="203740"/>
+                <w:sz w:val="14"/>
+              </w:rPr>
+              <w:t>RESTAURACIÓN DE LA CUENCA  DEL RÍO OCOA Y SU  COSTA EN LA PROVINCIA SAN JOSÉ DE OCOA.</w:t>
+              <w:br/>
+              <w:t>Institución(es): MINISTERIO  DE MEDIO AMBIENTE Y RECURSOS NATURALES</w:t>
+              <w:br/>
+              <w:t>Sector(es): Protección de la biodiversidad y ordenación de desechos</w:t>
+              <w:br/>
+              <w:t>Territorios declarados: región valdesia; provincia(s) SAN JOSÉ DE OCOA; municipio(s) Sin registro</w:t>
+              <w:br/>
+              <w:t>Localización codificada: 05 valdesia · 31 SAN JOSÉ DE OCOA</w:t>
+              <w:br/>
+              <w:t>Ubicación del perfil: SAN JOSÉ DE OCOA - PROYECTO DEPARTAMENTAL</w:t>
+              <w:br/>
+              <w:t>Fuente territorial: profile · alcance province · verificada 02-08-2026 12:40 UTC</w:t>
+              <w:br/>
+              <w:t>Cobertura: nacional No · multirregional No</w:t>
+            </w:r>
+          </w:p>
+        </w:tc>
+        <w:tc>
+          <w:tcPr>
+            <w:tcW w:type="dxa" w:w="2880"/>
+            <w:tcMar>
+              <w:top w:w="70" w:type="dxa"/>
+              <w:start w:w="90" w:type="dxa"/>
+              <w:bottom w:w="70" w:type="dxa"/>
+              <w:end w:w="90" w:type="dxa"/>
+            </w:tcMar>
+            <w:vAlign w:val="center"/>
+            <w:shd w:fill="F3F6F6"/>
+          </w:tcPr>
+          <w:p>
+            <w:pPr>
+              <w:spacing w:after="0" w:line="252" w:lineRule="auto"/>
+              <w:jc w:val="left"/>
+            </w:pPr>
+            <w:r>
+              <w:rPr>
+                <w:rFonts w:ascii="Calibri" w:hAnsi="Calibri" w:eastAsia="Calibri"/>
+                <w:color w:val="203740"/>
+                <w:sz w:val="14"/>
+              </w:rPr>
+              <w:t>Estado: EJECUCIÓN</w:t>
+              <w:br/>
+              <w:t>Período: 01-01-2017 – 31-01-2027</w:t>
+              <w:br/>
+              <w:t>Avance físico: 62.77%</w:t>
+              <w:br/>
+              <w:t>Avance financiero: 62.77%</w:t>
+              <w:br/>
+              <w:t>Contratos: 28 total · 5 activos</w:t>
+              <w:br/>
+              <w:t>Seguimiento: Ejecución y contrato activo</w:t>
+            </w:r>
+          </w:p>
+        </w:tc>
+        <w:tc>
+          <w:tcPr>
+            <w:tcW w:type="dxa" w:w="3024"/>
+            <w:tcMar>
+              <w:top w:w="70" w:type="dxa"/>
+              <w:start w:w="90" w:type="dxa"/>
+              <w:bottom w:w="70" w:type="dxa"/>
+              <w:end w:w="90" w:type="dxa"/>
+            </w:tcMar>
+            <w:vAlign w:val="center"/>
+            <w:shd w:fill="F3F6F6"/>
+          </w:tcPr>
+          <w:p>
+            <w:pPr>
+              <w:spacing w:after="0" w:line="252" w:lineRule="auto"/>
+              <w:jc w:val="left"/>
+            </w:pPr>
+            <w:r>
+              <w:rPr>
+                <w:rFonts w:ascii="Calibri" w:hAnsi="Calibri" w:eastAsia="Calibri"/>
+                <w:color w:val="203740"/>
+                <w:sz w:val="14"/>
+              </w:rPr>
+              <w:t>Costo del proyecto: RD$ 160,650,600.00</w:t>
+              <w:br/>
+              <w:t>Presupuesto 2026: RD$ 13,201,401.00</w:t>
+              <w:br/>
+              <w:t>Ejecutado 2026: RD$ 5,772,750.00</w:t>
+              <w:br/>
+              <w:t>Ejecución 2026: 43.73%</w:t>
+            </w:r>
+          </w:p>
+        </w:tc>
+      </w:tr>
+      <w:tr>
+        <w:tc>
+          <w:tcPr>
+            <w:tcW w:type="dxa" w:w="576"/>
+            <w:tcMar>
+              <w:top w:w="70" w:type="dxa"/>
+              <w:start w:w="90" w:type="dxa"/>
+              <w:bottom w:w="70" w:type="dxa"/>
+              <w:end w:w="90" w:type="dxa"/>
+            </w:tcMar>
+            <w:vAlign w:val="center"/>
+          </w:tcPr>
+          <w:p>
+            <w:pPr>
+              <w:spacing w:after="0" w:line="252" w:lineRule="auto"/>
+              <w:jc w:val="center"/>
+            </w:pPr>
+            <w:r>
+              <w:rPr>
+                <w:rFonts w:ascii="Calibri" w:hAnsi="Calibri" w:eastAsia="Calibri"/>
+                <w:color w:val="203740"/>
+                <w:sz w:val="14"/>
+              </w:rPr>
+              <w:t>3</w:t>
+            </w:r>
+          </w:p>
+        </w:tc>
+        <w:tc>
+          <w:tcPr>
+            <w:tcW w:type="dxa" w:w="1656"/>
+            <w:tcMar>
+              <w:top w:w="70" w:type="dxa"/>
+              <w:start w:w="90" w:type="dxa"/>
+              <w:bottom w:w="70" w:type="dxa"/>
+              <w:end w:w="90" w:type="dxa"/>
+            </w:tcMar>
+            <w:vAlign w:val="center"/>
+          </w:tcPr>
+          <w:p>
+            <w:pPr>
+              <w:spacing w:after="0" w:line="252" w:lineRule="auto"/>
+              <w:jc w:val="left"/>
+            </w:pPr>
+            <w:r>
+              <w:rPr>
+                <w:rFonts w:ascii="Calibri" w:hAnsi="Calibri" w:eastAsia="Calibri"/>
+                <w:color w:val="203740"/>
+                <w:sz w:val="14"/>
+              </w:rPr>
+              <w:t>SNIP 13905</w:t>
+              <w:br/>
+              <w:t>Ficha/Mapa 2183</w:t>
+              <w:br/>
+              <w:t>Fuentes:</w:t>
+              <w:br/>
+              <w:t>Maestro Sí · Ppto. Sí</w:t>
+              <w:br/>
+              <w:t>Territorio Sí · CSV territ. Sí</w:t>
+              <w:br/>
+              <w:t>Perfil Sí</w:t>
+            </w:r>
+            <w:r>
+              <w:br/>
+            </w:r>
+            <w:hyperlink r:id="rId30">
+              <w:r>
+                <w:rPr>
+                  <w:rFonts w:ascii="Calibri" w:hAnsi="Calibri" w:eastAsia="Calibri"/>
+                  <w:color w:val="2E74B5"/>
+                  <w:u w:val="single"/>
+                  <w:sz w:val="14"/>
+                </w:rPr>
+                <w:t>Abrir proyecto</w:t>
+              </w:r>
+            </w:hyperlink>
+          </w:p>
+        </w:tc>
+        <w:tc>
+          <w:tcPr>
+            <w:tcW w:type="dxa" w:w="5976"/>
+            <w:tcMar>
+              <w:top w:w="70" w:type="dxa"/>
+              <w:start w:w="90" w:type="dxa"/>
+              <w:bottom w:w="70" w:type="dxa"/>
+              <w:end w:w="90" w:type="dxa"/>
+            </w:tcMar>
+            <w:vAlign w:val="center"/>
+          </w:tcPr>
+          <w:p>
+            <w:pPr>
+              <w:spacing w:after="0" w:line="252" w:lineRule="auto"/>
+              <w:jc w:val="left"/>
+            </w:pPr>
+            <w:r>
+              <w:rPr>
+                <w:rFonts w:ascii="Calibri" w:hAnsi="Calibri" w:eastAsia="Calibri"/>
+                <w:color w:val="203740"/>
+                <w:sz w:val="14"/>
+              </w:rPr>
+              <w:t>AMPLIACIÓN ACUEDUCTO SAN JOSE DE OCOA - SABANA LARGA, PROVINCIA SAN JOSE DE OCOA</w:t>
+              <w:br/>
+              <w:t>Institución(es): INSTITUTO NACIONAL DE AGUA POTABLE Y ALCANTARILLADO (INAPA)</w:t>
+              <w:br/>
+              <w:t>Sector(es): Vivienda y servicios comunitarios</w:t>
+              <w:br/>
+              <w:t>Territorios declarados: región valdesia; provincia(s) SAN JOSÉ DE OCOA; municipio(s) SABANA LARGA; SAN JOSÉ DE OCOA</w:t>
+              <w:br/>
+              <w:t>Localización codificada: 05 valdesia · 31 SAN JOSÉ DE OCOA · 053102 SABANA LARGA; 05 valdesia · 31 SAN JOSÉ DE OCOA · 053101 SAN JOSÉ DE OCOA</w:t>
+              <w:br/>
+              <w:t>Ubicación del perfil: SABANA LARGA (SAN JOSÉ DE OCOA); SAN JOSÉ DE OCOA (SAN JOSÉ DE OCOA)</w:t>
+              <w:br/>
+              <w:t>Fuente territorial: profile · alcance municipality · verificada 02-08-2026 12:40 UTC</w:t>
+              <w:br/>
+              <w:t>Cobertura: nacional No · multirregional No</w:t>
+            </w:r>
+          </w:p>
+        </w:tc>
+        <w:tc>
+          <w:tcPr>
+            <w:tcW w:type="dxa" w:w="2880"/>
+            <w:tcMar>
+              <w:top w:w="70" w:type="dxa"/>
+              <w:start w:w="90" w:type="dxa"/>
+              <w:bottom w:w="70" w:type="dxa"/>
+              <w:end w:w="90" w:type="dxa"/>
+            </w:tcMar>
+            <w:vAlign w:val="center"/>
+          </w:tcPr>
+          <w:p>
+            <w:pPr>
+              <w:spacing w:after="0" w:line="252" w:lineRule="auto"/>
+              <w:jc w:val="left"/>
+            </w:pPr>
+            <w:r>
+              <w:rPr>
+                <w:rFonts w:ascii="Calibri" w:hAnsi="Calibri" w:eastAsia="Calibri"/>
+                <w:color w:val="203740"/>
+                <w:sz w:val="14"/>
+              </w:rPr>
+              <w:t>Estado: EJECUCIÓN</w:t>
+              <w:br/>
+              <w:t>Período: 01-01-2018 – 31-01-2027</w:t>
+              <w:br/>
+              <w:t>Avance físico: 86.23%</w:t>
+              <w:br/>
+              <w:t>Avance financiero: 86.23%</w:t>
+              <w:br/>
+              <w:t>Contratos: 0 total · 0 activos</w:t>
+              <w:br/>
+              <w:t>Seguimiento: Ejecución registrada</w:t>
+            </w:r>
+          </w:p>
+        </w:tc>
+        <w:tc>
+          <w:tcPr>
+            <w:tcW w:type="dxa" w:w="3024"/>
+            <w:tcMar>
+              <w:top w:w="70" w:type="dxa"/>
+              <w:start w:w="90" w:type="dxa"/>
+              <w:bottom w:w="70" w:type="dxa"/>
+              <w:end w:w="90" w:type="dxa"/>
+            </w:tcMar>
+            <w:vAlign w:val="center"/>
+          </w:tcPr>
+          <w:p>
+            <w:pPr>
+              <w:spacing w:after="0" w:line="252" w:lineRule="auto"/>
+              <w:jc w:val="left"/>
+            </w:pPr>
+            <w:r>
+              <w:rPr>
+                <w:rFonts w:ascii="Calibri" w:hAnsi="Calibri" w:eastAsia="Calibri"/>
+                <w:color w:val="203740"/>
+                <w:sz w:val="14"/>
+              </w:rPr>
+              <w:t>Costo del proyecto: RD$ 1,451,109,556.51</w:t>
+              <w:br/>
+              <w:t>Presupuesto 2026: RD$ 201,102,656.00</w:t>
+              <w:br/>
+              <w:t>Ejecutado 2026: RD$ 196,355,669.57</w:t>
+              <w:br/>
+              <w:t>Ejecución 2026: 97.64%</w:t>
+            </w:r>
+          </w:p>
+        </w:tc>
+      </w:tr>
+      <w:tr>
+        <w:tc>
+          <w:tcPr>
+            <w:tcW w:type="dxa" w:w="576"/>
+            <w:tcMar>
+              <w:top w:w="70" w:type="dxa"/>
+              <w:start w:w="90" w:type="dxa"/>
+              <w:bottom w:w="70" w:type="dxa"/>
+              <w:end w:w="90" w:type="dxa"/>
+            </w:tcMar>
+            <w:vAlign w:val="center"/>
+            <w:shd w:fill="F3F6F6"/>
+          </w:tcPr>
+          <w:p>
+            <w:pPr>
+              <w:spacing w:after="0" w:line="252" w:lineRule="auto"/>
+              <w:jc w:val="center"/>
+            </w:pPr>
+            <w:r>
+              <w:rPr>
+                <w:rFonts w:ascii="Calibri" w:hAnsi="Calibri" w:eastAsia="Calibri"/>
+                <w:color w:val="203740"/>
+                <w:sz w:val="14"/>
+              </w:rPr>
+              <w:t>4</w:t>
+            </w:r>
+          </w:p>
+        </w:tc>
+        <w:tc>
+          <w:tcPr>
+            <w:tcW w:type="dxa" w:w="1656"/>
+            <w:tcMar>
+              <w:top w:w="70" w:type="dxa"/>
+              <w:start w:w="90" w:type="dxa"/>
+              <w:bottom w:w="70" w:type="dxa"/>
+              <w:end w:w="90" w:type="dxa"/>
+            </w:tcMar>
+            <w:vAlign w:val="center"/>
+            <w:shd w:fill="F3F6F6"/>
+          </w:tcPr>
+          <w:p>
+            <w:pPr>
+              <w:spacing w:after="0" w:line="252" w:lineRule="auto"/>
+              <w:jc w:val="left"/>
+            </w:pPr>
+            <w:r>
+              <w:rPr>
+                <w:rFonts w:ascii="Calibri" w:hAnsi="Calibri" w:eastAsia="Calibri"/>
+                <w:color w:val="203740"/>
+                <w:sz w:val="14"/>
+              </w:rPr>
+              <w:t>SNIP 14491</w:t>
+              <w:br/>
+              <w:t>Ficha/Mapa 4979</w:t>
+              <w:br/>
+              <w:t>Fuentes:</w:t>
+              <w:br/>
+              <w:t>Maestro Sí · Ppto. Sí</w:t>
+              <w:br/>
+              <w:t>Territorio Sí · CSV territ. Sí</w:t>
+              <w:br/>
+              <w:t>Perfil Sí</w:t>
+            </w:r>
+            <w:r>
+              <w:br/>
+            </w:r>
+            <w:hyperlink r:id="rId31">
+              <w:r>
+                <w:rPr>
+                  <w:rFonts w:ascii="Calibri" w:hAnsi="Calibri" w:eastAsia="Calibri"/>
+                  <w:color w:val="2E74B5"/>
+                  <w:u w:val="single"/>
+                  <w:sz w:val="14"/>
+                </w:rPr>
+                <w:t>Abrir proyecto</w:t>
+              </w:r>
+            </w:hyperlink>
+          </w:p>
+        </w:tc>
+        <w:tc>
+          <w:tcPr>
+            <w:tcW w:type="dxa" w:w="5976"/>
+            <w:tcMar>
+              <w:top w:w="70" w:type="dxa"/>
+              <w:start w:w="90" w:type="dxa"/>
+              <w:bottom w:w="70" w:type="dxa"/>
+              <w:end w:w="90" w:type="dxa"/>
+            </w:tcMar>
+            <w:vAlign w:val="center"/>
+            <w:shd w:fill="F3F6F6"/>
+          </w:tcPr>
+          <w:p>
+            <w:pPr>
+              <w:spacing w:after="0" w:line="252" w:lineRule="auto"/>
+              <w:jc w:val="left"/>
+            </w:pPr>
+            <w:r>
+              <w:rPr>
+                <w:rFonts w:ascii="Calibri" w:hAnsi="Calibri" w:eastAsia="Calibri"/>
+                <w:color w:val="203740"/>
+                <w:sz w:val="14"/>
+              </w:rPr>
+              <w:t>MEJORAMIENTO DE LA CONECTIVIDAD PARA LA TRANSFORMACION DIGITAL EN LA REPUBLICA DOMINICANA</w:t>
+              <w:br/>
+              <w:t>Institución(es): INSTITUTO DOMINICANO DE LA TELECOMUNICACIONES</w:t>
+              <w:br/>
+              <w:t>Sector(es): Comunicaciones</w:t>
+              <w:br/>
+              <w:t>Territorios declarados: región Sin dato; provincia(s) AZUA; BAORUCO; BARAHONA; DAJABÓN; DISTRITO NACIONAL; DUARTE; EL SEIBO; ELÍAS PIÑA; ESPAILLAT; HATO MAYOR; HERMANAS MIRABAL; INDEPENDENCIA; LA ALTAGRACIA; LA ROMANA; LA VEGA; MARÍA TRINIDAD SÁNCHEZ; MONSEÑOR NOUEL; MONTE CRISTI; MONTE PLATA; PEDERNALES; PERAVIA; PUERTO PLATA; SAMANÁ; SAN CRISTÓBAL; SAN JOSÉ DE OCOA; SAN JUAN; SAN PEDRO DE MACORÍS; SÁNCHEZ RAMÍREZ; SANTIAGO; SANTIAGO RODRIGUEZ; SANTO DOMINGO; VALVERDE; municipio(s) Sin registro</w:t>
+              <w:br/>
+              <w:t>Localización codificada: 07 el_valle · 02 AZUA; 06 enriquillo · 03 BAORUCO; 06 enriquillo · 04 BARAHONA; 04 cibao_noroeste · 05 DAJABÓN; 00 · 00000 DISTRITO NACIONAL; 03 cibao_nordeste · 06 DUARTE; 08 yuma · 08 EL SEIBO; 07 el_valle · 07 ELÍAS PIÑA; 01 cibao_norte · 09 ESPAILLAT; 09 higuamo · 30 HATO MAYOR; 03 cibao_nordeste · 19 HERMANAS MIRABAL; 06 enriquillo · 10 INDEPENDENCIA; 08 yuma · 11 LA ALTAGRACIA; 08 yuma · 12 LA ROMANA; 02 cibao_sur · 13 LA VEGA; 03 cibao_nordeste · 14 MARÍA TRINIDAD SÁNCHEZ; 02 cibao_sur · 28 MONSEÑOR NOUEL; 04 cibao_noroeste · 15 MONTE CRISTI; 09 higuamo · 29 MONTE PLATA; 06 enriquillo · 16 PEDERNALES; 05 valdesia · 17 PERAVIA; 01 cibao_norte · 18 PUERTO PLATA; 03 cibao_nordeste · 20 SAMANÁ; 05 valdesia · 21 SAN CRISTÓBAL; 05 valdesia · 31 SAN JOSÉ DE OCOA; 07 el_valle · 22 SAN JUAN; 09 higuamo · 23 SAN PEDRO DE MACORÍS; 02 cibao_sur · 24 SÁNCHEZ RAMÍREZ; 01 cibao_norte · 25 SANTIAGO; 04 cibao_noroeste · 26 SANTIAGO RODRIGUEZ; 10 ozama · 32 SANTO DOMINGO; 04 cibao_noroeste · 27 VALVERDE</w:t>
+              <w:br/>
+              <w:t>Ubicación del perfil: AZUA - PROYECTO DEPARTAMENTAL; BAORUCO - PROYECTO DEPARTAMENTAL; BARAHONA - PROYECTO DEPARTAMENTAL; DAJABÓN - PROYECTO DEPARTAMENTAL; DISTRITO NACIONAL - PROYECTO DEPARTAMENTAL; DUARTE - PROYECTO DEPARTAMENTAL; EL SEIBO - PROYECTO DEPARTAMENTAL; ELÍAS PIÑA - PROYECTO DEPARTAMENTAL; ESPAILLAT - PROYECTO DEPARTAMENTAL; HATO MAYOR - PROYECTO DEPARTAMENTAL; HERMANAS MIRABAL - PROYECTO DEPARTAMENTAL; INDEPENDENCIA - PROYECTO DEPARTAMENTAL; LA ALTAGRACIA - PROYECTO DEPARTAMENTAL; LA ROMANA - PROYECTO DEPARTAMENTAL; LA VEGA - PROYECTO DEPARTAMENTAL; MARÍA TRINIDAD SÁNCHEZ - PROYECTO DEPARTAMENTAL; MONSEÑOR NOUEL - PROYECTO DEPARTAMENTAL; MONTE CRISTI - PROYECTO DEPARTAMENTAL; MONTE PLATA - PROYECTO DEPARTAMENTAL; PEDERNALES - PROYECTO DEPARTAMENTAL; PERAVIA - PROYECTO DEPARTAMENTAL; PUERTO PLATA - PROYECTO DEPARTAMENTAL; SAMANÁ - PROYECTO DEPARTAMENTAL; SAN CRISTÓBAL - PROYECTO DEPARTAMENTAL; SAN JOSÉ DE OCOA - PROYECTO DEPARTAMENTAL; SAN JUAN - PROYECTO DEPARTAMENTAL; SAN PEDRO DE MACORÍS - PROYECTO DEPARTAMENTAL; SÁNCHEZ RAMÍREZ - PROYECTO DEPARTAMENTAL; SANTIAGO - PROYECTO DEPARTAMENTAL; SANTIAGO RODRIGUEZ - PROYECTO DEPARTAMENTAL; SANTO DOMINGO - PROYECTO DEPARTAMENTAL; VALVERDE - PROYECTO DEPARTAMENTAL</w:t>
+              <w:br/>
+              <w:t>Fuente territorial: profile · alcance province · verificada 02-08-2026 12:40 UTC</w:t>
+              <w:br/>
+              <w:t>Cobertura: nacional No · multirregional Sí</w:t>
+            </w:r>
+          </w:p>
+        </w:tc>
+        <w:tc>
+          <w:tcPr>
+            <w:tcW w:type="dxa" w:w="2880"/>
+            <w:tcMar>
+              <w:top w:w="70" w:type="dxa"/>
+              <w:start w:w="90" w:type="dxa"/>
+              <w:bottom w:w="70" w:type="dxa"/>
+              <w:end w:w="90" w:type="dxa"/>
+            </w:tcMar>
+            <w:vAlign w:val="center"/>
+            <w:shd w:fill="F3F6F6"/>
+          </w:tcPr>
+          <w:p>
+            <w:pPr>
+              <w:spacing w:after="0" w:line="252" w:lineRule="auto"/>
+              <w:jc w:val="left"/>
+            </w:pPr>
+            <w:r>
+              <w:rPr>
+                <w:rFonts w:ascii="Calibri" w:hAnsi="Calibri" w:eastAsia="Calibri"/>
+                <w:color w:val="203740"/>
+                <w:sz w:val="14"/>
+              </w:rPr>
+              <w:t>Estado: EJECUCIÓN</w:t>
+              <w:br/>
+              <w:t>Período: 01-01-2021 – 31-01-2027</w:t>
+              <w:br/>
+              <w:t>Avance físico: 30.65%</w:t>
+              <w:br/>
+              <w:t>Avance financiero: 30.65%</w:t>
+              <w:br/>
+              <w:t>Contratos: 0 total · 0 activos</w:t>
+              <w:br/>
+              <w:t>Seguimiento: Ejecución registrada</w:t>
+            </w:r>
+          </w:p>
+        </w:tc>
+        <w:tc>
+          <w:tcPr>
+            <w:tcW w:type="dxa" w:w="3024"/>
+            <w:tcMar>
+              <w:top w:w="70" w:type="dxa"/>
+              <w:start w:w="90" w:type="dxa"/>
+              <w:bottom w:w="70" w:type="dxa"/>
+              <w:end w:w="90" w:type="dxa"/>
+            </w:tcMar>
+            <w:vAlign w:val="center"/>
+            <w:shd w:fill="F3F6F6"/>
+          </w:tcPr>
+          <w:p>
+            <w:pPr>
+              <w:spacing w:after="0" w:line="252" w:lineRule="auto"/>
+              <w:jc w:val="left"/>
+            </w:pPr>
+            <w:r>
+              <w:rPr>
+                <w:rFonts w:ascii="Calibri" w:hAnsi="Calibri" w:eastAsia="Calibri"/>
+                <w:color w:val="203740"/>
+                <w:sz w:val="14"/>
+              </w:rPr>
+              <w:t>Costo del proyecto: RD$ 6,785,000,000.00</w:t>
+              <w:br/>
+              <w:t>Presupuesto 2026: RD$ 1,072,870,000.00</w:t>
+              <w:br/>
+              <w:t>Ejecutado 2026: RD$ 487,278,253.64</w:t>
+              <w:br/>
+              <w:t>Ejecución 2026: 45.42%</w:t>
+            </w:r>
+          </w:p>
+        </w:tc>
+      </w:tr>
+      <w:tr>
+        <w:tc>
+          <w:tcPr>
+            <w:tcW w:type="dxa" w:w="576"/>
+            <w:tcMar>
+              <w:top w:w="70" w:type="dxa"/>
+              <w:start w:w="90" w:type="dxa"/>
+              <w:bottom w:w="70" w:type="dxa"/>
+              <w:end w:w="90" w:type="dxa"/>
+            </w:tcMar>
+            <w:vAlign w:val="center"/>
+          </w:tcPr>
+          <w:p>
+            <w:pPr>
+              <w:spacing w:after="0" w:line="252" w:lineRule="auto"/>
+              <w:jc w:val="center"/>
+            </w:pPr>
+            <w:r>
+              <w:rPr>
+                <w:rFonts w:ascii="Calibri" w:hAnsi="Calibri" w:eastAsia="Calibri"/>
+                <w:color w:val="203740"/>
+                <w:sz w:val="14"/>
+              </w:rPr>
+              <w:t>5</w:t>
+            </w:r>
+          </w:p>
+        </w:tc>
+        <w:tc>
+          <w:tcPr>
+            <w:tcW w:type="dxa" w:w="1656"/>
+            <w:tcMar>
+              <w:top w:w="70" w:type="dxa"/>
+              <w:start w:w="90" w:type="dxa"/>
+              <w:bottom w:w="70" w:type="dxa"/>
+              <w:end w:w="90" w:type="dxa"/>
+            </w:tcMar>
+            <w:vAlign w:val="center"/>
+          </w:tcPr>
+          <w:p>
+            <w:pPr>
+              <w:spacing w:after="0" w:line="252" w:lineRule="auto"/>
+              <w:jc w:val="left"/>
+            </w:pPr>
+            <w:r>
+              <w:rPr>
+                <w:rFonts w:ascii="Calibri" w:hAnsi="Calibri" w:eastAsia="Calibri"/>
+                <w:color w:val="203740"/>
+                <w:sz w:val="14"/>
+              </w:rPr>
+              <w:t>SNIP 14649</w:t>
+              <w:br/>
+              <w:t>Ficha/Mapa 5137</w:t>
+              <w:br/>
+              <w:t>Fuentes:</w:t>
+              <w:br/>
+              <w:t>Maestro Sí · Ppto. Sí</w:t>
+              <w:br/>
+              <w:t>Territorio Sí · CSV territ. Sí</w:t>
+              <w:br/>
+              <w:t>Perfil Sí</w:t>
+            </w:r>
+            <w:r>
+              <w:br/>
+            </w:r>
+            <w:hyperlink r:id="rId32">
+              <w:r>
+                <w:rPr>
+                  <w:rFonts w:ascii="Calibri" w:hAnsi="Calibri" w:eastAsia="Calibri"/>
+                  <w:color w:val="2E74B5"/>
+                  <w:u w:val="single"/>
+                  <w:sz w:val="14"/>
+                </w:rPr>
+                <w:t>Abrir proyecto</w:t>
+              </w:r>
+            </w:hyperlink>
+            <w:r>
+              <w:br/>
+            </w:r>
+            <w:hyperlink r:id="rId33">
+              <w:r>
+                <w:rPr>
+                  <w:rFonts w:ascii="Calibri" w:hAnsi="Calibri" w:eastAsia="Calibri"/>
+                  <w:color w:val="2E74B5"/>
+                  <w:u w:val="single"/>
+                  <w:sz w:val="14"/>
+                </w:rPr>
+                <w:t>Abrir contratos</w:t>
+              </w:r>
+            </w:hyperlink>
+          </w:p>
+        </w:tc>
+        <w:tc>
+          <w:tcPr>
+            <w:tcW w:type="dxa" w:w="5976"/>
+            <w:tcMar>
+              <w:top w:w="70" w:type="dxa"/>
+              <w:start w:w="90" w:type="dxa"/>
+              <w:bottom w:w="70" w:type="dxa"/>
+              <w:end w:w="90" w:type="dxa"/>
+            </w:tcMar>
+            <w:vAlign w:val="center"/>
+          </w:tcPr>
+          <w:p>
+            <w:pPr>
+              <w:spacing w:after="0" w:line="252" w:lineRule="auto"/>
+              <w:jc w:val="left"/>
+            </w:pPr>
+            <w:r>
+              <w:rPr>
+                <w:rFonts w:ascii="Calibri" w:hAnsi="Calibri" w:eastAsia="Calibri"/>
+                <w:color w:val="203740"/>
+                <w:sz w:val="14"/>
+              </w:rPr>
+              <w:t>MEJORAMIENTO DE 100,000 VIVIENDAS EN LA REPÚBLICA DOMINICANA</w:t>
+              <w:br/>
+              <w:t>Institución(es): MINISTERIO DE LA VIVIENDA, HABITAT Y EDIFICACIONES (MIVHED)</w:t>
+              <w:br/>
+              <w:t>Sector(es): Vivienda y servicios comunitarios</w:t>
+              <w:br/>
+              <w:t>Territorios declarados: región Sin dato; provincia(s) AZUA; BAORUCO; BARAHONA; DAJABÓN; DISTRITO NACIONAL; DUARTE; EL SEIBO; ELÍAS PIÑA; ESPAILLAT; HATO MAYOR; HERMANAS MIRABAL; INDEPENDENCIA; LA ALTAGRACIA; LA ROMANA; LA VEGA; MARÍA TRINIDAD SÁNCHEZ; MONSEÑOR NOUEL; MONTE CRISTI; MONTE PLATA; PEDERNALES; PERAVIA; PUERTO PLATA; SAMANÁ; SAN CRISTÓBAL; SAN JOSÉ DE OCOA; SAN JUAN; SAN PEDRO DE MACORÍS; SÁNCHEZ RAMÍREZ; SANTIAGO; SANTIAGO RODRIGUEZ; SANTO DOMINGO; VALVERDE; municipio(s) Sin registro</w:t>
+              <w:br/>
+              <w:t>Localización codificada: 07 el_valle · 02 AZUA; 06 enriquillo · 03 BAORUCO; 06 enriquillo · 04 BARAHONA; 04 cibao_noroeste · 05 DAJABÓN; 00 · 00000 DISTRITO NACIONAL; 03 cibao_nordeste · 06 DUARTE; 08 yuma · 08 EL SEIBO; 07 el_valle · 07 ELÍAS PIÑA; 01 cibao_norte · 09 ESPAILLAT; 09 higuamo · 30 HATO MAYOR; 03 cibao_nordeste · 19 HERMANAS MIRABAL; 06 enriquillo · 10 INDEPENDENCIA; 08 yuma · 11 LA ALTAGRACIA; 08 yuma · 12 LA ROMANA; 02 cibao_sur · 13 LA VEGA; 03 cibao_nordeste · 14 MARÍA TRINIDAD SÁNCHEZ; 02 cibao_sur · 28 MONSEÑOR NOUEL; 04 cibao_noroeste · 15 MONTE CRISTI; 09 higuamo · 29 MONTE PLATA; 06 enriquillo · 16 PEDERNALES; 05 valdesia · 17 PERAVIA; 01 cibao_norte · 18 PUERTO PLATA; 03 cibao_nordeste · 20 SAMANÁ; 05 valdesia · 21 SAN CRISTÓBAL; 05 valdesia · 31 SAN JOSÉ DE OCOA; 07 el_valle · 22 SAN JUAN; 09 higuamo · 23 SAN PEDRO DE MACORÍS; 02 cibao_sur · 24 SÁNCHEZ RAMÍREZ; 01 cibao_norte · 25 SANTIAGO; 04 cibao_noroeste · 26 SANTIAGO RODRIGUEZ; 10 ozama · 32 SANTO DOMINGO; 04 cibao_noroeste · 27 VALVERDE</w:t>
+              <w:br/>
+              <w:t>Ubicación del perfil: AZUA - PROYECTO DEPARTAMENTAL; BAORUCO - PROYECTO DEPARTAMENTAL; BARAHONA - PROYECTO DEPARTAMENTAL; DAJABÓN - PROYECTO DEPARTAMENTAL; DISTRITO NACIONAL - PROYECTO DEPARTAMENTAL; DUARTE - PROYECTO DEPARTAMENTAL; EL SEIBO - PROYECTO DEPARTAMENTAL; ELÍAS PIÑA - PROYECTO DEPARTAMENTAL; ESPAILLAT - PROYECTO DEPARTAMENTAL; HATO MAYOR - PROYECTO DEPARTAMENTAL; HERMANAS MIRABAL - PROYECTO DEPARTAMENTAL; INDEPENDENCIA - PROYECTO DEPARTAMENTAL; LA ALTAGRACIA - PROYECTO DEPARTAMENTAL; LA ROMANA - PROYECTO DEPARTAMENTAL; LA VEGA - PROYECTO DEPARTAMENTAL; MARÍA TRINIDAD SÁNCHEZ - PROYECTO DEPARTAMENTAL; MONSEÑOR NOUEL - PROYECTO DEPARTAMENTAL; MONTE CRISTI - PROYECTO DEPARTAMENTAL; MONTE PLATA - PROYECTO DEPARTAMENTAL; PEDERNALES - PROYECTO DEPARTAMENTAL; PERAVIA - PROYECTO DEPARTAMENTAL; PUERTO PLATA - PROYECTO DEPARTAMENTAL; SAMANÁ - PROYECTO DEPARTAMENTAL; SAN CRISTÓBAL - PROYECTO DEPARTAMENTAL; SAN JOSÉ DE OCOA - PROYECTO DEPARTAMENTAL; SAN JUAN - PROYECTO DEPARTAMENTAL; SAN PEDRO DE MACORÍS - PROYECTO DEPARTAMENTAL; SÁNCHEZ RAMÍREZ - PROYECTO DEPARTAMENTAL; SANTIAGO - PROYECTO DEPARTAMENTAL; SANTIAGO RODRIGUEZ - PROYECTO DEPARTAMENTAL; SANTO DOMINGO - PROYECTO DEPARTAMENTAL; VALVERDE - PROYECTO DEPARTAMENTAL</w:t>
+              <w:br/>
+              <w:t>Fuente territorial: profile · alcance province · verificada 02-08-2026 12:40 UTC</w:t>
+              <w:br/>
+              <w:t>Cobertura: nacional No · multirregional Sí</w:t>
+            </w:r>
+          </w:p>
+        </w:tc>
+        <w:tc>
+          <w:tcPr>
+            <w:tcW w:type="dxa" w:w="2880"/>
+            <w:tcMar>
+              <w:top w:w="70" w:type="dxa"/>
+              <w:start w:w="90" w:type="dxa"/>
+              <w:bottom w:w="70" w:type="dxa"/>
+              <w:end w:w="90" w:type="dxa"/>
+            </w:tcMar>
+            <w:vAlign w:val="center"/>
+          </w:tcPr>
+          <w:p>
+            <w:pPr>
+              <w:spacing w:after="0" w:line="252" w:lineRule="auto"/>
+              <w:jc w:val="left"/>
+            </w:pPr>
+            <w:r>
+              <w:rPr>
+                <w:rFonts w:ascii="Calibri" w:hAnsi="Calibri" w:eastAsia="Calibri"/>
+                <w:color w:val="203740"/>
+                <w:sz w:val="14"/>
+              </w:rPr>
+              <w:t>Estado: EJECUCIÓN</w:t>
+              <w:br/>
+              <w:t>Período: 01-01-2021 – 31-01-2027</w:t>
+              <w:br/>
+              <w:t>Avance físico: 77.38%</w:t>
+              <w:br/>
+              <w:t>Avance financiero: 77.38%</w:t>
+              <w:br/>
+              <w:t>Contratos: 32 total · 29 activos</w:t>
+              <w:br/>
+              <w:t>Seguimiento: Ejecución y contrato activo</w:t>
+            </w:r>
+          </w:p>
+        </w:tc>
+        <w:tc>
+          <w:tcPr>
+            <w:tcW w:type="dxa" w:w="3024"/>
+            <w:tcMar>
+              <w:top w:w="70" w:type="dxa"/>
+              <w:start w:w="90" w:type="dxa"/>
+              <w:bottom w:w="70" w:type="dxa"/>
+              <w:end w:w="90" w:type="dxa"/>
+            </w:tcMar>
+            <w:vAlign w:val="center"/>
+          </w:tcPr>
+          <w:p>
+            <w:pPr>
+              <w:spacing w:after="0" w:line="252" w:lineRule="auto"/>
+              <w:jc w:val="left"/>
+            </w:pPr>
+            <w:r>
+              <w:rPr>
+                <w:rFonts w:ascii="Calibri" w:hAnsi="Calibri" w:eastAsia="Calibri"/>
+                <w:color w:val="203740"/>
+                <w:sz w:val="14"/>
+              </w:rPr>
+              <w:t>Costo del proyecto: RD$ 9,076,506,534.00</w:t>
+              <w:br/>
+              <w:t>Presupuesto 2026: RD$ 1,549,580,606.13</w:t>
+              <w:br/>
+              <w:t>Ejecutado 2026: RD$ 807,941,400.40</w:t>
+              <w:br/>
+              <w:t>Ejecución 2026: 52.14%</w:t>
+            </w:r>
+          </w:p>
+        </w:tc>
+      </w:tr>
+      <w:tr>
+        <w:tc>
+          <w:tcPr>
+            <w:tcW w:type="dxa" w:w="576"/>
+            <w:tcMar>
+              <w:top w:w="70" w:type="dxa"/>
+              <w:start w:w="90" w:type="dxa"/>
+              <w:bottom w:w="70" w:type="dxa"/>
+              <w:end w:w="90" w:type="dxa"/>
+            </w:tcMar>
+            <w:vAlign w:val="center"/>
+            <w:shd w:fill="F3F6F6"/>
+          </w:tcPr>
+          <w:p>
+            <w:pPr>
+              <w:spacing w:after="0" w:line="252" w:lineRule="auto"/>
+              <w:jc w:val="center"/>
+            </w:pPr>
+            <w:r>
+              <w:rPr>
+                <w:rFonts w:ascii="Calibri" w:hAnsi="Calibri" w:eastAsia="Calibri"/>
+                <w:color w:val="203740"/>
+                <w:sz w:val="14"/>
+              </w:rPr>
+              <w:t>6</w:t>
+            </w:r>
+          </w:p>
+        </w:tc>
+        <w:tc>
+          <w:tcPr>
+            <w:tcW w:type="dxa" w:w="1656"/>
+            <w:tcMar>
+              <w:top w:w="70" w:type="dxa"/>
+              <w:start w:w="90" w:type="dxa"/>
+              <w:bottom w:w="70" w:type="dxa"/>
+              <w:end w:w="90" w:type="dxa"/>
+            </w:tcMar>
+            <w:vAlign w:val="center"/>
+            <w:shd w:fill="F3F6F6"/>
+          </w:tcPr>
+          <w:p>
+            <w:pPr>
+              <w:spacing w:after="0" w:line="252" w:lineRule="auto"/>
+              <w:jc w:val="left"/>
+            </w:pPr>
+            <w:r>
+              <w:rPr>
+                <w:rFonts w:ascii="Calibri" w:hAnsi="Calibri" w:eastAsia="Calibri"/>
+                <w:color w:val="203740"/>
+                <w:sz w:val="14"/>
+              </w:rPr>
+              <w:t>SNIP 14708</w:t>
+              <w:br/>
+              <w:t>Ficha/Mapa 5340</w:t>
+              <w:br/>
+              <w:t>Fuentes:</w:t>
+              <w:br/>
+              <w:t>Maestro Sí · Ppto. Sí</w:t>
+              <w:br/>
+              <w:t>Territorio Sí · CSV territ. Sí</w:t>
+              <w:br/>
+              <w:t>Perfil Sí</w:t>
+            </w:r>
+            <w:r>
+              <w:br/>
+            </w:r>
+            <w:hyperlink r:id="rId34">
+              <w:r>
+                <w:rPr>
+                  <w:rFonts w:ascii="Calibri" w:hAnsi="Calibri" w:eastAsia="Calibri"/>
+                  <w:color w:val="2E74B5"/>
+                  <w:u w:val="single"/>
+                  <w:sz w:val="14"/>
+                </w:rPr>
+                <w:t>Abrir proyecto</w:t>
+              </w:r>
+            </w:hyperlink>
+            <w:r>
+              <w:br/>
+            </w:r>
+            <w:hyperlink r:id="rId35">
+              <w:r>
+                <w:rPr>
+                  <w:rFonts w:ascii="Calibri" w:hAnsi="Calibri" w:eastAsia="Calibri"/>
+                  <w:color w:val="2E74B5"/>
+                  <w:u w:val="single"/>
+                  <w:sz w:val="14"/>
+                </w:rPr>
+                <w:t>Abrir contratos</w:t>
+              </w:r>
+            </w:hyperlink>
+          </w:p>
+        </w:tc>
+        <w:tc>
+          <w:tcPr>
+            <w:tcW w:type="dxa" w:w="5976"/>
+            <w:tcMar>
+              <w:top w:w="70" w:type="dxa"/>
+              <w:start w:w="90" w:type="dxa"/>
+              <w:bottom w:w="70" w:type="dxa"/>
+              <w:end w:w="90" w:type="dxa"/>
+            </w:tcMar>
+            <w:vAlign w:val="center"/>
+            <w:shd w:fill="F3F6F6"/>
+          </w:tcPr>
+          <w:p>
+            <w:pPr>
+              <w:spacing w:after="0" w:line="252" w:lineRule="auto"/>
+              <w:jc w:val="left"/>
+            </w:pPr>
+            <w:r>
+              <w:rPr>
+                <w:rFonts w:ascii="Calibri" w:hAnsi="Calibri" w:eastAsia="Calibri"/>
+                <w:color w:val="203740"/>
+                <w:sz w:val="14"/>
+              </w:rPr>
+              <w:t>TRANSFERENCIA DE CAPACIDADES PARA EL FORTALECIMIENTO DE LAS MIPYMES DE LAS CADENAS DE VALOR DE MANGO Y AGUACATE</w:t>
+              <w:br/>
+              <w:t>Institución(es): MINISTERIO DE INDUSTRIA, COMERCIO y MIPYMES (MICM)</w:t>
+              <w:br/>
+              <w:t>Sector(es): Asuntos económicos, comerciales y laborales</w:t>
+              <w:br/>
+              <w:t>Territorios declarados: región Sin dato; provincia(s) AZUA; DAJABÓN; EL SEIBO; PERAVIA; SAN CRISTÓBAL; SAN JOSÉ DE OCOA; SAN JUAN; SANTIAGO RODRIGUEZ; VALVERDE; municipio(s) Sin registro</w:t>
+              <w:br/>
+              <w:t>Localización codificada: 07 el_valle · 02 AZUA; 04 cibao_noroeste · 05 DAJABÓN; 08 yuma · 08 EL SEIBO; 05 valdesia · 17 PERAVIA; 05 valdesia · 21 SAN CRISTÓBAL; 05 valdesia · 31 SAN JOSÉ DE OCOA; 07 el_valle · 22 SAN JUAN; 04 cibao_noroeste · 26 SANTIAGO RODRIGUEZ; 04 cibao_noroeste · 27 VALVERDE</w:t>
+              <w:br/>
+              <w:t>Ubicación del perfil: AZUA - PROYECTO DEPARTAMENTAL; DAJABÓN - PROYECTO DEPARTAMENTAL; EL SEIBO - PROYECTO DEPARTAMENTAL; PERAVIA - PROYECTO DEPARTAMENTAL; SAN CRISTÓBAL - PROYECTO DEPARTAMENTAL; SAN JOSÉ DE OCOA - PROYECTO DEPARTAMENTAL; SAN JUAN - PROYECTO DEPARTAMENTAL; SANTIAGO RODRIGUEZ - PROYECTO DEPARTAMENTAL; VALVERDE - PROYECTO DEPARTAMENTAL</w:t>
+              <w:br/>
+              <w:t>Fuente territorial: profile · alcance province · verificada 02-08-2026 12:40 UTC</w:t>
+              <w:br/>
+              <w:t>Cobertura: nacional No · multirregional Sí</w:t>
+            </w:r>
+          </w:p>
+        </w:tc>
+        <w:tc>
+          <w:tcPr>
+            <w:tcW w:type="dxa" w:w="2880"/>
+            <w:tcMar>
+              <w:top w:w="70" w:type="dxa"/>
+              <w:start w:w="90" w:type="dxa"/>
+              <w:bottom w:w="70" w:type="dxa"/>
+              <w:end w:w="90" w:type="dxa"/>
+            </w:tcMar>
+            <w:vAlign w:val="center"/>
+            <w:shd w:fill="F3F6F6"/>
+          </w:tcPr>
+          <w:p>
+            <w:pPr>
+              <w:spacing w:after="0" w:line="252" w:lineRule="auto"/>
+              <w:jc w:val="left"/>
+            </w:pPr>
+            <w:r>
+              <w:rPr>
+                <w:rFonts w:ascii="Calibri" w:hAnsi="Calibri" w:eastAsia="Calibri"/>
+                <w:color w:val="203740"/>
+                <w:sz w:val="14"/>
+              </w:rPr>
+              <w:t>Estado: EJECUCIÓN</w:t>
+              <w:br/>
+              <w:t>Período: 01-01-2022 – 31-01-2026</w:t>
+              <w:br/>
+              <w:t>Avance físico: 20.50%</w:t>
+              <w:br/>
+              <w:t>Avance financiero: 20.50%</w:t>
+              <w:br/>
+              <w:t>Contratos: 1 total · 1 activos</w:t>
+              <w:br/>
+              <w:t>Seguimiento: Ejecución y contrato activo</w:t>
+            </w:r>
+          </w:p>
+        </w:tc>
+        <w:tc>
+          <w:tcPr>
+            <w:tcW w:type="dxa" w:w="3024"/>
+            <w:tcMar>
+              <w:top w:w="70" w:type="dxa"/>
+              <w:start w:w="90" w:type="dxa"/>
+              <w:bottom w:w="70" w:type="dxa"/>
+              <w:end w:w="90" w:type="dxa"/>
+            </w:tcMar>
+            <w:vAlign w:val="center"/>
+            <w:shd w:fill="F3F6F6"/>
+          </w:tcPr>
+          <w:p>
+            <w:pPr>
+              <w:spacing w:after="0" w:line="252" w:lineRule="auto"/>
+              <w:jc w:val="left"/>
+            </w:pPr>
+            <w:r>
+              <w:rPr>
+                <w:rFonts w:ascii="Calibri" w:hAnsi="Calibri" w:eastAsia="Calibri"/>
+                <w:color w:val="203740"/>
+                <w:sz w:val="14"/>
+              </w:rPr>
+              <w:t>Costo del proyecto: RD$ 25,393,169.88</w:t>
+              <w:br/>
+              <w:t>Presupuesto 2026: RD$ 11,650,468.00</w:t>
+              <w:br/>
+              <w:t>Ejecutado 2026: RD$ 3,178,161.74</w:t>
+              <w:br/>
+              <w:t>Ejecución 2026: 27.28%</w:t>
+            </w:r>
+          </w:p>
+        </w:tc>
+      </w:tr>
+      <w:tr>
+        <w:tc>
+          <w:tcPr>
+            <w:tcW w:type="dxa" w:w="576"/>
+            <w:tcMar>
+              <w:top w:w="70" w:type="dxa"/>
+              <w:start w:w="90" w:type="dxa"/>
+              <w:bottom w:w="70" w:type="dxa"/>
+              <w:end w:w="90" w:type="dxa"/>
+            </w:tcMar>
+            <w:vAlign w:val="center"/>
+          </w:tcPr>
+          <w:p>
+            <w:pPr>
+              <w:spacing w:after="0" w:line="252" w:lineRule="auto"/>
+              <w:jc w:val="center"/>
+            </w:pPr>
+            <w:r>
+              <w:rPr>
+                <w:rFonts w:ascii="Calibri" w:hAnsi="Calibri" w:eastAsia="Calibri"/>
+                <w:color w:val="203740"/>
+                <w:sz w:val="14"/>
+              </w:rPr>
+              <w:t>7</w:t>
+            </w:r>
+          </w:p>
+        </w:tc>
+        <w:tc>
+          <w:tcPr>
+            <w:tcW w:type="dxa" w:w="1656"/>
+            <w:tcMar>
+              <w:top w:w="70" w:type="dxa"/>
+              <w:start w:w="90" w:type="dxa"/>
+              <w:bottom w:w="70" w:type="dxa"/>
+              <w:end w:w="90" w:type="dxa"/>
+            </w:tcMar>
+            <w:vAlign w:val="center"/>
+          </w:tcPr>
+          <w:p>
+            <w:pPr>
+              <w:spacing w:after="0" w:line="252" w:lineRule="auto"/>
+              <w:jc w:val="left"/>
+            </w:pPr>
+            <w:r>
+              <w:rPr>
+                <w:rFonts w:ascii="Calibri" w:hAnsi="Calibri" w:eastAsia="Calibri"/>
+                <w:color w:val="203740"/>
+                <w:sz w:val="14"/>
+              </w:rPr>
+              <w:t>SNIP 15309</w:t>
+              <w:br/>
+              <w:t>Ficha/Mapa 6209</w:t>
+              <w:br/>
+              <w:t>Fuentes:</w:t>
+              <w:br/>
+              <w:t>Maestro Sí · Ppto. Sí</w:t>
+              <w:br/>
+              <w:t>Territorio Sí · CSV territ. Sí</w:t>
+              <w:br/>
+              <w:t>Perfil Sí</w:t>
+            </w:r>
+            <w:r>
+              <w:br/>
+            </w:r>
+            <w:hyperlink r:id="rId36">
+              <w:r>
+                <w:rPr>
+                  <w:rFonts w:ascii="Calibri" w:hAnsi="Calibri" w:eastAsia="Calibri"/>
+                  <w:color w:val="2E74B5"/>
+                  <w:u w:val="single"/>
+                  <w:sz w:val="14"/>
+                </w:rPr>
+                <w:t>Abrir proyecto</w:t>
+              </w:r>
+            </w:hyperlink>
+            <w:r>
+              <w:br/>
+            </w:r>
+            <w:hyperlink r:id="rId37">
+              <w:r>
+                <w:rPr>
+                  <w:rFonts w:ascii="Calibri" w:hAnsi="Calibri" w:eastAsia="Calibri"/>
+                  <w:color w:val="2E74B5"/>
+                  <w:u w:val="single"/>
+                  <w:sz w:val="14"/>
+                </w:rPr>
+                <w:t>Abrir contratos</w:t>
+              </w:r>
+            </w:hyperlink>
+          </w:p>
+        </w:tc>
+        <w:tc>
+          <w:tcPr>
+            <w:tcW w:type="dxa" w:w="5976"/>
+            <w:tcMar>
+              <w:top w:w="70" w:type="dxa"/>
+              <w:start w:w="90" w:type="dxa"/>
+              <w:bottom w:w="70" w:type="dxa"/>
+              <w:end w:w="90" w:type="dxa"/>
+            </w:tcMar>
+            <w:vAlign w:val="center"/>
+          </w:tcPr>
+          <w:p>
+            <w:pPr>
+              <w:spacing w:after="0" w:line="252" w:lineRule="auto"/>
+              <w:jc w:val="left"/>
+            </w:pPr>
+            <w:r>
+              <w:rPr>
+                <w:rFonts w:ascii="Calibri" w:hAnsi="Calibri" w:eastAsia="Calibri"/>
+                <w:color w:val="203740"/>
+                <w:sz w:val="14"/>
+              </w:rPr>
+              <w:t>RECONSTRUCCIÓN DE LA INFRAESTRUCTURA VIAL URBANA DEL MUNICIPIO DE SABANA LARGA, PROVINCIA SAN JOSÉ DE OCOA</w:t>
+              <w:br/>
+              <w:t>Institución(es): MINISTERIO DE OBRAS PUBLICAS Y COMUNICACIONES</w:t>
+              <w:br/>
+              <w:t>Sector(es): Transporte</w:t>
+              <w:br/>
+              <w:t>Territorios declarados: región valdesia; provincia(s) SAN JOSÉ DE OCOA; municipio(s) SABANA LARGA</w:t>
+              <w:br/>
+              <w:t>Localización codificada: 05 valdesia · 31 SAN JOSÉ DE OCOA · 053102 SABANA LARGA</w:t>
+              <w:br/>
+              <w:t>Ubicación del perfil: SABANA LARGA (SAN JOSÉ DE OCOA)</w:t>
+              <w:br/>
+              <w:t>Fuente territorial: profile · alcance municipality · verificada 02-08-2026 12:40 UTC</w:t>
+              <w:br/>
+              <w:t>Cobertura: nacional No · multirregional No</w:t>
+            </w:r>
+          </w:p>
+        </w:tc>
+        <w:tc>
+          <w:tcPr>
+            <w:tcW w:type="dxa" w:w="2880"/>
+            <w:tcMar>
+              <w:top w:w="70" w:type="dxa"/>
+              <w:start w:w="90" w:type="dxa"/>
+              <w:bottom w:w="70" w:type="dxa"/>
+              <w:end w:w="90" w:type="dxa"/>
+            </w:tcMar>
+            <w:vAlign w:val="center"/>
+          </w:tcPr>
+          <w:p>
+            <w:pPr>
+              <w:spacing w:after="0" w:line="252" w:lineRule="auto"/>
+              <w:jc w:val="left"/>
+            </w:pPr>
+            <w:r>
+              <w:rPr>
+                <w:rFonts w:ascii="Calibri" w:hAnsi="Calibri" w:eastAsia="Calibri"/>
+                <w:color w:val="203740"/>
+                <w:sz w:val="14"/>
+              </w:rPr>
+              <w:t>Estado: EJECUCIÓN</w:t>
+              <w:br/>
+              <w:t>Período: 01-01-2023 – 31-01-2027</w:t>
+              <w:br/>
+              <w:t>Avance físico: 73.63%</w:t>
+              <w:br/>
+              <w:t>Avance financiero: 73.63%</w:t>
+              <w:br/>
+              <w:t>Contratos: 47 total · 47 activos</w:t>
+              <w:br/>
+              <w:t>Seguimiento: Ejecución y contrato activo</w:t>
+            </w:r>
+          </w:p>
+        </w:tc>
+        <w:tc>
+          <w:tcPr>
+            <w:tcW w:type="dxa" w:w="3024"/>
+            <w:tcMar>
+              <w:top w:w="70" w:type="dxa"/>
+              <w:start w:w="90" w:type="dxa"/>
+              <w:bottom w:w="70" w:type="dxa"/>
+              <w:end w:w="90" w:type="dxa"/>
+            </w:tcMar>
+            <w:vAlign w:val="center"/>
+          </w:tcPr>
+          <w:p>
+            <w:pPr>
+              <w:spacing w:after="0" w:line="252" w:lineRule="auto"/>
+              <w:jc w:val="left"/>
+            </w:pPr>
+            <w:r>
+              <w:rPr>
+                <w:rFonts w:ascii="Calibri" w:hAnsi="Calibri" w:eastAsia="Calibri"/>
+                <w:color w:val="203740"/>
+                <w:sz w:val="14"/>
+              </w:rPr>
+              <w:t>Costo del proyecto: RD$ 197,477,993.66</w:t>
+              <w:br/>
+              <w:t>Presupuesto 2026: RD$ 37,503,998.00</w:t>
+              <w:br/>
+              <w:t>Ejecutado 2026: RD$ 30,000,000.00</w:t>
+              <w:br/>
+              <w:t>Ejecución 2026: 79.99%</w:t>
+            </w:r>
+          </w:p>
+        </w:tc>
+      </w:tr>
+      <w:tr>
+        <w:tc>
+          <w:tcPr>
+            <w:tcW w:type="dxa" w:w="576"/>
+            <w:tcMar>
+              <w:top w:w="70" w:type="dxa"/>
+              <w:start w:w="90" w:type="dxa"/>
+              <w:bottom w:w="70" w:type="dxa"/>
+              <w:end w:w="90" w:type="dxa"/>
+            </w:tcMar>
+            <w:vAlign w:val="center"/>
+            <w:shd w:fill="F3F6F6"/>
+          </w:tcPr>
+          <w:p>
+            <w:pPr>
+              <w:spacing w:after="0" w:line="252" w:lineRule="auto"/>
+              <w:jc w:val="center"/>
+            </w:pPr>
+            <w:r>
+              <w:rPr>
+                <w:rFonts w:ascii="Calibri" w:hAnsi="Calibri" w:eastAsia="Calibri"/>
+                <w:color w:val="203740"/>
+                <w:sz w:val="14"/>
+              </w:rPr>
+              <w:t>8</w:t>
+            </w:r>
+          </w:p>
+        </w:tc>
+        <w:tc>
+          <w:tcPr>
+            <w:tcW w:type="dxa" w:w="1656"/>
+            <w:tcMar>
+              <w:top w:w="70" w:type="dxa"/>
+              <w:start w:w="90" w:type="dxa"/>
+              <w:bottom w:w="70" w:type="dxa"/>
+              <w:end w:w="90" w:type="dxa"/>
+            </w:tcMar>
+            <w:vAlign w:val="center"/>
+            <w:shd w:fill="F3F6F6"/>
+          </w:tcPr>
+          <w:p>
+            <w:pPr>
+              <w:spacing w:after="0" w:line="252" w:lineRule="auto"/>
+              <w:jc w:val="left"/>
+            </w:pPr>
+            <w:r>
+              <w:rPr>
+                <w:rFonts w:ascii="Calibri" w:hAnsi="Calibri" w:eastAsia="Calibri"/>
+                <w:color w:val="203740"/>
+                <w:sz w:val="14"/>
+              </w:rPr>
+              <w:t>SNIP 15464</w:t>
+              <w:br/>
+              <w:t>Ficha/Mapa 6528</w:t>
+              <w:br/>
+              <w:t>Fuentes:</w:t>
+              <w:br/>
+              <w:t>Maestro Sí · Ppto. Sí</w:t>
+              <w:br/>
+              <w:t>Territorio Sí · CSV territ. Sí</w:t>
+              <w:br/>
+              <w:t>Perfil Sí</w:t>
+            </w:r>
+            <w:r>
+              <w:br/>
+            </w:r>
+            <w:hyperlink r:id="rId38">
+              <w:r>
+                <w:rPr>
+                  <w:rFonts w:ascii="Calibri" w:hAnsi="Calibri" w:eastAsia="Calibri"/>
+                  <w:color w:val="2E74B5"/>
+                  <w:u w:val="single"/>
+                  <w:sz w:val="14"/>
+                </w:rPr>
+                <w:t>Abrir proyecto</w:t>
+              </w:r>
+            </w:hyperlink>
+          </w:p>
+        </w:tc>
+        <w:tc>
+          <w:tcPr>
+            <w:tcW w:type="dxa" w:w="5976"/>
+            <w:tcMar>
+              <w:top w:w="70" w:type="dxa"/>
+              <w:start w:w="90" w:type="dxa"/>
+              <w:bottom w:w="70" w:type="dxa"/>
+              <w:end w:w="90" w:type="dxa"/>
+            </w:tcMar>
+            <w:vAlign w:val="center"/>
+            <w:shd w:fill="F3F6F6"/>
+          </w:tcPr>
+          <w:p>
+            <w:pPr>
+              <w:spacing w:after="0" w:line="252" w:lineRule="auto"/>
+              <w:jc w:val="left"/>
+            </w:pPr>
+            <w:r>
+              <w:rPr>
+                <w:rFonts w:ascii="Calibri" w:hAnsi="Calibri" w:eastAsia="Calibri"/>
+                <w:color w:val="203740"/>
+                <w:sz w:val="14"/>
+              </w:rPr>
+              <w:t>AMPLIACIÓN DEL PLANTEL EDUCATIVO PARA INICIAL LA CIÉNAGA, MUNICIPIO SAN JOSÉ DE OCOA, PROVINCIA SAN JOSÉ DE OCOA.</w:t>
+              <w:br/>
+              <w:t>Institución(es): DIRECCION DE INFRAESTRUCTURA ESCOLAR</w:t>
+              <w:br/>
+              <w:t>Sector(es): Educación</w:t>
+              <w:br/>
+              <w:t>Territorios declarados: región valdesia; provincia(s) SAN JOSÉ DE OCOA; municipio(s) SAN JOSÉ DE OCOA</w:t>
+              <w:br/>
+              <w:t>Localización codificada: 05 valdesia · 31 SAN JOSÉ DE OCOA · 053101 SAN JOSÉ DE OCOA</w:t>
+              <w:br/>
+              <w:t>Ubicación del perfil: SAN JOSÉ DE OCOA (SAN JOSÉ DE OCOA)</w:t>
+              <w:br/>
+              <w:t>Fuente territorial: profile · alcance municipality · verificada 02-08-2026 12:40 UTC</w:t>
+              <w:br/>
+              <w:t>Cobertura: nacional No · multirregional No</w:t>
+            </w:r>
+          </w:p>
+        </w:tc>
+        <w:tc>
+          <w:tcPr>
+            <w:tcW w:type="dxa" w:w="2880"/>
+            <w:tcMar>
+              <w:top w:w="70" w:type="dxa"/>
+              <w:start w:w="90" w:type="dxa"/>
+              <w:bottom w:w="70" w:type="dxa"/>
+              <w:end w:w="90" w:type="dxa"/>
+            </w:tcMar>
+            <w:vAlign w:val="center"/>
+            <w:shd w:fill="F3F6F6"/>
+          </w:tcPr>
+          <w:p>
+            <w:pPr>
+              <w:spacing w:after="0" w:line="252" w:lineRule="auto"/>
+              <w:jc w:val="left"/>
+            </w:pPr>
+            <w:r>
+              <w:rPr>
+                <w:rFonts w:ascii="Calibri" w:hAnsi="Calibri" w:eastAsia="Calibri"/>
+                <w:color w:val="203740"/>
+                <w:sz w:val="14"/>
+              </w:rPr>
+              <w:t>Estado: EJECUCIÓN</w:t>
+              <w:br/>
+              <w:t>Período: 01-01-2023 – 31-01-2027</w:t>
+              <w:br/>
+              <w:t>Avance físico: 55.21%</w:t>
+              <w:br/>
+              <w:t>Avance financiero: 55.21%</w:t>
+              <w:br/>
+              <w:t>Contratos: 0 total · 0 activos</w:t>
+              <w:br/>
+              <w:t>Seguimiento: Sin ejecución ni contrato activo</w:t>
+            </w:r>
+          </w:p>
+        </w:tc>
+        <w:tc>
+          <w:tcPr>
+            <w:tcW w:type="dxa" w:w="3024"/>
+            <w:tcMar>
+              <w:top w:w="70" w:type="dxa"/>
+              <w:start w:w="90" w:type="dxa"/>
+              <w:bottom w:w="70" w:type="dxa"/>
+              <w:end w:w="90" w:type="dxa"/>
+            </w:tcMar>
+            <w:vAlign w:val="center"/>
+            <w:shd w:fill="F3F6F6"/>
+          </w:tcPr>
+          <w:p>
+            <w:pPr>
+              <w:spacing w:after="0" w:line="252" w:lineRule="auto"/>
+              <w:jc w:val="left"/>
+            </w:pPr>
+            <w:r>
+              <w:rPr>
+                <w:rFonts w:ascii="Calibri" w:hAnsi="Calibri" w:eastAsia="Calibri"/>
+                <w:color w:val="203740"/>
+                <w:sz w:val="14"/>
+              </w:rPr>
+              <w:t>Costo del proyecto: RD$ 19,355,320.98</w:t>
+              <w:br/>
+              <w:t>Presupuesto 2026: RD$ 1,756,653.00</w:t>
+              <w:br/>
+              <w:t>Ejecutado 2026: RD$ 0.00</w:t>
+              <w:br/>
+              <w:t>Ejecución 2026: 0.00%</w:t>
+            </w:r>
+          </w:p>
+        </w:tc>
+      </w:tr>
+      <w:tr>
+        <w:tc>
+          <w:tcPr>
+            <w:tcW w:type="dxa" w:w="576"/>
+            <w:tcMar>
+              <w:top w:w="70" w:type="dxa"/>
+              <w:start w:w="90" w:type="dxa"/>
+              <w:bottom w:w="70" w:type="dxa"/>
+              <w:end w:w="90" w:type="dxa"/>
+            </w:tcMar>
+            <w:vAlign w:val="center"/>
+          </w:tcPr>
+          <w:p>
+            <w:pPr>
+              <w:spacing w:after="0" w:line="252" w:lineRule="auto"/>
+              <w:jc w:val="center"/>
+            </w:pPr>
+            <w:r>
+              <w:rPr>
+                <w:rFonts w:ascii="Calibri" w:hAnsi="Calibri" w:eastAsia="Calibri"/>
+                <w:color w:val="203740"/>
+                <w:sz w:val="14"/>
+              </w:rPr>
+              <w:t>9</w:t>
+            </w:r>
+          </w:p>
+        </w:tc>
+        <w:tc>
+          <w:tcPr>
+            <w:tcW w:type="dxa" w:w="1656"/>
+            <w:tcMar>
+              <w:top w:w="70" w:type="dxa"/>
+              <w:start w:w="90" w:type="dxa"/>
+              <w:bottom w:w="70" w:type="dxa"/>
+              <w:end w:w="90" w:type="dxa"/>
+            </w:tcMar>
+            <w:vAlign w:val="center"/>
+          </w:tcPr>
+          <w:p>
+            <w:pPr>
+              <w:spacing w:after="0" w:line="252" w:lineRule="auto"/>
+              <w:jc w:val="left"/>
+            </w:pPr>
+            <w:r>
+              <w:rPr>
+                <w:rFonts w:ascii="Calibri" w:hAnsi="Calibri" w:eastAsia="Calibri"/>
+                <w:color w:val="203740"/>
+                <w:sz w:val="14"/>
+              </w:rPr>
+              <w:t>SNIP 15465</w:t>
+              <w:br/>
+              <w:t>Ficha/Mapa 6529</w:t>
+              <w:br/>
+              <w:t>Fuentes:</w:t>
+              <w:br/>
+              <w:t>Maestro Sí · Ppto. Sí</w:t>
+              <w:br/>
+              <w:t>Territorio Sí · CSV territ. Sí</w:t>
+              <w:br/>
+              <w:t>Perfil Sí</w:t>
+            </w:r>
+            <w:r>
+              <w:br/>
+            </w:r>
+            <w:hyperlink r:id="rId39">
+              <w:r>
+                <w:rPr>
+                  <w:rFonts w:ascii="Calibri" w:hAnsi="Calibri" w:eastAsia="Calibri"/>
+                  <w:color w:val="2E74B5"/>
+                  <w:u w:val="single"/>
+                  <w:sz w:val="14"/>
+                </w:rPr>
+                <w:t>Abrir proyecto</w:t>
+              </w:r>
+            </w:hyperlink>
+          </w:p>
+        </w:tc>
+        <w:tc>
+          <w:tcPr>
+            <w:tcW w:type="dxa" w:w="5976"/>
+            <w:tcMar>
+              <w:top w:w="70" w:type="dxa"/>
+              <w:start w:w="90" w:type="dxa"/>
+              <w:bottom w:w="70" w:type="dxa"/>
+              <w:end w:w="90" w:type="dxa"/>
+            </w:tcMar>
+            <w:vAlign w:val="center"/>
+          </w:tcPr>
+          <w:p>
+            <w:pPr>
+              <w:spacing w:after="0" w:line="252" w:lineRule="auto"/>
+              <w:jc w:val="left"/>
+            </w:pPr>
+            <w:r>
+              <w:rPr>
+                <w:rFonts w:ascii="Calibri" w:hAnsi="Calibri" w:eastAsia="Calibri"/>
+                <w:color w:val="203740"/>
+                <w:sz w:val="14"/>
+              </w:rPr>
+              <w:t>AMPLIACIÓN DEL PLANTEL EDUCATIVO PARA INICIAL NARANJAL ARRIBA, MUNICIPIO SAN JOSÉ DE OCOA, PROVINCIA SAN JOSÉ DE OCOA.</w:t>
+              <w:br/>
+              <w:t>Institución(es): DIRECCION DE INFRAESTRUCTURA ESCOLAR</w:t>
+              <w:br/>
+              <w:t>Sector(es): Educación</w:t>
+              <w:br/>
+              <w:t>Territorios declarados: región valdesia; provincia(s) SAN JOSÉ DE OCOA; municipio(s) SAN JOSÉ DE OCOA</w:t>
+              <w:br/>
+              <w:t>Localización codificada: 05 valdesia · 31 SAN JOSÉ DE OCOA · 053101 SAN JOSÉ DE OCOA</w:t>
+              <w:br/>
+              <w:t>Ubicación del perfil: SAN JOSÉ DE OCOA (SAN JOSÉ DE OCOA)</w:t>
+              <w:br/>
+              <w:t>Fuente territorial: profile · alcance municipality · verificada 02-08-2026 12:40 UTC</w:t>
+              <w:br/>
+              <w:t>Cobertura: nacional No · multirregional No</w:t>
+            </w:r>
+          </w:p>
+        </w:tc>
+        <w:tc>
+          <w:tcPr>
+            <w:tcW w:type="dxa" w:w="2880"/>
+            <w:tcMar>
+              <w:top w:w="70" w:type="dxa"/>
+              <w:start w:w="90" w:type="dxa"/>
+              <w:bottom w:w="70" w:type="dxa"/>
+              <w:end w:w="90" w:type="dxa"/>
+            </w:tcMar>
+            <w:vAlign w:val="center"/>
+          </w:tcPr>
+          <w:p>
+            <w:pPr>
+              <w:spacing w:after="0" w:line="252" w:lineRule="auto"/>
+              <w:jc w:val="left"/>
+            </w:pPr>
+            <w:r>
+              <w:rPr>
+                <w:rFonts w:ascii="Calibri" w:hAnsi="Calibri" w:eastAsia="Calibri"/>
+                <w:color w:val="203740"/>
+                <w:sz w:val="14"/>
+              </w:rPr>
+              <w:t>Estado: EJECUCIÓN</w:t>
+              <w:br/>
+              <w:t>Período: 01-01-2023 – 31-01-2027</w:t>
+              <w:br/>
+              <w:t>Avance físico: 16.13%</w:t>
+              <w:br/>
+              <w:t>Avance financiero: 16.13%</w:t>
+              <w:br/>
+              <w:t>Contratos: 0 total · 0 activos</w:t>
+              <w:br/>
+              <w:t>Seguimiento: Sin ejecución ni contrato activo</w:t>
+            </w:r>
+          </w:p>
+        </w:tc>
+        <w:tc>
+          <w:tcPr>
+            <w:tcW w:type="dxa" w:w="3024"/>
+            <w:tcMar>
+              <w:top w:w="70" w:type="dxa"/>
+              <w:start w:w="90" w:type="dxa"/>
+              <w:bottom w:w="70" w:type="dxa"/>
+              <w:end w:w="90" w:type="dxa"/>
+            </w:tcMar>
+            <w:vAlign w:val="center"/>
+          </w:tcPr>
+          <w:p>
+            <w:pPr>
+              <w:spacing w:after="0" w:line="252" w:lineRule="auto"/>
+              <w:jc w:val="left"/>
+            </w:pPr>
+            <w:r>
+              <w:rPr>
+                <w:rFonts w:ascii="Calibri" w:hAnsi="Calibri" w:eastAsia="Calibri"/>
+                <w:color w:val="203740"/>
+                <w:sz w:val="14"/>
+              </w:rPr>
+              <w:t>Costo del proyecto: RD$ 6,793,318.68</w:t>
+              <w:br/>
+              <w:t>Presupuesto 2026: RD$ 110.00</w:t>
+              <w:br/>
+              <w:t>Ejecutado 2026: RD$ 0.00</w:t>
+              <w:br/>
+              <w:t>Ejecución 2026: 0.00%</w:t>
+            </w:r>
+          </w:p>
+        </w:tc>
+      </w:tr>
+      <w:tr>
+        <w:tc>
+          <w:tcPr>
+            <w:tcW w:type="dxa" w:w="576"/>
+            <w:tcMar>
+              <w:top w:w="70" w:type="dxa"/>
+              <w:start w:w="90" w:type="dxa"/>
+              <w:bottom w:w="70" w:type="dxa"/>
+              <w:end w:w="90" w:type="dxa"/>
+            </w:tcMar>
+            <w:vAlign w:val="center"/>
+            <w:shd w:fill="F3F6F6"/>
+          </w:tcPr>
+          <w:p>
+            <w:pPr>
+              <w:spacing w:after="0" w:line="252" w:lineRule="auto"/>
+              <w:jc w:val="center"/>
+            </w:pPr>
+            <w:r>
+              <w:rPr>
+                <w:rFonts w:ascii="Calibri" w:hAnsi="Calibri" w:eastAsia="Calibri"/>
+                <w:color w:val="203740"/>
+                <w:sz w:val="14"/>
+              </w:rPr>
+              <w:t>10</w:t>
+            </w:r>
+          </w:p>
+        </w:tc>
+        <w:tc>
+          <w:tcPr>
+            <w:tcW w:type="dxa" w:w="1656"/>
+            <w:tcMar>
+              <w:top w:w="70" w:type="dxa"/>
+              <w:start w:w="90" w:type="dxa"/>
+              <w:bottom w:w="70" w:type="dxa"/>
+              <w:end w:w="90" w:type="dxa"/>
+            </w:tcMar>
+            <w:vAlign w:val="center"/>
+            <w:shd w:fill="F3F6F6"/>
+          </w:tcPr>
+          <w:p>
+            <w:pPr>
+              <w:spacing w:after="0" w:line="252" w:lineRule="auto"/>
+              <w:jc w:val="left"/>
+            </w:pPr>
+            <w:r>
+              <w:rPr>
+                <w:rFonts w:ascii="Calibri" w:hAnsi="Calibri" w:eastAsia="Calibri"/>
+                <w:color w:val="203740"/>
+                <w:sz w:val="14"/>
+              </w:rPr>
+              <w:t>SNIP 15466</w:t>
+              <w:br/>
+              <w:t>Ficha/Mapa 6530</w:t>
+              <w:br/>
+              <w:t>Fuentes:</w:t>
+              <w:br/>
+              <w:t>Maestro Sí · Ppto. Sí</w:t>
+              <w:br/>
+              <w:t>Territorio Sí · CSV territ. Sí</w:t>
+              <w:br/>
+              <w:t>Perfil Sí</w:t>
+            </w:r>
+            <w:r>
+              <w:br/>
+            </w:r>
+            <w:hyperlink r:id="rId40">
+              <w:r>
+                <w:rPr>
+                  <w:rFonts w:ascii="Calibri" w:hAnsi="Calibri" w:eastAsia="Calibri"/>
+                  <w:color w:val="2E74B5"/>
+                  <w:u w:val="single"/>
+                  <w:sz w:val="14"/>
+                </w:rPr>
+                <w:t>Abrir proyecto</w:t>
+              </w:r>
+            </w:hyperlink>
+          </w:p>
+        </w:tc>
+        <w:tc>
+          <w:tcPr>
+            <w:tcW w:type="dxa" w:w="5976"/>
+            <w:tcMar>
+              <w:top w:w="70" w:type="dxa"/>
+              <w:start w:w="90" w:type="dxa"/>
+              <w:bottom w:w="70" w:type="dxa"/>
+              <w:end w:w="90" w:type="dxa"/>
+            </w:tcMar>
+            <w:vAlign w:val="center"/>
+            <w:shd w:fill="F3F6F6"/>
+          </w:tcPr>
+          <w:p>
+            <w:pPr>
+              <w:spacing w:after="0" w:line="252" w:lineRule="auto"/>
+              <w:jc w:val="left"/>
+            </w:pPr>
+            <w:r>
+              <w:rPr>
+                <w:rFonts w:ascii="Calibri" w:hAnsi="Calibri" w:eastAsia="Calibri"/>
+                <w:color w:val="203740"/>
+                <w:sz w:val="14"/>
+              </w:rPr>
+              <w:t>AMPLIACIÓN DEL PLANTEL EDUCATIVO PARA INICIAL ARROYO BLANCO, MUNICIPIO RANCHO ARRIBA, PROVINCIA SAN JOSÉ DE OCOA.</w:t>
+              <w:br/>
+              <w:t>Institución(es): DIRECCION DE INFRAESTRUCTURA ESCOLAR</w:t>
+              <w:br/>
+              <w:t>Sector(es): Educación</w:t>
+              <w:br/>
+              <w:t>Territorios declarados: región valdesia; provincia(s) SAN JOSÉ DE OCOA; municipio(s) SAN JOSÉ DE OCOA</w:t>
+              <w:br/>
+              <w:t>Localización codificada: 05 valdesia · 31 SAN JOSÉ DE OCOA · 053101 SAN JOSÉ DE OCOA</w:t>
+              <w:br/>
+              <w:t>Ubicación del perfil: SAN JOSÉ DE OCOA (SAN JOSÉ DE OCOA)</w:t>
+              <w:br/>
+              <w:t>Fuente territorial: profile · alcance municipality · verificada 02-08-2026 12:40 UTC</w:t>
+              <w:br/>
+              <w:t>Cobertura: nacional No · multirregional No</w:t>
+            </w:r>
+          </w:p>
+        </w:tc>
+        <w:tc>
+          <w:tcPr>
+            <w:tcW w:type="dxa" w:w="2880"/>
+            <w:tcMar>
+              <w:top w:w="70" w:type="dxa"/>
+              <w:start w:w="90" w:type="dxa"/>
+              <w:bottom w:w="70" w:type="dxa"/>
+              <w:end w:w="90" w:type="dxa"/>
+            </w:tcMar>
+            <w:vAlign w:val="center"/>
+            <w:shd w:fill="F3F6F6"/>
+          </w:tcPr>
+          <w:p>
+            <w:pPr>
+              <w:spacing w:after="0" w:line="252" w:lineRule="auto"/>
+              <w:jc w:val="left"/>
+            </w:pPr>
+            <w:r>
+              <w:rPr>
+                <w:rFonts w:ascii="Calibri" w:hAnsi="Calibri" w:eastAsia="Calibri"/>
+                <w:color w:val="203740"/>
+                <w:sz w:val="14"/>
+              </w:rPr>
+              <w:t>Estado: EJECUCIÓN</w:t>
+              <w:br/>
+              <w:t>Período: 01-01-2023 – 31-01-2027</w:t>
+              <w:br/>
+              <w:t>Avance físico: 28.27%</w:t>
+              <w:br/>
+              <w:t>Avance financiero: 28.27%</w:t>
+              <w:br/>
+              <w:t>Contratos: 0 total · 0 activos</w:t>
+              <w:br/>
+              <w:t>Seguimiento: Sin ejecución ni contrato activo</w:t>
+            </w:r>
+          </w:p>
+        </w:tc>
+        <w:tc>
+          <w:tcPr>
+            <w:tcW w:type="dxa" w:w="3024"/>
+            <w:tcMar>
+              <w:top w:w="70" w:type="dxa"/>
+              <w:start w:w="90" w:type="dxa"/>
+              <w:bottom w:w="70" w:type="dxa"/>
+              <w:end w:w="90" w:type="dxa"/>
+            </w:tcMar>
+            <w:vAlign w:val="center"/>
+            <w:shd w:fill="F3F6F6"/>
+          </w:tcPr>
+          <w:p>
+            <w:pPr>
+              <w:spacing w:after="0" w:line="252" w:lineRule="auto"/>
+              <w:jc w:val="left"/>
+            </w:pPr>
+            <w:r>
+              <w:rPr>
+                <w:rFonts w:ascii="Calibri" w:hAnsi="Calibri" w:eastAsia="Calibri"/>
+                <w:color w:val="203740"/>
+                <w:sz w:val="14"/>
+              </w:rPr>
+              <w:t>Costo del proyecto: RD$ 9,340,240.35</w:t>
+              <w:br/>
+              <w:t>Presupuesto 2026: RD$ 118.00</w:t>
+              <w:br/>
+              <w:t>Ejecutado 2026: RD$ 0.00</w:t>
+              <w:br/>
+              <w:t>Ejecución 2026: 0.00%</w:t>
+            </w:r>
+          </w:p>
+        </w:tc>
+      </w:tr>
+      <w:tr>
+        <w:tc>
+          <w:tcPr>
+            <w:tcW w:type="dxa" w:w="576"/>
+            <w:tcMar>
+              <w:top w:w="70" w:type="dxa"/>
+              <w:start w:w="90" w:type="dxa"/>
+              <w:bottom w:w="70" w:type="dxa"/>
+              <w:end w:w="90" w:type="dxa"/>
+            </w:tcMar>
+            <w:vAlign w:val="center"/>
+          </w:tcPr>
+          <w:p>
+            <w:pPr>
+              <w:spacing w:after="0" w:line="252" w:lineRule="auto"/>
+              <w:jc w:val="center"/>
+            </w:pPr>
+            <w:r>
+              <w:rPr>
+                <w:rFonts w:ascii="Calibri" w:hAnsi="Calibri" w:eastAsia="Calibri"/>
+                <w:color w:val="203740"/>
+                <w:sz w:val="14"/>
+              </w:rPr>
+              <w:t>11</w:t>
+            </w:r>
+          </w:p>
+        </w:tc>
+        <w:tc>
+          <w:tcPr>
+            <w:tcW w:type="dxa" w:w="1656"/>
+            <w:tcMar>
+              <w:top w:w="70" w:type="dxa"/>
+              <w:start w:w="90" w:type="dxa"/>
+              <w:bottom w:w="70" w:type="dxa"/>
+              <w:end w:w="90" w:type="dxa"/>
+            </w:tcMar>
+            <w:vAlign w:val="center"/>
+          </w:tcPr>
+          <w:p>
+            <w:pPr>
+              <w:spacing w:after="0" w:line="252" w:lineRule="auto"/>
+              <w:jc w:val="left"/>
+            </w:pPr>
+            <w:r>
+              <w:rPr>
+                <w:rFonts w:ascii="Calibri" w:hAnsi="Calibri" w:eastAsia="Calibri"/>
+                <w:color w:val="203740"/>
+                <w:sz w:val="14"/>
+              </w:rPr>
+              <w:t>SNIP 15467</w:t>
+              <w:br/>
+              <w:t>Ficha/Mapa 6531</w:t>
+              <w:br/>
+              <w:t>Fuentes:</w:t>
+              <w:br/>
+              <w:t>Maestro Sí · Ppto. Sí</w:t>
+              <w:br/>
+              <w:t>Territorio Sí · CSV territ. Sí</w:t>
+              <w:br/>
+              <w:t>Perfil Sí</w:t>
+            </w:r>
+            <w:r>
+              <w:br/>
+            </w:r>
+            <w:hyperlink r:id="rId41">
+              <w:r>
+                <w:rPr>
+                  <w:rFonts w:ascii="Calibri" w:hAnsi="Calibri" w:eastAsia="Calibri"/>
+                  <w:color w:val="2E74B5"/>
+                  <w:u w:val="single"/>
+                  <w:sz w:val="14"/>
+                </w:rPr>
+                <w:t>Abrir proyecto</w:t>
+              </w:r>
+            </w:hyperlink>
+          </w:p>
+        </w:tc>
+        <w:tc>
+          <w:tcPr>
+            <w:tcW w:type="dxa" w:w="5976"/>
+            <w:tcMar>
+              <w:top w:w="70" w:type="dxa"/>
+              <w:start w:w="90" w:type="dxa"/>
+              <w:bottom w:w="70" w:type="dxa"/>
+              <w:end w:w="90" w:type="dxa"/>
+            </w:tcMar>
+            <w:vAlign w:val="center"/>
+          </w:tcPr>
+          <w:p>
+            <w:pPr>
+              <w:spacing w:after="0" w:line="252" w:lineRule="auto"/>
+              <w:jc w:val="left"/>
+            </w:pPr>
+            <w:r>
+              <w:rPr>
+                <w:rFonts w:ascii="Calibri" w:hAnsi="Calibri" w:eastAsia="Calibri"/>
+                <w:color w:val="203740"/>
+                <w:sz w:val="14"/>
+              </w:rPr>
+              <w:t>AMPLIACIÓN DEL PLANTEL EDUCATIVO PARA INICIAL MONTE NEGRO, MUNICIPIO RANCHO ARRIBA, PROVINCIA SAN JOSÉ DE OCOA.</w:t>
+              <w:br/>
+              <w:t>Institución(es): DIRECCION DE INFRAESTRUCTURA ESCOLAR</w:t>
+              <w:br/>
+              <w:t>Sector(es): Educación</w:t>
+              <w:br/>
+              <w:t>Territorios declarados: región valdesia; provincia(s) SAN JOSÉ DE OCOA; municipio(s) SAN JOSÉ DE OCOA</w:t>
+              <w:br/>
+              <w:t>Localización codificada: 05 valdesia · 31 SAN JOSÉ DE OCOA · 053101 SAN JOSÉ DE OCOA</w:t>
+              <w:br/>
+              <w:t>Ubicación del perfil: SAN JOSÉ DE OCOA (SAN JOSÉ DE OCOA)</w:t>
+              <w:br/>
+              <w:t>Fuente territorial: profile · alcance municipality · verificada 02-08-2026 12:40 UTC</w:t>
+              <w:br/>
+              <w:t>Cobertura: nacional No · multirregional No</w:t>
+            </w:r>
+          </w:p>
+        </w:tc>
+        <w:tc>
+          <w:tcPr>
+            <w:tcW w:type="dxa" w:w="2880"/>
+            <w:tcMar>
+              <w:top w:w="70" w:type="dxa"/>
+              <w:start w:w="90" w:type="dxa"/>
+              <w:bottom w:w="70" w:type="dxa"/>
+              <w:end w:w="90" w:type="dxa"/>
+            </w:tcMar>
+            <w:vAlign w:val="center"/>
+          </w:tcPr>
+          <w:p>
+            <w:pPr>
+              <w:spacing w:after="0" w:line="252" w:lineRule="auto"/>
+              <w:jc w:val="left"/>
+            </w:pPr>
+            <w:r>
+              <w:rPr>
+                <w:rFonts w:ascii="Calibri" w:hAnsi="Calibri" w:eastAsia="Calibri"/>
+                <w:color w:val="203740"/>
+                <w:sz w:val="14"/>
+              </w:rPr>
+              <w:t>Estado: EJECUCIÓN</w:t>
+              <w:br/>
+              <w:t>Período: 01-01-2023 – 31-01-2027</w:t>
+              <w:br/>
+              <w:t>Avance físico: 52.99%</w:t>
+              <w:br/>
+              <w:t>Avance financiero: 52.99%</w:t>
+              <w:br/>
+              <w:t>Contratos: 0 total · 0 activos</w:t>
+              <w:br/>
+              <w:t>Seguimiento: Sin ejecución ni contrato activo</w:t>
+            </w:r>
+          </w:p>
+        </w:tc>
+        <w:tc>
+          <w:tcPr>
+            <w:tcW w:type="dxa" w:w="3024"/>
+            <w:tcMar>
+              <w:top w:w="70" w:type="dxa"/>
+              <w:start w:w="90" w:type="dxa"/>
+              <w:bottom w:w="70" w:type="dxa"/>
+              <w:end w:w="90" w:type="dxa"/>
+            </w:tcMar>
+            <w:vAlign w:val="center"/>
+          </w:tcPr>
+          <w:p>
+            <w:pPr>
+              <w:spacing w:after="0" w:line="252" w:lineRule="auto"/>
+              <w:jc w:val="left"/>
+            </w:pPr>
+            <w:r>
+              <w:rPr>
+                <w:rFonts w:ascii="Calibri" w:hAnsi="Calibri" w:eastAsia="Calibri"/>
+                <w:color w:val="203740"/>
+                <w:sz w:val="14"/>
+              </w:rPr>
+              <w:t>Costo del proyecto: RD$ 8,655,479.95</w:t>
+              <w:br/>
+              <w:t>Presupuesto 2026: RD$ 1,118,172.00</w:t>
+              <w:br/>
+              <w:t>Ejecutado 2026: RD$ 0.00</w:t>
+              <w:br/>
+              <w:t>Ejecución 2026: 0.00%</w:t>
+            </w:r>
+          </w:p>
+        </w:tc>
+      </w:tr>
+      <w:tr>
+        <w:tc>
+          <w:tcPr>
+            <w:tcW w:type="dxa" w:w="576"/>
+            <w:tcMar>
+              <w:top w:w="70" w:type="dxa"/>
+              <w:start w:w="90" w:type="dxa"/>
+              <w:bottom w:w="70" w:type="dxa"/>
+              <w:end w:w="90" w:type="dxa"/>
+            </w:tcMar>
+            <w:vAlign w:val="center"/>
+            <w:shd w:fill="F3F6F6"/>
+          </w:tcPr>
+          <w:p>
+            <w:pPr>
+              <w:spacing w:after="0" w:line="252" w:lineRule="auto"/>
+              <w:jc w:val="center"/>
+            </w:pPr>
+            <w:r>
+              <w:rPr>
+                <w:rFonts w:ascii="Calibri" w:hAnsi="Calibri" w:eastAsia="Calibri"/>
+                <w:color w:val="203740"/>
+                <w:sz w:val="14"/>
+              </w:rPr>
+              <w:t>12</w:t>
+            </w:r>
+          </w:p>
+        </w:tc>
+        <w:tc>
+          <w:tcPr>
+            <w:tcW w:type="dxa" w:w="1656"/>
+            <w:tcMar>
+              <w:top w:w="70" w:type="dxa"/>
+              <w:start w:w="90" w:type="dxa"/>
+              <w:bottom w:w="70" w:type="dxa"/>
+              <w:end w:w="90" w:type="dxa"/>
+            </w:tcMar>
+            <w:vAlign w:val="center"/>
+            <w:shd w:fill="F3F6F6"/>
+          </w:tcPr>
+          <w:p>
+            <w:pPr>
+              <w:spacing w:after="0" w:line="252" w:lineRule="auto"/>
+              <w:jc w:val="left"/>
+            </w:pPr>
+            <w:r>
+              <w:rPr>
+                <w:rFonts w:ascii="Calibri" w:hAnsi="Calibri" w:eastAsia="Calibri"/>
+                <w:color w:val="203740"/>
+                <w:sz w:val="14"/>
+              </w:rPr>
+              <w:t>SNIP 15813</w:t>
+              <w:br/>
+              <w:t>Ficha/Mapa 6221</w:t>
+              <w:br/>
+              <w:t>Fuentes:</w:t>
+              <w:br/>
+              <w:t>Maestro Sí · Ppto. Sí</w:t>
+              <w:br/>
+              <w:t>Territorio Sí · CSV territ. Sí</w:t>
+              <w:br/>
+              <w:t>Perfil Sí</w:t>
+            </w:r>
+            <w:r>
+              <w:br/>
+            </w:r>
+            <w:hyperlink r:id="rId42">
+              <w:r>
+                <w:rPr>
+                  <w:rFonts w:ascii="Calibri" w:hAnsi="Calibri" w:eastAsia="Calibri"/>
+                  <w:color w:val="2E74B5"/>
+                  <w:u w:val="single"/>
+                  <w:sz w:val="14"/>
+                </w:rPr>
+                <w:t>Abrir proyecto</w:t>
+              </w:r>
+            </w:hyperlink>
+            <w:r>
+              <w:br/>
+            </w:r>
+            <w:hyperlink r:id="rId43">
+              <w:r>
+                <w:rPr>
+                  <w:rFonts w:ascii="Calibri" w:hAnsi="Calibri" w:eastAsia="Calibri"/>
+                  <w:color w:val="2E74B5"/>
+                  <w:u w:val="single"/>
+                  <w:sz w:val="14"/>
+                </w:rPr>
+                <w:t>Abrir contratos</w:t>
+              </w:r>
+            </w:hyperlink>
+          </w:p>
+        </w:tc>
+        <w:tc>
+          <w:tcPr>
+            <w:tcW w:type="dxa" w:w="5976"/>
+            <w:tcMar>
+              <w:top w:w="70" w:type="dxa"/>
+              <w:start w:w="90" w:type="dxa"/>
+              <w:bottom w:w="70" w:type="dxa"/>
+              <w:end w:w="90" w:type="dxa"/>
+            </w:tcMar>
+            <w:vAlign w:val="center"/>
+            <w:shd w:fill="F3F6F6"/>
+          </w:tcPr>
+          <w:p>
+            <w:pPr>
+              <w:spacing w:after="0" w:line="252" w:lineRule="auto"/>
+              <w:jc w:val="left"/>
+            </w:pPr>
+            <w:r>
+              <w:rPr>
+                <w:rFonts w:ascii="Calibri" w:hAnsi="Calibri" w:eastAsia="Calibri"/>
+                <w:color w:val="203740"/>
+                <w:sz w:val="14"/>
+              </w:rPr>
+              <w:t>RECONSTRUCCIÓN DE LA INFRAESTRUCTURA VIAL URBANA DEL MUNICIPIO SAN JOSE DE OCOA, PROVINCIA SAN JOSE DE OCOA</w:t>
+              <w:br/>
+              <w:t>Institución(es): MINISTERIO DE OBRAS PUBLICAS Y COMUNICACIONES</w:t>
+              <w:br/>
+              <w:t>Sector(es): Transporte</w:t>
+              <w:br/>
+              <w:t>Territorios declarados: región valdesia; provincia(s) SAN JOSÉ DE OCOA; municipio(s) SAN JOSÉ DE OCOA</w:t>
+              <w:br/>
+              <w:t>Localización codificada: 05 valdesia · 31 SAN JOSÉ DE OCOA · 053101 SAN JOSÉ DE OCOA</w:t>
+              <w:br/>
+              <w:t>Ubicación del perfil: SAN JOSÉ DE OCOA (SAN JOSÉ DE OCOA)</w:t>
+              <w:br/>
+              <w:t>Fuente territorial: profile · alcance municipality · verificada 02-08-2026 12:40 UTC</w:t>
+              <w:br/>
+              <w:t>Cobertura: nacional No · multirregional No</w:t>
+            </w:r>
+          </w:p>
+        </w:tc>
+        <w:tc>
+          <w:tcPr>
+            <w:tcW w:type="dxa" w:w="2880"/>
+            <w:tcMar>
+              <w:top w:w="70" w:type="dxa"/>
+              <w:start w:w="90" w:type="dxa"/>
+              <w:bottom w:w="70" w:type="dxa"/>
+              <w:end w:w="90" w:type="dxa"/>
+            </w:tcMar>
+            <w:vAlign w:val="center"/>
+            <w:shd w:fill="F3F6F6"/>
+          </w:tcPr>
+          <w:p>
+            <w:pPr>
+              <w:spacing w:after="0" w:line="252" w:lineRule="auto"/>
+              <w:jc w:val="left"/>
+            </w:pPr>
+            <w:r>
+              <w:rPr>
+                <w:rFonts w:ascii="Calibri" w:hAnsi="Calibri" w:eastAsia="Calibri"/>
+                <w:color w:val="203740"/>
+                <w:sz w:val="14"/>
+              </w:rPr>
+              <w:t>Estado: EJECUCIÓN</w:t>
+              <w:br/>
+              <w:t>Período: 01-01-2023 – 31-01-2027</w:t>
+              <w:br/>
+              <w:t>Avance físico: 59.17%</w:t>
+              <w:br/>
+              <w:t>Avance financiero: 59.17%</w:t>
+              <w:br/>
+              <w:t>Contratos: 81 total · 80 activos</w:t>
+              <w:br/>
+              <w:t>Seguimiento: Ejecución y contrato activo</w:t>
+            </w:r>
+          </w:p>
+        </w:tc>
+        <w:tc>
+          <w:tcPr>
+            <w:tcW w:type="dxa" w:w="3024"/>
+            <w:tcMar>
+              <w:top w:w="70" w:type="dxa"/>
+              <w:start w:w="90" w:type="dxa"/>
+              <w:bottom w:w="70" w:type="dxa"/>
+              <w:end w:w="90" w:type="dxa"/>
+            </w:tcMar>
+            <w:vAlign w:val="center"/>
+            <w:shd w:fill="F3F6F6"/>
+          </w:tcPr>
+          <w:p>
+            <w:pPr>
+              <w:spacing w:after="0" w:line="252" w:lineRule="auto"/>
+              <w:jc w:val="left"/>
+            </w:pPr>
+            <w:r>
+              <w:rPr>
+                <w:rFonts w:ascii="Calibri" w:hAnsi="Calibri" w:eastAsia="Calibri"/>
+                <w:color w:val="203740"/>
+                <w:sz w:val="14"/>
+              </w:rPr>
+              <w:t>Costo del proyecto: RD$ 784,544,021.26</w:t>
+              <w:br/>
+              <w:t>Presupuesto 2026: RD$ 300,027,947.00</w:t>
+              <w:br/>
+              <w:t>Ejecutado 2026: RD$ 285,946,947.15</w:t>
+              <w:br/>
+              <w:t>Ejecución 2026: 95.31%</w:t>
+            </w:r>
+          </w:p>
+        </w:tc>
+      </w:tr>
+      <w:tr>
+        <w:tc>
+          <w:tcPr>
+            <w:tcW w:type="dxa" w:w="576"/>
+            <w:tcMar>
+              <w:top w:w="70" w:type="dxa"/>
+              <w:start w:w="90" w:type="dxa"/>
+              <w:bottom w:w="70" w:type="dxa"/>
+              <w:end w:w="90" w:type="dxa"/>
+            </w:tcMar>
+            <w:vAlign w:val="center"/>
+          </w:tcPr>
+          <w:p>
+            <w:pPr>
+              <w:spacing w:after="0" w:line="252" w:lineRule="auto"/>
+              <w:jc w:val="center"/>
+            </w:pPr>
+            <w:r>
+              <w:rPr>
+                <w:rFonts w:ascii="Calibri" w:hAnsi="Calibri" w:eastAsia="Calibri"/>
+                <w:color w:val="203740"/>
+                <w:sz w:val="14"/>
+              </w:rPr>
+              <w:t>13</w:t>
+            </w:r>
+          </w:p>
+        </w:tc>
+        <w:tc>
+          <w:tcPr>
+            <w:tcW w:type="dxa" w:w="1656"/>
+            <w:tcMar>
+              <w:top w:w="70" w:type="dxa"/>
+              <w:start w:w="90" w:type="dxa"/>
+              <w:bottom w:w="70" w:type="dxa"/>
+              <w:end w:w="90" w:type="dxa"/>
+            </w:tcMar>
+            <w:vAlign w:val="center"/>
+          </w:tcPr>
+          <w:p>
+            <w:pPr>
+              <w:spacing w:after="0" w:line="252" w:lineRule="auto"/>
+              <w:jc w:val="left"/>
+            </w:pPr>
+            <w:r>
+              <w:rPr>
+                <w:rFonts w:ascii="Calibri" w:hAnsi="Calibri" w:eastAsia="Calibri"/>
+                <w:color w:val="203740"/>
+                <w:sz w:val="14"/>
+              </w:rPr>
+              <w:t>SNIP 15944</w:t>
+              <w:br/>
+              <w:t>Ficha/Mapa 6222</w:t>
+              <w:br/>
+              <w:t>Fuentes:</w:t>
+              <w:br/>
+              <w:t>Maestro Sí · Ppto. Sí</w:t>
+              <w:br/>
+              <w:t>Territorio Sí · CSV territ. Sí</w:t>
+              <w:br/>
+              <w:t>Perfil Sí</w:t>
+            </w:r>
+            <w:r>
+              <w:br/>
+            </w:r>
+            <w:hyperlink r:id="rId44">
+              <w:r>
+                <w:rPr>
+                  <w:rFonts w:ascii="Calibri" w:hAnsi="Calibri" w:eastAsia="Calibri"/>
+                  <w:color w:val="2E74B5"/>
+                  <w:u w:val="single"/>
+                  <w:sz w:val="14"/>
+                </w:rPr>
+                <w:t>Abrir proyecto</w:t>
+              </w:r>
+            </w:hyperlink>
+            <w:r>
+              <w:br/>
+            </w:r>
+            <w:hyperlink r:id="rId37">
+              <w:r>
+                <w:rPr>
+                  <w:rFonts w:ascii="Calibri" w:hAnsi="Calibri" w:eastAsia="Calibri"/>
+                  <w:color w:val="2E74B5"/>
+                  <w:u w:val="single"/>
+                  <w:sz w:val="14"/>
+                </w:rPr>
+                <w:t>Abrir contratos</w:t>
+              </w:r>
+            </w:hyperlink>
+          </w:p>
+        </w:tc>
+        <w:tc>
+          <w:tcPr>
+            <w:tcW w:type="dxa" w:w="5976"/>
+            <w:tcMar>
+              <w:top w:w="70" w:type="dxa"/>
+              <w:start w:w="90" w:type="dxa"/>
+              <w:bottom w:w="70" w:type="dxa"/>
+              <w:end w:w="90" w:type="dxa"/>
+            </w:tcMar>
+            <w:vAlign w:val="center"/>
+          </w:tcPr>
+          <w:p>
+            <w:pPr>
+              <w:spacing w:after="0" w:line="252" w:lineRule="auto"/>
+              <w:jc w:val="left"/>
+            </w:pPr>
+            <w:r>
+              <w:rPr>
+                <w:rFonts w:ascii="Calibri" w:hAnsi="Calibri" w:eastAsia="Calibri"/>
+                <w:color w:val="203740"/>
+                <w:sz w:val="14"/>
+              </w:rPr>
+              <w:t>RECONSTRUCCIÓN DE LA INFRAESTRUCTURA VIAL URBANA DEL MUNICIPIO RANCHO ARRIBA, PROVINCIA SAN JOSE DE OCOA</w:t>
+              <w:br/>
+              <w:t>Institución(es): MINISTERIO DE OBRAS PUBLICAS Y COMUNICACIONES</w:t>
+              <w:br/>
+              <w:t>Sector(es): Transporte</w:t>
+              <w:br/>
+              <w:t>Territorios declarados: región valdesia; provincia(s) SAN JOSÉ DE OCOA; municipio(s) RANCHO ARRIBA</w:t>
+              <w:br/>
+              <w:t>Localización codificada: 05 valdesia · 31 SAN JOSÉ DE OCOA · 053103 RANCHO ARRIBA</w:t>
+              <w:br/>
+              <w:t>Ubicación del perfil: RANCHO ARRIBA (SAN JOSÉ DE OCOA)</w:t>
+              <w:br/>
+              <w:t>Fuente territorial: profile · alcance municipality · verificada 02-08-2026 12:40 UTC</w:t>
+              <w:br/>
+              <w:t>Cobertura: nacional No · multirregional No</w:t>
+            </w:r>
+          </w:p>
+        </w:tc>
+        <w:tc>
+          <w:tcPr>
+            <w:tcW w:type="dxa" w:w="2880"/>
+            <w:tcMar>
+              <w:top w:w="70" w:type="dxa"/>
+              <w:start w:w="90" w:type="dxa"/>
+              <w:bottom w:w="70" w:type="dxa"/>
+              <w:end w:w="90" w:type="dxa"/>
+            </w:tcMar>
+            <w:vAlign w:val="center"/>
+          </w:tcPr>
+          <w:p>
+            <w:pPr>
+              <w:spacing w:after="0" w:line="252" w:lineRule="auto"/>
+              <w:jc w:val="left"/>
+            </w:pPr>
+            <w:r>
+              <w:rPr>
+                <w:rFonts w:ascii="Calibri" w:hAnsi="Calibri" w:eastAsia="Calibri"/>
+                <w:color w:val="203740"/>
+                <w:sz w:val="14"/>
+              </w:rPr>
+              <w:t>Estado: EJECUCIÓN</w:t>
+              <w:br/>
+              <w:t>Período: 01-01-2023 – 31-01-2027</w:t>
+              <w:br/>
+              <w:t>Avance físico: 79.55%</w:t>
+              <w:br/>
+              <w:t>Avance financiero: 79.55%</w:t>
+              <w:br/>
+              <w:t>Contratos: 47 total · 47 activos</w:t>
+              <w:br/>
+              <w:t>Seguimiento: Ejecución y contrato activo</w:t>
+            </w:r>
+          </w:p>
+        </w:tc>
+        <w:tc>
+          <w:tcPr>
+            <w:tcW w:type="dxa" w:w="3024"/>
+            <w:tcMar>
+              <w:top w:w="70" w:type="dxa"/>
+              <w:start w:w="90" w:type="dxa"/>
+              <w:bottom w:w="70" w:type="dxa"/>
+              <w:end w:w="90" w:type="dxa"/>
+            </w:tcMar>
+            <w:vAlign w:val="center"/>
+          </w:tcPr>
+          <w:p>
+            <w:pPr>
+              <w:spacing w:after="0" w:line="252" w:lineRule="auto"/>
+              <w:jc w:val="left"/>
+            </w:pPr>
+            <w:r>
+              <w:rPr>
+                <w:rFonts w:ascii="Calibri" w:hAnsi="Calibri" w:eastAsia="Calibri"/>
+                <w:color w:val="203740"/>
+                <w:sz w:val="14"/>
+              </w:rPr>
+              <w:t>Costo del proyecto: RD$ 253,260,940.56</w:t>
+              <w:br/>
+              <w:t>Presupuesto 2026: RD$ 37,529,780.00</w:t>
+              <w:br/>
+              <w:t>Ejecutado 2026: RD$ 37,513,600.00</w:t>
+              <w:br/>
+              <w:t>Ejecución 2026: 99.96%</w:t>
+            </w:r>
+          </w:p>
+        </w:tc>
+      </w:tr>
+      <w:tr>
+        <w:tc>
+          <w:tcPr>
+            <w:tcW w:type="dxa" w:w="576"/>
+            <w:tcMar>
+              <w:top w:w="70" w:type="dxa"/>
+              <w:start w:w="90" w:type="dxa"/>
+              <w:bottom w:w="70" w:type="dxa"/>
+              <w:end w:w="90" w:type="dxa"/>
+            </w:tcMar>
+            <w:vAlign w:val="center"/>
+            <w:shd w:fill="F3F6F6"/>
+          </w:tcPr>
+          <w:p>
+            <w:pPr>
+              <w:spacing w:after="0" w:line="252" w:lineRule="auto"/>
+              <w:jc w:val="center"/>
+            </w:pPr>
+            <w:r>
+              <w:rPr>
+                <w:rFonts w:ascii="Calibri" w:hAnsi="Calibri" w:eastAsia="Calibri"/>
+                <w:color w:val="203740"/>
+                <w:sz w:val="14"/>
+              </w:rPr>
+              <w:t>14</w:t>
+            </w:r>
+          </w:p>
+        </w:tc>
+        <w:tc>
+          <w:tcPr>
+            <w:tcW w:type="dxa" w:w="1656"/>
+            <w:tcMar>
+              <w:top w:w="70" w:type="dxa"/>
+              <w:start w:w="90" w:type="dxa"/>
+              <w:bottom w:w="70" w:type="dxa"/>
+              <w:end w:w="90" w:type="dxa"/>
+            </w:tcMar>
+            <w:vAlign w:val="center"/>
+            <w:shd w:fill="F3F6F6"/>
+          </w:tcPr>
+          <w:p>
+            <w:pPr>
+              <w:spacing w:after="0" w:line="252" w:lineRule="auto"/>
+              <w:jc w:val="left"/>
+            </w:pPr>
+            <w:r>
+              <w:rPr>
+                <w:rFonts w:ascii="Calibri" w:hAnsi="Calibri" w:eastAsia="Calibri"/>
+                <w:color w:val="203740"/>
+                <w:sz w:val="14"/>
+              </w:rPr>
+              <w:t>SNIP 16159</w:t>
+              <w:br/>
+              <w:t>Ficha/Mapa 7625</w:t>
+              <w:br/>
+              <w:t>Fuentes:</w:t>
+              <w:br/>
+              <w:t>Maestro Sí · Ppto. Sí</w:t>
+              <w:br/>
+              <w:t>Territorio Sí · CSV territ. Sí</w:t>
+              <w:br/>
+              <w:t>Perfil Sí</w:t>
+            </w:r>
+            <w:r>
+              <w:br/>
+            </w:r>
+            <w:hyperlink r:id="rId45">
+              <w:r>
+                <w:rPr>
+                  <w:rFonts w:ascii="Calibri" w:hAnsi="Calibri" w:eastAsia="Calibri"/>
+                  <w:color w:val="2E74B5"/>
+                  <w:u w:val="single"/>
+                  <w:sz w:val="14"/>
+                </w:rPr>
+                <w:t>Abrir proyecto</w:t>
+              </w:r>
+            </w:hyperlink>
+          </w:p>
+        </w:tc>
+        <w:tc>
+          <w:tcPr>
+            <w:tcW w:type="dxa" w:w="5976"/>
+            <w:tcMar>
+              <w:top w:w="70" w:type="dxa"/>
+              <w:start w:w="90" w:type="dxa"/>
+              <w:bottom w:w="70" w:type="dxa"/>
+              <w:end w:w="90" w:type="dxa"/>
+            </w:tcMar>
+            <w:vAlign w:val="center"/>
+            <w:shd w:fill="F3F6F6"/>
+          </w:tcPr>
+          <w:p>
+            <w:pPr>
+              <w:spacing w:after="0" w:line="252" w:lineRule="auto"/>
+              <w:jc w:val="left"/>
+            </w:pPr>
+            <w:r>
+              <w:rPr>
+                <w:rFonts w:ascii="Calibri" w:hAnsi="Calibri" w:eastAsia="Calibri"/>
+                <w:color w:val="203740"/>
+                <w:sz w:val="14"/>
+              </w:rPr>
+              <w:t>CONSTRUCCIÓN DEL PLAY DE BÉISBOL DEL MUNICIPIO DE SABANA LARGA, PROVINCIA SAN JOSÉ DE OCOA</w:t>
+              <w:br/>
+              <w:t>Institución(es): MINISTERIO DE OBRAS PUBLICAS Y COMUNICACIONES</w:t>
+              <w:br/>
+              <w:t>Sector(es): Actividades deportivas, recreativas, culturales y religiosas</w:t>
+              <w:br/>
+              <w:t>Territorios declarados: región valdesia; provincia(s) SAN JOSÉ DE OCOA; municipio(s) SABANA LARGA</w:t>
+              <w:br/>
+              <w:t>Localización codificada: 05 valdesia · 31 SAN JOSÉ DE OCOA · 053102 SABANA LARGA</w:t>
+              <w:br/>
+              <w:t>Ubicación del perfil: SABANA LARGA (SAN JOSÉ DE OCOA)</w:t>
+              <w:br/>
+              <w:t>Fuente territorial: profile · alcance municipality · verificada 02-08-2026 12:40 UTC</w:t>
+              <w:br/>
+              <w:t>Cobertura: nacional No · multirregional No</w:t>
+            </w:r>
+          </w:p>
+        </w:tc>
+        <w:tc>
+          <w:tcPr>
+            <w:tcW w:type="dxa" w:w="2880"/>
+            <w:tcMar>
+              <w:top w:w="70" w:type="dxa"/>
+              <w:start w:w="90" w:type="dxa"/>
+              <w:bottom w:w="70" w:type="dxa"/>
+              <w:end w:w="90" w:type="dxa"/>
+            </w:tcMar>
+            <w:vAlign w:val="center"/>
+            <w:shd w:fill="F3F6F6"/>
+          </w:tcPr>
+          <w:p>
+            <w:pPr>
+              <w:spacing w:after="0" w:line="252" w:lineRule="auto"/>
+              <w:jc w:val="left"/>
+            </w:pPr>
+            <w:r>
+              <w:rPr>
+                <w:rFonts w:ascii="Calibri" w:hAnsi="Calibri" w:eastAsia="Calibri"/>
+                <w:color w:val="203740"/>
+                <w:sz w:val="14"/>
+              </w:rPr>
+              <w:t>Estado: EJECUCIÓN</w:t>
+              <w:br/>
+              <w:t>Período: 01-01-2023 – 31-01-2027</w:t>
+              <w:br/>
+              <w:t>Avance físico: 63.82%</w:t>
+              <w:br/>
+              <w:t>Avance financiero: 63.82%</w:t>
+              <w:br/>
+              <w:t>Contratos: 0 total · 0 activos</w:t>
+              <w:br/>
+              <w:t>Seguimiento: Ejecución registrada</w:t>
+            </w:r>
+          </w:p>
+        </w:tc>
+        <w:tc>
+          <w:tcPr>
+            <w:tcW w:type="dxa" w:w="3024"/>
+            <w:tcMar>
+              <w:top w:w="70" w:type="dxa"/>
+              <w:start w:w="90" w:type="dxa"/>
+              <w:bottom w:w="70" w:type="dxa"/>
+              <w:end w:w="90" w:type="dxa"/>
+            </w:tcMar>
+            <w:vAlign w:val="center"/>
+            <w:shd w:fill="F3F6F6"/>
+          </w:tcPr>
+          <w:p>
+            <w:pPr>
+              <w:spacing w:after="0" w:line="252" w:lineRule="auto"/>
+              <w:jc w:val="left"/>
+            </w:pPr>
+            <w:r>
+              <w:rPr>
+                <w:rFonts w:ascii="Calibri" w:hAnsi="Calibri" w:eastAsia="Calibri"/>
+                <w:color w:val="203740"/>
+                <w:sz w:val="14"/>
+              </w:rPr>
+              <w:t>Costo del proyecto: RD$ 13,890,632.86</w:t>
+              <w:br/>
+              <w:t>Presupuesto 2026: RD$ 5,024,700.00</w:t>
+              <w:br/>
+              <w:t>Ejecutado 2026: RD$ 3,183,638.05</w:t>
+              <w:br/>
+              <w:t>Ejecución 2026: 63.36%</w:t>
+            </w:r>
+          </w:p>
+        </w:tc>
+      </w:tr>
+      <w:tr>
+        <w:tc>
+          <w:tcPr>
+            <w:tcW w:type="dxa" w:w="576"/>
+            <w:tcMar>
+              <w:top w:w="70" w:type="dxa"/>
+              <w:start w:w="90" w:type="dxa"/>
+              <w:bottom w:w="70" w:type="dxa"/>
+              <w:end w:w="90" w:type="dxa"/>
+            </w:tcMar>
+            <w:vAlign w:val="center"/>
+          </w:tcPr>
+          <w:p>
+            <w:pPr>
+              <w:spacing w:after="0" w:line="252" w:lineRule="auto"/>
+              <w:jc w:val="center"/>
+            </w:pPr>
+            <w:r>
+              <w:rPr>
+                <w:rFonts w:ascii="Calibri" w:hAnsi="Calibri" w:eastAsia="Calibri"/>
+                <w:color w:val="203740"/>
+                <w:sz w:val="14"/>
+              </w:rPr>
+              <w:t>15</w:t>
+            </w:r>
+          </w:p>
+        </w:tc>
+        <w:tc>
+          <w:tcPr>
+            <w:tcW w:type="dxa" w:w="1656"/>
+            <w:tcMar>
+              <w:top w:w="70" w:type="dxa"/>
+              <w:start w:w="90" w:type="dxa"/>
+              <w:bottom w:w="70" w:type="dxa"/>
+              <w:end w:w="90" w:type="dxa"/>
+            </w:tcMar>
+            <w:vAlign w:val="center"/>
+          </w:tcPr>
+          <w:p>
+            <w:pPr>
+              <w:spacing w:after="0" w:line="252" w:lineRule="auto"/>
+              <w:jc w:val="left"/>
+            </w:pPr>
+            <w:r>
+              <w:rPr>
+                <w:rFonts w:ascii="Calibri" w:hAnsi="Calibri" w:eastAsia="Calibri"/>
+                <w:color w:val="203740"/>
+                <w:sz w:val="14"/>
+              </w:rPr>
+              <w:t>SNIP 16208</w:t>
+              <w:br/>
+              <w:t>Ficha/Mapa 5862</w:t>
+              <w:br/>
+              <w:t>Fuentes:</w:t>
+              <w:br/>
+              <w:t>Maestro Sí · Ppto. Sí</w:t>
+              <w:br/>
+              <w:t>Territorio Sí · CSV territ. Sí</w:t>
+              <w:br/>
+              <w:t>Perfil Sí</w:t>
+            </w:r>
+            <w:r>
+              <w:br/>
+            </w:r>
+            <w:hyperlink r:id="rId46">
+              <w:r>
+                <w:rPr>
+                  <w:rFonts w:ascii="Calibri" w:hAnsi="Calibri" w:eastAsia="Calibri"/>
+                  <w:color w:val="2E74B5"/>
+                  <w:u w:val="single"/>
+                  <w:sz w:val="14"/>
+                </w:rPr>
+                <w:t>Abrir proyecto</w:t>
+              </w:r>
+            </w:hyperlink>
+          </w:p>
+        </w:tc>
+        <w:tc>
+          <w:tcPr>
+            <w:tcW w:type="dxa" w:w="5976"/>
+            <w:tcMar>
+              <w:top w:w="70" w:type="dxa"/>
+              <w:start w:w="90" w:type="dxa"/>
+              <w:bottom w:w="70" w:type="dxa"/>
+              <w:end w:w="90" w:type="dxa"/>
+            </w:tcMar>
+            <w:vAlign w:val="center"/>
+          </w:tcPr>
+          <w:p>
+            <w:pPr>
+              <w:spacing w:after="0" w:line="252" w:lineRule="auto"/>
+              <w:jc w:val="left"/>
+            </w:pPr>
+            <w:r>
+              <w:rPr>
+                <w:rFonts w:ascii="Calibri" w:hAnsi="Calibri" w:eastAsia="Calibri"/>
+                <w:color w:val="203740"/>
+                <w:sz w:val="14"/>
+              </w:rPr>
+              <w:t>CONSTRUCCIÓN DE PUENTE BADÉN TUBULAR AFECTADO POR LA VAGUADA DE ABRIL 2022 SOBRE EL RÍO NIZAO, MUNICIPIO RANCHO ARRIBA, PROVINCIA SAN JOSÉ DE OCOA</w:t>
+              <w:br/>
+              <w:t>Institución(es): MINISTERIO DE OBRAS PUBLICAS Y COMUNICACIONES</w:t>
+              <w:br/>
+              <w:t>Sector(es): Cambio Climático</w:t>
+              <w:br/>
+              <w:t>Territorios declarados: región valdesia; provincia(s) SAN JOSÉ DE OCOA; municipio(s) SAN JOSÉ DE OCOA</w:t>
+              <w:br/>
+              <w:t>Localización codificada: 05 valdesia · 31 SAN JOSÉ DE OCOA · 053101 SAN JOSÉ DE OCOA</w:t>
+              <w:br/>
+              <w:t>Ubicación del perfil: SAN JOSÉ DE OCOA (SAN JOSÉ DE OCOA)</w:t>
+              <w:br/>
+              <w:t>Fuente territorial: profile · alcance municipality · verificada 02-08-2026 12:40 UTC</w:t>
+              <w:br/>
+              <w:t>Cobertura: nacional No · multirregional No</w:t>
+            </w:r>
+          </w:p>
+        </w:tc>
+        <w:tc>
+          <w:tcPr>
+            <w:tcW w:type="dxa" w:w="2880"/>
+            <w:tcMar>
+              <w:top w:w="70" w:type="dxa"/>
+              <w:start w:w="90" w:type="dxa"/>
+              <w:bottom w:w="70" w:type="dxa"/>
+              <w:end w:w="90" w:type="dxa"/>
+            </w:tcMar>
+            <w:vAlign w:val="center"/>
+          </w:tcPr>
+          <w:p>
+            <w:pPr>
+              <w:spacing w:after="0" w:line="252" w:lineRule="auto"/>
+              <w:jc w:val="left"/>
+            </w:pPr>
+            <w:r>
+              <w:rPr>
+                <w:rFonts w:ascii="Calibri" w:hAnsi="Calibri" w:eastAsia="Calibri"/>
+                <w:color w:val="203740"/>
+                <w:sz w:val="14"/>
+              </w:rPr>
+              <w:t>Estado: EJECUCIÓN</w:t>
+              <w:br/>
+              <w:t>Período: 01-01-2023 – 31-01-2027</w:t>
+              <w:br/>
+              <w:t>Avance físico: 13.29%</w:t>
+              <w:br/>
+              <w:t>Avance financiero: 13.29%</w:t>
+              <w:br/>
+              <w:t>Contratos: 0 total · 0 activos</w:t>
+              <w:br/>
+              <w:t>Seguimiento: Sin ejecución ni contrato activo</w:t>
+            </w:r>
+          </w:p>
+        </w:tc>
+        <w:tc>
+          <w:tcPr>
+            <w:tcW w:type="dxa" w:w="3024"/>
+            <w:tcMar>
+              <w:top w:w="70" w:type="dxa"/>
+              <w:start w:w="90" w:type="dxa"/>
+              <w:bottom w:w="70" w:type="dxa"/>
+              <w:end w:w="90" w:type="dxa"/>
+            </w:tcMar>
+            <w:vAlign w:val="center"/>
+          </w:tcPr>
+          <w:p>
+            <w:pPr>
+              <w:spacing w:after="0" w:line="252" w:lineRule="auto"/>
+              <w:jc w:val="left"/>
+            </w:pPr>
+            <w:r>
+              <w:rPr>
+                <w:rFonts w:ascii="Calibri" w:hAnsi="Calibri" w:eastAsia="Calibri"/>
+                <w:color w:val="203740"/>
+                <w:sz w:val="14"/>
+              </w:rPr>
+              <w:t>Costo del proyecto: RD$ 75,220,745.00</w:t>
+              <w:br/>
+              <w:t>Presupuesto 2026: RD$ 7,774,458.00</w:t>
+              <w:br/>
+              <w:t>Ejecutado 2026: RD$ 0.00</w:t>
+              <w:br/>
+              <w:t>Ejecución 2026: 0.00%</w:t>
+            </w:r>
+          </w:p>
+        </w:tc>
+      </w:tr>
+      <w:tr>
+        <w:tc>
+          <w:tcPr>
+            <w:tcW w:type="dxa" w:w="576"/>
+            <w:tcMar>
+              <w:top w:w="70" w:type="dxa"/>
+              <w:start w:w="90" w:type="dxa"/>
+              <w:bottom w:w="70" w:type="dxa"/>
+              <w:end w:w="90" w:type="dxa"/>
+            </w:tcMar>
+            <w:vAlign w:val="center"/>
+            <w:shd w:fill="F3F6F6"/>
+          </w:tcPr>
+          <w:p>
+            <w:pPr>
+              <w:spacing w:after="0" w:line="252" w:lineRule="auto"/>
+              <w:jc w:val="center"/>
+            </w:pPr>
+            <w:r>
+              <w:rPr>
+                <w:rFonts w:ascii="Calibri" w:hAnsi="Calibri" w:eastAsia="Calibri"/>
+                <w:color w:val="203740"/>
+                <w:sz w:val="14"/>
+              </w:rPr>
+              <w:t>16</w:t>
+            </w:r>
+          </w:p>
+        </w:tc>
+        <w:tc>
+          <w:tcPr>
+            <w:tcW w:type="dxa" w:w="1656"/>
+            <w:tcMar>
+              <w:top w:w="70" w:type="dxa"/>
+              <w:start w:w="90" w:type="dxa"/>
+              <w:bottom w:w="70" w:type="dxa"/>
+              <w:end w:w="90" w:type="dxa"/>
+            </w:tcMar>
+            <w:vAlign w:val="center"/>
+            <w:shd w:fill="F3F6F6"/>
+          </w:tcPr>
+          <w:p>
+            <w:pPr>
+              <w:spacing w:after="0" w:line="252" w:lineRule="auto"/>
+              <w:jc w:val="left"/>
+            </w:pPr>
+            <w:r>
+              <w:rPr>
+                <w:rFonts w:ascii="Calibri" w:hAnsi="Calibri" w:eastAsia="Calibri"/>
+                <w:color w:val="203740"/>
+                <w:sz w:val="14"/>
+              </w:rPr>
+              <w:t>SNIP 16225</w:t>
+              <w:br/>
+              <w:t>Ficha/Mapa 5916</w:t>
+              <w:br/>
+              <w:t>Fuentes:</w:t>
+              <w:br/>
+              <w:t>Maestro Sí · Ppto. Sí</w:t>
+              <w:br/>
+              <w:t>Territorio Sí · CSV territ. Sí</w:t>
+              <w:br/>
+              <w:t>Perfil Sí</w:t>
+            </w:r>
+            <w:r>
+              <w:br/>
+            </w:r>
+            <w:hyperlink r:id="rId47">
+              <w:r>
+                <w:rPr>
+                  <w:rFonts w:ascii="Calibri" w:hAnsi="Calibri" w:eastAsia="Calibri"/>
+                  <w:color w:val="2E74B5"/>
+                  <w:u w:val="single"/>
+                  <w:sz w:val="14"/>
+                </w:rPr>
+                <w:t>Abrir proyecto</w:t>
+              </w:r>
+            </w:hyperlink>
+          </w:p>
+        </w:tc>
+        <w:tc>
+          <w:tcPr>
+            <w:tcW w:type="dxa" w:w="5976"/>
+            <w:tcMar>
+              <w:top w:w="70" w:type="dxa"/>
+              <w:start w:w="90" w:type="dxa"/>
+              <w:bottom w:w="70" w:type="dxa"/>
+              <w:end w:w="90" w:type="dxa"/>
+            </w:tcMar>
+            <w:vAlign w:val="center"/>
+            <w:shd w:fill="F3F6F6"/>
+          </w:tcPr>
+          <w:p>
+            <w:pPr>
+              <w:spacing w:after="0" w:line="252" w:lineRule="auto"/>
+              <w:jc w:val="left"/>
+            </w:pPr>
+            <w:r>
+              <w:rPr>
+                <w:rFonts w:ascii="Calibri" w:hAnsi="Calibri" w:eastAsia="Calibri"/>
+                <w:color w:val="203740"/>
+                <w:sz w:val="14"/>
+              </w:rPr>
+              <w:t>CONSTRUCCIÓN DE MURO DE GAVIONES EN ARROYO LA VACA AFECTADO POR LA VAGUADA DE ABRIL 2022, MUNICIPIO SABANA LARGA, PROVINCIA SAN JOSÉ DE OCOA</w:t>
+              <w:br/>
+              <w:t>Institución(es): MINISTERIO DE OBRAS PUBLICAS Y COMUNICACIONES</w:t>
+              <w:br/>
+              <w:t>Sector(es): Cambio Climático</w:t>
+              <w:br/>
+              <w:t>Territorios declarados: región valdesia; provincia(s) SAN JOSÉ DE OCOA; municipio(s) SABANA LARGA</w:t>
+              <w:br/>
+              <w:t>Localización codificada: 05 valdesia · 31 SAN JOSÉ DE OCOA · 053102 SABANA LARGA</w:t>
+              <w:br/>
+              <w:t>Ubicación del perfil: SABANA LARGA (SAN JOSÉ DE OCOA)</w:t>
+              <w:br/>
+              <w:t>Fuente territorial: profile · alcance municipality · verificada 02-08-2026 12:40 UTC</w:t>
+              <w:br/>
+              <w:t>Cobertura: nacional No · multirregional No</w:t>
+            </w:r>
+          </w:p>
+        </w:tc>
+        <w:tc>
+          <w:tcPr>
+            <w:tcW w:type="dxa" w:w="2880"/>
+            <w:tcMar>
+              <w:top w:w="70" w:type="dxa"/>
+              <w:start w:w="90" w:type="dxa"/>
+              <w:bottom w:w="70" w:type="dxa"/>
+              <w:end w:w="90" w:type="dxa"/>
+            </w:tcMar>
+            <w:vAlign w:val="center"/>
+            <w:shd w:fill="F3F6F6"/>
+          </w:tcPr>
+          <w:p>
+            <w:pPr>
+              <w:spacing w:after="0" w:line="252" w:lineRule="auto"/>
+              <w:jc w:val="left"/>
+            </w:pPr>
+            <w:r>
+              <w:rPr>
+                <w:rFonts w:ascii="Calibri" w:hAnsi="Calibri" w:eastAsia="Calibri"/>
+                <w:color w:val="203740"/>
+                <w:sz w:val="14"/>
+              </w:rPr>
+              <w:t>Estado: EJECUCIÓN</w:t>
+              <w:br/>
+              <w:t>Período: 01-01-2023 – 31-01-2027</w:t>
+              <w:br/>
+              <w:t>Avance físico: 28.14%</w:t>
+              <w:br/>
+              <w:t>Avance financiero: 28.14%</w:t>
+              <w:br/>
+              <w:t>Contratos: 0 total · 0 activos</w:t>
+              <w:br/>
+              <w:t>Seguimiento: Sin ejecución ni contrato activo</w:t>
+            </w:r>
+          </w:p>
+        </w:tc>
+        <w:tc>
+          <w:tcPr>
+            <w:tcW w:type="dxa" w:w="3024"/>
+            <w:tcMar>
+              <w:top w:w="70" w:type="dxa"/>
+              <w:start w:w="90" w:type="dxa"/>
+              <w:bottom w:w="70" w:type="dxa"/>
+              <w:end w:w="90" w:type="dxa"/>
+            </w:tcMar>
+            <w:vAlign w:val="center"/>
+            <w:shd w:fill="F3F6F6"/>
+          </w:tcPr>
+          <w:p>
+            <w:pPr>
+              <w:spacing w:after="0" w:line="252" w:lineRule="auto"/>
+              <w:jc w:val="left"/>
+            </w:pPr>
+            <w:r>
+              <w:rPr>
+                <w:rFonts w:ascii="Calibri" w:hAnsi="Calibri" w:eastAsia="Calibri"/>
+                <w:color w:val="203740"/>
+                <w:sz w:val="14"/>
+              </w:rPr>
+              <w:t>Costo del proyecto: RD$ 85,029,905.26</w:t>
+              <w:br/>
+              <w:t>Presupuesto 2026: RD$ 58,745,934.00</w:t>
+              <w:br/>
+              <w:t>Ejecutado 2026: RD$ 0.00</w:t>
+              <w:br/>
+              <w:t>Ejecución 2026: 0.00%</w:t>
+            </w:r>
+          </w:p>
+        </w:tc>
+      </w:tr>
+      <w:tr>
+        <w:tc>
+          <w:tcPr>
+            <w:tcW w:type="dxa" w:w="576"/>
+            <w:tcMar>
+              <w:top w:w="70" w:type="dxa"/>
+              <w:start w:w="90" w:type="dxa"/>
+              <w:bottom w:w="70" w:type="dxa"/>
+              <w:end w:w="90" w:type="dxa"/>
+            </w:tcMar>
+            <w:vAlign w:val="center"/>
+          </w:tcPr>
+          <w:p>
+            <w:pPr>
+              <w:spacing w:after="0" w:line="252" w:lineRule="auto"/>
+              <w:jc w:val="center"/>
+            </w:pPr>
+            <w:r>
+              <w:rPr>
+                <w:rFonts w:ascii="Calibri" w:hAnsi="Calibri" w:eastAsia="Calibri"/>
+                <w:color w:val="203740"/>
+                <w:sz w:val="14"/>
+              </w:rPr>
+              <w:t>17</w:t>
+            </w:r>
+          </w:p>
+        </w:tc>
+        <w:tc>
+          <w:tcPr>
+            <w:tcW w:type="dxa" w:w="1656"/>
+            <w:tcMar>
+              <w:top w:w="70" w:type="dxa"/>
+              <w:start w:w="90" w:type="dxa"/>
+              <w:bottom w:w="70" w:type="dxa"/>
+              <w:end w:w="90" w:type="dxa"/>
+            </w:tcMar>
+            <w:vAlign w:val="center"/>
+          </w:tcPr>
+          <w:p>
+            <w:pPr>
+              <w:spacing w:after="0" w:line="252" w:lineRule="auto"/>
+              <w:jc w:val="left"/>
+            </w:pPr>
+            <w:r>
+              <w:rPr>
+                <w:rFonts w:ascii="Calibri" w:hAnsi="Calibri" w:eastAsia="Calibri"/>
+                <w:color w:val="203740"/>
+                <w:sz w:val="14"/>
+              </w:rPr>
+              <w:t>SNIP 16382</w:t>
+              <w:br/>
+              <w:t>Ficha/Mapa 7819</w:t>
+              <w:br/>
+              <w:t>Fuentes:</w:t>
+              <w:br/>
+              <w:t>Maestro Sí · Ppto. Sí</w:t>
+              <w:br/>
+              <w:t>Territorio Sí · CSV territ. Sí</w:t>
+              <w:br/>
+              <w:t>Perfil Sí</w:t>
+            </w:r>
+            <w:r>
+              <w:br/>
+            </w:r>
+            <w:hyperlink r:id="rId48">
+              <w:r>
+                <w:rPr>
+                  <w:rFonts w:ascii="Calibri" w:hAnsi="Calibri" w:eastAsia="Calibri"/>
+                  <w:color w:val="2E74B5"/>
+                  <w:u w:val="single"/>
+                  <w:sz w:val="14"/>
+                </w:rPr>
+                <w:t>Abrir proyecto</w:t>
+              </w:r>
+            </w:hyperlink>
+          </w:p>
+        </w:tc>
+        <w:tc>
+          <w:tcPr>
+            <w:tcW w:type="dxa" w:w="5976"/>
+            <w:tcMar>
+              <w:top w:w="70" w:type="dxa"/>
+              <w:start w:w="90" w:type="dxa"/>
+              <w:bottom w:w="70" w:type="dxa"/>
+              <w:end w:w="90" w:type="dxa"/>
+            </w:tcMar>
+            <w:vAlign w:val="center"/>
+          </w:tcPr>
+          <w:p>
+            <w:pPr>
+              <w:spacing w:after="0" w:line="252" w:lineRule="auto"/>
+              <w:jc w:val="left"/>
+            </w:pPr>
+            <w:r>
+              <w:rPr>
+                <w:rFonts w:ascii="Calibri" w:hAnsi="Calibri" w:eastAsia="Calibri"/>
+                <w:color w:val="203740"/>
+                <w:sz w:val="14"/>
+              </w:rPr>
+              <w:t>RECONSTRUCCIÓN DEL CAMINO VECINAL EL NARANJAL – LA BARRA – PARRA AFECTADO POR LA TORMENTA FRANKLIN, MUNICIPIO SAN JOSÉ DE OCOA, PROVINCIA SAN JOSÉ DE OCOA</w:t>
+              <w:br/>
+              <w:t>Institución(es): MINISTERIO DE OBRAS PUBLICAS Y COMUNICACIONES</w:t>
+              <w:br/>
+              <w:t>Sector(es): Cambio Climático</w:t>
+              <w:br/>
+              <w:t>Territorios declarados: región valdesia; provincia(s) SAN JOSÉ DE OCOA; municipio(s) SAN JOSÉ DE OCOA</w:t>
+              <w:br/>
+              <w:t>Localización codificada: 05 valdesia · 31 SAN JOSÉ DE OCOA · 053101 SAN JOSÉ DE OCOA</w:t>
+              <w:br/>
+              <w:t>Ubicación del perfil: SAN JOSÉ DE OCOA (SAN JOSÉ DE OCOA)</w:t>
+              <w:br/>
+              <w:t>Fuente territorial: profile · alcance municipality · verificada 02-08-2026 12:40 UTC</w:t>
+              <w:br/>
+              <w:t>Cobertura: nacional No · multirregional No</w:t>
+            </w:r>
+          </w:p>
+        </w:tc>
+        <w:tc>
+          <w:tcPr>
+            <w:tcW w:type="dxa" w:w="2880"/>
+            <w:tcMar>
+              <w:top w:w="70" w:type="dxa"/>
+              <w:start w:w="90" w:type="dxa"/>
+              <w:bottom w:w="70" w:type="dxa"/>
+              <w:end w:w="90" w:type="dxa"/>
+            </w:tcMar>
+            <w:vAlign w:val="center"/>
+          </w:tcPr>
+          <w:p>
+            <w:pPr>
+              <w:spacing w:after="0" w:line="252" w:lineRule="auto"/>
+              <w:jc w:val="left"/>
+            </w:pPr>
+            <w:r>
+              <w:rPr>
+                <w:rFonts w:ascii="Calibri" w:hAnsi="Calibri" w:eastAsia="Calibri"/>
+                <w:color w:val="203740"/>
+                <w:sz w:val="14"/>
+              </w:rPr>
+              <w:t>Estado: EJECUCIÓN</w:t>
+              <w:br/>
+              <w:t>Período: 01-01-2024 – 31-01-2027</w:t>
+              <w:br/>
+              <w:t>Avance físico: 28.25%</w:t>
+              <w:br/>
+              <w:t>Avance financiero: 28.25%</w:t>
+              <w:br/>
+              <w:t>Contratos: 0 total · 0 activos</w:t>
+              <w:br/>
+              <w:t>Seguimiento: Ejecución registrada</w:t>
+            </w:r>
+          </w:p>
+        </w:tc>
+        <w:tc>
+          <w:tcPr>
+            <w:tcW w:type="dxa" w:w="3024"/>
+            <w:tcMar>
+              <w:top w:w="70" w:type="dxa"/>
+              <w:start w:w="90" w:type="dxa"/>
+              <w:bottom w:w="70" w:type="dxa"/>
+              <w:end w:w="90" w:type="dxa"/>
+            </w:tcMar>
+            <w:vAlign w:val="center"/>
+          </w:tcPr>
+          <w:p>
+            <w:pPr>
+              <w:spacing w:after="0" w:line="252" w:lineRule="auto"/>
+              <w:jc w:val="left"/>
+            </w:pPr>
+            <w:r>
+              <w:rPr>
+                <w:rFonts w:ascii="Calibri" w:hAnsi="Calibri" w:eastAsia="Calibri"/>
+                <w:color w:val="203740"/>
+                <w:sz w:val="14"/>
+              </w:rPr>
+              <w:t>Costo del proyecto: RD$ 306,523,621.06</w:t>
+              <w:br/>
+              <w:t>Presupuesto 2026: RD$ 46,770,000.00</w:t>
+              <w:br/>
+              <w:t>Ejecutado 2026: RD$ 4,471,454.11</w:t>
+              <w:br/>
+              <w:t>Ejecución 2026: 9.56%</w:t>
+            </w:r>
+          </w:p>
+        </w:tc>
+      </w:tr>
+      <w:tr>
+        <w:tc>
+          <w:tcPr>
+            <w:tcW w:type="dxa" w:w="576"/>
+            <w:tcMar>
+              <w:top w:w="70" w:type="dxa"/>
+              <w:start w:w="90" w:type="dxa"/>
+              <w:bottom w:w="70" w:type="dxa"/>
+              <w:end w:w="90" w:type="dxa"/>
+            </w:tcMar>
+            <w:vAlign w:val="center"/>
+            <w:shd w:fill="F3F6F6"/>
+          </w:tcPr>
+          <w:p>
+            <w:pPr>
+              <w:spacing w:after="0" w:line="252" w:lineRule="auto"/>
+              <w:jc w:val="center"/>
+            </w:pPr>
+            <w:r>
+              <w:rPr>
+                <w:rFonts w:ascii="Calibri" w:hAnsi="Calibri" w:eastAsia="Calibri"/>
+                <w:color w:val="203740"/>
+                <w:sz w:val="14"/>
+              </w:rPr>
+              <w:t>18</w:t>
+            </w:r>
+          </w:p>
+        </w:tc>
+        <w:tc>
+          <w:tcPr>
+            <w:tcW w:type="dxa" w:w="1656"/>
+            <w:tcMar>
+              <w:top w:w="70" w:type="dxa"/>
+              <w:start w:w="90" w:type="dxa"/>
+              <w:bottom w:w="70" w:type="dxa"/>
+              <w:end w:w="90" w:type="dxa"/>
+            </w:tcMar>
+            <w:vAlign w:val="center"/>
+            <w:shd w:fill="F3F6F6"/>
+          </w:tcPr>
+          <w:p>
+            <w:pPr>
+              <w:spacing w:after="0" w:line="252" w:lineRule="auto"/>
+              <w:jc w:val="left"/>
+            </w:pPr>
+            <w:r>
+              <w:rPr>
+                <w:rFonts w:ascii="Calibri" w:hAnsi="Calibri" w:eastAsia="Calibri"/>
+                <w:color w:val="203740"/>
+                <w:sz w:val="14"/>
+              </w:rPr>
+              <w:t>SNIP 16389</w:t>
+              <w:br/>
+              <w:t>Ficha/Mapa 7920</w:t>
+              <w:br/>
+              <w:t>Fuentes:</w:t>
+              <w:br/>
+              <w:t>Maestro Sí · Ppto. Sí</w:t>
+              <w:br/>
+              <w:t>Territorio Sí · CSV territ. Sí</w:t>
+              <w:br/>
+              <w:t>Perfil Sí</w:t>
+            </w:r>
+            <w:r>
+              <w:br/>
+            </w:r>
+            <w:hyperlink r:id="rId49">
+              <w:r>
+                <w:rPr>
+                  <w:rFonts w:ascii="Calibri" w:hAnsi="Calibri" w:eastAsia="Calibri"/>
+                  <w:color w:val="2E74B5"/>
+                  <w:u w:val="single"/>
+                  <w:sz w:val="14"/>
+                </w:rPr>
+                <w:t>Abrir proyecto</w:t>
+              </w:r>
+            </w:hyperlink>
+          </w:p>
+        </w:tc>
+        <w:tc>
+          <w:tcPr>
+            <w:tcW w:type="dxa" w:w="5976"/>
+            <w:tcMar>
+              <w:top w:w="70" w:type="dxa"/>
+              <w:start w:w="90" w:type="dxa"/>
+              <w:bottom w:w="70" w:type="dxa"/>
+              <w:end w:w="90" w:type="dxa"/>
+            </w:tcMar>
+            <w:vAlign w:val="center"/>
+            <w:shd w:fill="F3F6F6"/>
+          </w:tcPr>
+          <w:p>
+            <w:pPr>
+              <w:spacing w:after="0" w:line="252" w:lineRule="auto"/>
+              <w:jc w:val="left"/>
+            </w:pPr>
+            <w:r>
+              <w:rPr>
+                <w:rFonts w:ascii="Calibri" w:hAnsi="Calibri" w:eastAsia="Calibri"/>
+                <w:color w:val="203740"/>
+                <w:sz w:val="14"/>
+              </w:rPr>
+              <w:t>RECONSTRUCCIÓN DE ENLACE Y CONSTRUCCIÓN DE PUENTE SOBRE RIO NIZAO, CARRETERA RANCHO ARRIBA- MONTE NEGRO, AFECTADO POR EL DISTURBIO NO. 22, MUNICIPIO RANCHO ARRIBA, PROVINCIA SAN JOSÉ DE OCOA</w:t>
+              <w:br/>
+              <w:t>Institución(es): MINISTERIO DE OBRAS PUBLICAS Y COMUNICACIONES</w:t>
+              <w:br/>
+              <w:t>Sector(es): Cambio Climático</w:t>
+              <w:br/>
+              <w:t>Territorios declarados: región valdesia; provincia(s) SAN JOSÉ DE OCOA; municipio(s) RANCHO ARRIBA</w:t>
+              <w:br/>
+              <w:t>Localización codificada: 05 valdesia · 31 SAN JOSÉ DE OCOA · 053103 RANCHO ARRIBA</w:t>
+              <w:br/>
+              <w:t>Ubicación del perfil: RANCHO ARRIBA (SAN JOSÉ DE OCOA)</w:t>
+              <w:br/>
+              <w:t>Fuente territorial: profile · alcance municipality · verificada 02-08-2026 12:40 UTC</w:t>
+              <w:br/>
+              <w:t>Cobertura: nacional No · multirregional No</w:t>
+            </w:r>
+          </w:p>
+        </w:tc>
+        <w:tc>
+          <w:tcPr>
+            <w:tcW w:type="dxa" w:w="2880"/>
+            <w:tcMar>
+              <w:top w:w="70" w:type="dxa"/>
+              <w:start w:w="90" w:type="dxa"/>
+              <w:bottom w:w="70" w:type="dxa"/>
+              <w:end w:w="90" w:type="dxa"/>
+            </w:tcMar>
+            <w:vAlign w:val="center"/>
+            <w:shd w:fill="F3F6F6"/>
+          </w:tcPr>
+          <w:p>
+            <w:pPr>
+              <w:spacing w:after="0" w:line="252" w:lineRule="auto"/>
+              <w:jc w:val="left"/>
+            </w:pPr>
+            <w:r>
+              <w:rPr>
+                <w:rFonts w:ascii="Calibri" w:hAnsi="Calibri" w:eastAsia="Calibri"/>
+                <w:color w:val="203740"/>
+                <w:sz w:val="14"/>
+              </w:rPr>
+              <w:t>Estado: EJECUCIÓN</w:t>
+              <w:br/>
+              <w:t>Período: 01-01-2024 – 31-01-2027</w:t>
+              <w:br/>
+              <w:t>Avance físico: 26.32%</w:t>
+              <w:br/>
+              <w:t>Avance financiero: 26.32%</w:t>
+              <w:br/>
+              <w:t>Contratos: 0 total · 0 activos</w:t>
+              <w:br/>
+              <w:t>Seguimiento: Sin ejecución ni contrato activo</w:t>
+            </w:r>
+          </w:p>
+        </w:tc>
+        <w:tc>
+          <w:tcPr>
+            <w:tcW w:type="dxa" w:w="3024"/>
+            <w:tcMar>
+              <w:top w:w="70" w:type="dxa"/>
+              <w:start w:w="90" w:type="dxa"/>
+              <w:bottom w:w="70" w:type="dxa"/>
+              <w:end w:w="90" w:type="dxa"/>
+            </w:tcMar>
+            <w:vAlign w:val="center"/>
+            <w:shd w:fill="F3F6F6"/>
+          </w:tcPr>
+          <w:p>
+            <w:pPr>
+              <w:spacing w:after="0" w:line="252" w:lineRule="auto"/>
+              <w:jc w:val="left"/>
+            </w:pPr>
+            <w:r>
+              <w:rPr>
+                <w:rFonts w:ascii="Calibri" w:hAnsi="Calibri" w:eastAsia="Calibri"/>
+                <w:color w:val="203740"/>
+                <w:sz w:val="14"/>
+              </w:rPr>
+              <w:t>Costo del proyecto: RD$ 101,291,855.99</w:t>
+              <w:br/>
+              <w:t>Presupuesto 2026: RD$ 31,768,233.00</w:t>
+              <w:br/>
+              <w:t>Ejecutado 2026: RD$ 0.00</w:t>
+              <w:br/>
+              <w:t>Ejecución 2026: 0.00%</w:t>
+            </w:r>
+          </w:p>
+        </w:tc>
+      </w:tr>
+      <w:tr>
+        <w:tc>
+          <w:tcPr>
+            <w:tcW w:type="dxa" w:w="576"/>
+            <w:tcMar>
+              <w:top w:w="70" w:type="dxa"/>
+              <w:start w:w="90" w:type="dxa"/>
+              <w:bottom w:w="70" w:type="dxa"/>
+              <w:end w:w="90" w:type="dxa"/>
+            </w:tcMar>
+            <w:vAlign w:val="center"/>
+          </w:tcPr>
+          <w:p>
+            <w:pPr>
+              <w:spacing w:after="0" w:line="252" w:lineRule="auto"/>
+              <w:jc w:val="center"/>
+            </w:pPr>
+            <w:r>
+              <w:rPr>
+                <w:rFonts w:ascii="Calibri" w:hAnsi="Calibri" w:eastAsia="Calibri"/>
+                <w:color w:val="203740"/>
+                <w:sz w:val="14"/>
+              </w:rPr>
+              <w:t>19</w:t>
+            </w:r>
+          </w:p>
+        </w:tc>
+        <w:tc>
+          <w:tcPr>
+            <w:tcW w:type="dxa" w:w="1656"/>
+            <w:tcMar>
+              <w:top w:w="70" w:type="dxa"/>
+              <w:start w:w="90" w:type="dxa"/>
+              <w:bottom w:w="70" w:type="dxa"/>
+              <w:end w:w="90" w:type="dxa"/>
+            </w:tcMar>
+            <w:vAlign w:val="center"/>
+          </w:tcPr>
+          <w:p>
+            <w:pPr>
+              <w:spacing w:after="0" w:line="252" w:lineRule="auto"/>
+              <w:jc w:val="left"/>
+            </w:pPr>
+            <w:r>
+              <w:rPr>
+                <w:rFonts w:ascii="Calibri" w:hAnsi="Calibri" w:eastAsia="Calibri"/>
+                <w:color w:val="203740"/>
+                <w:sz w:val="14"/>
+              </w:rPr>
+              <w:t>SNIP 16394</w:t>
+              <w:br/>
+              <w:t>Ficha/Mapa 7898</w:t>
+              <w:br/>
+              <w:t>Fuentes:</w:t>
+              <w:br/>
+              <w:t>Maestro Sí · Ppto. Sí</w:t>
+              <w:br/>
+              <w:t>Territorio Sí · CSV territ. Sí</w:t>
+              <w:br/>
+              <w:t>Perfil Sí</w:t>
+            </w:r>
+            <w:r>
+              <w:br/>
+            </w:r>
+            <w:hyperlink r:id="rId50">
+              <w:r>
+                <w:rPr>
+                  <w:rFonts w:ascii="Calibri" w:hAnsi="Calibri" w:eastAsia="Calibri"/>
+                  <w:color w:val="2E74B5"/>
+                  <w:u w:val="single"/>
+                  <w:sz w:val="14"/>
+                </w:rPr>
+                <w:t>Abrir proyecto</w:t>
+              </w:r>
+            </w:hyperlink>
+          </w:p>
+        </w:tc>
+        <w:tc>
+          <w:tcPr>
+            <w:tcW w:type="dxa" w:w="5976"/>
+            <w:tcMar>
+              <w:top w:w="70" w:type="dxa"/>
+              <w:start w:w="90" w:type="dxa"/>
+              <w:bottom w:w="70" w:type="dxa"/>
+              <w:end w:w="90" w:type="dxa"/>
+            </w:tcMar>
+            <w:vAlign w:val="center"/>
+          </w:tcPr>
+          <w:p>
+            <w:pPr>
+              <w:spacing w:after="0" w:line="252" w:lineRule="auto"/>
+              <w:jc w:val="left"/>
+            </w:pPr>
+            <w:r>
+              <w:rPr>
+                <w:rFonts w:ascii="Calibri" w:hAnsi="Calibri" w:eastAsia="Calibri"/>
+                <w:color w:val="203740"/>
+                <w:sz w:val="14"/>
+              </w:rPr>
+              <w:t>CONSTRUCCIÓN MUROS DE GAVIONES EN MARGEN NORTE DEL RIO NIZAO, AFECTADO POR EL DISTURBIO TROPICAL NO.22, COMUNIDAD LA ESTRECHURA, MUNICIPIO SAN JOSÉ DE OCOA, PROVINCIA SAN JOSÉ DE OCOA</w:t>
+              <w:br/>
+              <w:t>Institución(es): MINISTERIO DE OBRAS PUBLICAS Y COMUNICACIONES</w:t>
+              <w:br/>
+              <w:t>Sector(es): Cambio Climático</w:t>
+              <w:br/>
+              <w:t>Territorios declarados: región valdesia; provincia(s) SAN JOSÉ DE OCOA; municipio(s) SAN JOSÉ DE OCOA</w:t>
+              <w:br/>
+              <w:t>Localización codificada: 05 valdesia · 31 SAN JOSÉ DE OCOA · 053101 SAN JOSÉ DE OCOA</w:t>
+              <w:br/>
+              <w:t>Ubicación del perfil: SAN JOSÉ DE OCOA (SAN JOSÉ DE OCOA)</w:t>
+              <w:br/>
+              <w:t>Fuente territorial: profile · alcance municipality · verificada 02-08-2026 12:40 UTC</w:t>
+              <w:br/>
+              <w:t>Cobertura: nacional No · multirregional No</w:t>
+            </w:r>
+          </w:p>
+        </w:tc>
+        <w:tc>
+          <w:tcPr>
+            <w:tcW w:type="dxa" w:w="2880"/>
+            <w:tcMar>
+              <w:top w:w="70" w:type="dxa"/>
+              <w:start w:w="90" w:type="dxa"/>
+              <w:bottom w:w="70" w:type="dxa"/>
+              <w:end w:w="90" w:type="dxa"/>
+            </w:tcMar>
+            <w:vAlign w:val="center"/>
+          </w:tcPr>
+          <w:p>
+            <w:pPr>
+              <w:spacing w:after="0" w:line="252" w:lineRule="auto"/>
+              <w:jc w:val="left"/>
+            </w:pPr>
+            <w:r>
+              <w:rPr>
+                <w:rFonts w:ascii="Calibri" w:hAnsi="Calibri" w:eastAsia="Calibri"/>
+                <w:color w:val="203740"/>
+                <w:sz w:val="14"/>
+              </w:rPr>
+              <w:t>Estado: EJECUCIÓN</w:t>
+              <w:br/>
+              <w:t>Período: 01-01-2024 – 31-01-2027</w:t>
+              <w:br/>
+              <w:t>Avance físico: 9.81%</w:t>
+              <w:br/>
+              <w:t>Avance financiero: 9.81%</w:t>
+              <w:br/>
+              <w:t>Contratos: 0 total · 0 activos</w:t>
+              <w:br/>
+              <w:t>Seguimiento: Sin ejecución ni contrato activo</w:t>
+            </w:r>
+          </w:p>
+        </w:tc>
+        <w:tc>
+          <w:tcPr>
+            <w:tcW w:type="dxa" w:w="3024"/>
+            <w:tcMar>
+              <w:top w:w="70" w:type="dxa"/>
+              <w:start w:w="90" w:type="dxa"/>
+              <w:bottom w:w="70" w:type="dxa"/>
+              <w:end w:w="90" w:type="dxa"/>
+            </w:tcMar>
+            <w:vAlign w:val="center"/>
+          </w:tcPr>
+          <w:p>
+            <w:pPr>
+              <w:spacing w:after="0" w:line="252" w:lineRule="auto"/>
+              <w:jc w:val="left"/>
+            </w:pPr>
+            <w:r>
+              <w:rPr>
+                <w:rFonts w:ascii="Calibri" w:hAnsi="Calibri" w:eastAsia="Calibri"/>
+                <w:color w:val="203740"/>
+                <w:sz w:val="14"/>
+              </w:rPr>
+              <w:t>Costo del proyecto: RD$ 159,458,486.42</w:t>
+              <w:br/>
+              <w:t>Presupuesto 2026: RD$ 19,436,144.00</w:t>
+              <w:br/>
+              <w:t>Ejecutado 2026: RD$ 0.00</w:t>
+              <w:br/>
+              <w:t>Ejecución 2026: 0.00%</w:t>
+            </w:r>
+          </w:p>
+        </w:tc>
+      </w:tr>
+      <w:tr>
+        <w:tc>
+          <w:tcPr>
+            <w:tcW w:type="dxa" w:w="576"/>
+            <w:tcMar>
+              <w:top w:w="70" w:type="dxa"/>
+              <w:start w:w="90" w:type="dxa"/>
+              <w:bottom w:w="70" w:type="dxa"/>
+              <w:end w:w="90" w:type="dxa"/>
+            </w:tcMar>
+            <w:vAlign w:val="center"/>
+            <w:shd w:fill="F3F6F6"/>
+          </w:tcPr>
+          <w:p>
+            <w:pPr>
+              <w:spacing w:after="0" w:line="252" w:lineRule="auto"/>
+              <w:jc w:val="center"/>
+            </w:pPr>
+            <w:r>
+              <w:rPr>
+                <w:rFonts w:ascii="Calibri" w:hAnsi="Calibri" w:eastAsia="Calibri"/>
+                <w:color w:val="203740"/>
+                <w:sz w:val="14"/>
+              </w:rPr>
+              <w:t>20</w:t>
+            </w:r>
+          </w:p>
+        </w:tc>
+        <w:tc>
+          <w:tcPr>
+            <w:tcW w:type="dxa" w:w="1656"/>
+            <w:tcMar>
+              <w:top w:w="70" w:type="dxa"/>
+              <w:start w:w="90" w:type="dxa"/>
+              <w:bottom w:w="70" w:type="dxa"/>
+              <w:end w:w="90" w:type="dxa"/>
+            </w:tcMar>
+            <w:vAlign w:val="center"/>
+            <w:shd w:fill="F3F6F6"/>
+          </w:tcPr>
+          <w:p>
+            <w:pPr>
+              <w:spacing w:after="0" w:line="252" w:lineRule="auto"/>
+              <w:jc w:val="left"/>
+            </w:pPr>
+            <w:r>
+              <w:rPr>
+                <w:rFonts w:ascii="Calibri" w:hAnsi="Calibri" w:eastAsia="Calibri"/>
+                <w:color w:val="203740"/>
+                <w:sz w:val="14"/>
+              </w:rPr>
+              <w:t>SNIP 16412</w:t>
+              <w:br/>
+              <w:t>Ficha/Mapa 7895</w:t>
+              <w:br/>
+              <w:t>Fuentes:</w:t>
+              <w:br/>
+              <w:t>Maestro Sí · Ppto. Sí</w:t>
+              <w:br/>
+              <w:t>Territorio Sí · CSV territ. Sí</w:t>
+              <w:br/>
+              <w:t>Perfil Sí</w:t>
+            </w:r>
+            <w:r>
+              <w:br/>
+            </w:r>
+            <w:hyperlink r:id="rId51">
+              <w:r>
+                <w:rPr>
+                  <w:rFonts w:ascii="Calibri" w:hAnsi="Calibri" w:eastAsia="Calibri"/>
+                  <w:color w:val="2E74B5"/>
+                  <w:u w:val="single"/>
+                  <w:sz w:val="14"/>
+                </w:rPr>
+                <w:t>Abrir proyecto</w:t>
+              </w:r>
+            </w:hyperlink>
+          </w:p>
+        </w:tc>
+        <w:tc>
+          <w:tcPr>
+            <w:tcW w:type="dxa" w:w="5976"/>
+            <w:tcMar>
+              <w:top w:w="70" w:type="dxa"/>
+              <w:start w:w="90" w:type="dxa"/>
+              <w:bottom w:w="70" w:type="dxa"/>
+              <w:end w:w="90" w:type="dxa"/>
+            </w:tcMar>
+            <w:vAlign w:val="center"/>
+            <w:shd w:fill="F3F6F6"/>
+          </w:tcPr>
+          <w:p>
+            <w:pPr>
+              <w:spacing w:after="0" w:line="252" w:lineRule="auto"/>
+              <w:jc w:val="left"/>
+            </w:pPr>
+            <w:r>
+              <w:rPr>
+                <w:rFonts w:ascii="Calibri" w:hAnsi="Calibri" w:eastAsia="Calibri"/>
+                <w:color w:val="203740"/>
+                <w:sz w:val="14"/>
+              </w:rPr>
+              <w:t>CONSTRUCCIÓN MURO DE GAVIONES, ARROYO LA VACA, CARRETERA EL NARANJAL AFECTADO POR EL DISTURBIO TROPICAL 22, MUNICIPIO SABANA LARGA, PROVINCIA SAN JOSE DE OCOA</w:t>
+              <w:br/>
+              <w:t>Institución(es): MINISTERIO DE OBRAS PUBLICAS Y COMUNICACIONES</w:t>
+              <w:br/>
+              <w:t>Sector(es): Cambio Climático</w:t>
+              <w:br/>
+              <w:t>Territorios declarados: región valdesia; provincia(s) SAN JOSÉ DE OCOA; municipio(s) SABANA LARGA</w:t>
+              <w:br/>
+              <w:t>Localización codificada: 05 valdesia · 31 SAN JOSÉ DE OCOA · 053102 SABANA LARGA</w:t>
+              <w:br/>
+              <w:t>Ubicación del perfil: SABANA LARGA (SAN JOSÉ DE OCOA)</w:t>
+              <w:br/>
+              <w:t>Fuente territorial: profile · alcance municipality · verificada 02-08-2026 12:40 UTC</w:t>
+              <w:br/>
+              <w:t>Cobertura: nacional No · multirregional No</w:t>
+            </w:r>
+          </w:p>
+        </w:tc>
+        <w:tc>
+          <w:tcPr>
+            <w:tcW w:type="dxa" w:w="2880"/>
+            <w:tcMar>
+              <w:top w:w="70" w:type="dxa"/>
+              <w:start w:w="90" w:type="dxa"/>
+              <w:bottom w:w="70" w:type="dxa"/>
+              <w:end w:w="90" w:type="dxa"/>
+            </w:tcMar>
+            <w:vAlign w:val="center"/>
+            <w:shd w:fill="F3F6F6"/>
+          </w:tcPr>
+          <w:p>
+            <w:pPr>
+              <w:spacing w:after="0" w:line="252" w:lineRule="auto"/>
+              <w:jc w:val="left"/>
+            </w:pPr>
+            <w:r>
+              <w:rPr>
+                <w:rFonts w:ascii="Calibri" w:hAnsi="Calibri" w:eastAsia="Calibri"/>
+                <w:color w:val="203740"/>
+                <w:sz w:val="14"/>
+              </w:rPr>
+              <w:t>Estado: EJECUCIÓN</w:t>
+              <w:br/>
+              <w:t>Período: 01-01-2024 – 31-01-2027</w:t>
+              <w:br/>
+              <w:t>Avance físico: 38.37%</w:t>
+              <w:br/>
+              <w:t>Avance financiero: 38.37%</w:t>
+              <w:br/>
+              <w:t>Contratos: 0 total · 0 activos</w:t>
+              <w:br/>
+              <w:t>Seguimiento: Ejecución registrada</w:t>
+            </w:r>
+          </w:p>
+        </w:tc>
+        <w:tc>
+          <w:tcPr>
+            <w:tcW w:type="dxa" w:w="3024"/>
+            <w:tcMar>
+              <w:top w:w="70" w:type="dxa"/>
+              <w:start w:w="90" w:type="dxa"/>
+              <w:bottom w:w="70" w:type="dxa"/>
+              <w:end w:w="90" w:type="dxa"/>
+            </w:tcMar>
+            <w:vAlign w:val="center"/>
+            <w:shd w:fill="F3F6F6"/>
+          </w:tcPr>
+          <w:p>
+            <w:pPr>
+              <w:spacing w:after="0" w:line="252" w:lineRule="auto"/>
+              <w:jc w:val="left"/>
+            </w:pPr>
+            <w:r>
+              <w:rPr>
+                <w:rFonts w:ascii="Calibri" w:hAnsi="Calibri" w:eastAsia="Calibri"/>
+                <w:color w:val="203740"/>
+                <w:sz w:val="14"/>
+              </w:rPr>
+              <w:t>Costo del proyecto: RD$ 129,588,675.32</w:t>
+              <w:br/>
+              <w:t>Presupuesto 2026: RD$ 29,860,777.00</w:t>
+              <w:br/>
+              <w:t>Ejecutado 2026: RD$ 9,566,325.82</w:t>
+              <w:br/>
+              <w:t>Ejecución 2026: 32.04%</w:t>
+            </w:r>
+          </w:p>
+        </w:tc>
+      </w:tr>
+      <w:tr>
+        <w:tc>
+          <w:tcPr>
+            <w:tcW w:type="dxa" w:w="576"/>
+            <w:tcMar>
+              <w:top w:w="70" w:type="dxa"/>
+              <w:start w:w="90" w:type="dxa"/>
+              <w:bottom w:w="70" w:type="dxa"/>
+              <w:end w:w="90" w:type="dxa"/>
+            </w:tcMar>
+            <w:vAlign w:val="center"/>
+          </w:tcPr>
+          <w:p>
+            <w:pPr>
+              <w:spacing w:after="0" w:line="252" w:lineRule="auto"/>
+              <w:jc w:val="center"/>
+            </w:pPr>
+            <w:r>
+              <w:rPr>
+                <w:rFonts w:ascii="Calibri" w:hAnsi="Calibri" w:eastAsia="Calibri"/>
+                <w:color w:val="203740"/>
+                <w:sz w:val="14"/>
+              </w:rPr>
+              <w:t>21</w:t>
+            </w:r>
+          </w:p>
+        </w:tc>
+        <w:tc>
+          <w:tcPr>
+            <w:tcW w:type="dxa" w:w="1656"/>
+            <w:tcMar>
+              <w:top w:w="70" w:type="dxa"/>
+              <w:start w:w="90" w:type="dxa"/>
+              <w:bottom w:w="70" w:type="dxa"/>
+              <w:end w:w="90" w:type="dxa"/>
+            </w:tcMar>
+            <w:vAlign w:val="center"/>
+          </w:tcPr>
+          <w:p>
+            <w:pPr>
+              <w:spacing w:after="0" w:line="252" w:lineRule="auto"/>
+              <w:jc w:val="left"/>
+            </w:pPr>
+            <w:r>
+              <w:rPr>
+                <w:rFonts w:ascii="Calibri" w:hAnsi="Calibri" w:eastAsia="Calibri"/>
+                <w:color w:val="203740"/>
+                <w:sz w:val="14"/>
+              </w:rPr>
+              <w:t>SNIP 16496</w:t>
+              <w:br/>
+              <w:t>Ficha/Mapa 7844</w:t>
+              <w:br/>
+              <w:t>Fuentes:</w:t>
+              <w:br/>
+              <w:t>Maestro Sí · Ppto. Sí</w:t>
+              <w:br/>
+              <w:t>Territorio Sí · CSV territ. Sí</w:t>
+              <w:br/>
+              <w:t>Perfil Sí</w:t>
+            </w:r>
+            <w:r>
+              <w:br/>
+            </w:r>
+            <w:hyperlink r:id="rId52">
+              <w:r>
+                <w:rPr>
+                  <w:rFonts w:ascii="Calibri" w:hAnsi="Calibri" w:eastAsia="Calibri"/>
+                  <w:color w:val="2E74B5"/>
+                  <w:u w:val="single"/>
+                  <w:sz w:val="14"/>
+                </w:rPr>
+                <w:t>Abrir proyecto</w:t>
+              </w:r>
+            </w:hyperlink>
+          </w:p>
+        </w:tc>
+        <w:tc>
+          <w:tcPr>
+            <w:tcW w:type="dxa" w:w="5976"/>
+            <w:tcMar>
+              <w:top w:w="70" w:type="dxa"/>
+              <w:start w:w="90" w:type="dxa"/>
+              <w:bottom w:w="70" w:type="dxa"/>
+              <w:end w:w="90" w:type="dxa"/>
+            </w:tcMar>
+            <w:vAlign w:val="center"/>
+          </w:tcPr>
+          <w:p>
+            <w:pPr>
+              <w:spacing w:after="0" w:line="252" w:lineRule="auto"/>
+              <w:jc w:val="left"/>
+            </w:pPr>
+            <w:r>
+              <w:rPr>
+                <w:rFonts w:ascii="Calibri" w:hAnsi="Calibri" w:eastAsia="Calibri"/>
+                <w:color w:val="203740"/>
+                <w:sz w:val="14"/>
+              </w:rPr>
+              <w:t>RECONSTRUCCIÓN DE LA CARRETERA EL PINAR – RANCHO FRANCISCO – LOS COROZOS AFECTADA POR LA TORMENTA TROPICAL FRANKLIN, MUNICIPIO SAN JOSÉ DE OCOA, PROVINCIA SAN JOSÉ DE OCOA</w:t>
+              <w:br/>
+              <w:t>Institución(es): MINISTERIO DE OBRAS PUBLICAS Y COMUNICACIONES</w:t>
+              <w:br/>
+              <w:t>Sector(es): Cambio Climático</w:t>
+              <w:br/>
+              <w:t>Territorios declarados: región valdesia; provincia(s) SAN JOSÉ DE OCOA; municipio(s) SAN JOSÉ DE OCOA</w:t>
+              <w:br/>
+              <w:t>Localización codificada: 05 valdesia · 31 SAN JOSÉ DE OCOA · 053101 SAN JOSÉ DE OCOA</w:t>
+              <w:br/>
+              <w:t>Ubicación del perfil: SAN JOSÉ DE OCOA (SAN JOSÉ DE OCOA)</w:t>
+              <w:br/>
+              <w:t>Fuente territorial: profile · alcance municipality · verificada 02-08-2026 12:40 UTC</w:t>
+              <w:br/>
+              <w:t>Cobertura: nacional No · multirregional No</w:t>
+            </w:r>
+          </w:p>
+        </w:tc>
+        <w:tc>
+          <w:tcPr>
+            <w:tcW w:type="dxa" w:w="2880"/>
+            <w:tcMar>
+              <w:top w:w="70" w:type="dxa"/>
+              <w:start w:w="90" w:type="dxa"/>
+              <w:bottom w:w="70" w:type="dxa"/>
+              <w:end w:w="90" w:type="dxa"/>
+            </w:tcMar>
+            <w:vAlign w:val="center"/>
+          </w:tcPr>
+          <w:p>
+            <w:pPr>
+              <w:spacing w:after="0" w:line="252" w:lineRule="auto"/>
+              <w:jc w:val="left"/>
+            </w:pPr>
+            <w:r>
+              <w:rPr>
+                <w:rFonts w:ascii="Calibri" w:hAnsi="Calibri" w:eastAsia="Calibri"/>
+                <w:color w:val="203740"/>
+                <w:sz w:val="14"/>
+              </w:rPr>
+              <w:t>Estado: EJECUCIÓN</w:t>
+              <w:br/>
+              <w:t>Período: 01-01-2024 – 31-01-2027</w:t>
+              <w:br/>
+              <w:t>Avance físico: 35.27%</w:t>
+              <w:br/>
+              <w:t>Avance financiero: 35.27%</w:t>
+              <w:br/>
+              <w:t>Contratos: 0 total · 0 activos</w:t>
+              <w:br/>
+              <w:t>Seguimiento: Ejecución registrada</w:t>
+            </w:r>
+          </w:p>
+        </w:tc>
+        <w:tc>
+          <w:tcPr>
+            <w:tcW w:type="dxa" w:w="3024"/>
+            <w:tcMar>
+              <w:top w:w="70" w:type="dxa"/>
+              <w:start w:w="90" w:type="dxa"/>
+              <w:bottom w:w="70" w:type="dxa"/>
+              <w:end w:w="90" w:type="dxa"/>
+            </w:tcMar>
+            <w:vAlign w:val="center"/>
+          </w:tcPr>
+          <w:p>
+            <w:pPr>
+              <w:spacing w:after="0" w:line="252" w:lineRule="auto"/>
+              <w:jc w:val="left"/>
+            </w:pPr>
+            <w:r>
+              <w:rPr>
+                <w:rFonts w:ascii="Calibri" w:hAnsi="Calibri" w:eastAsia="Calibri"/>
+                <w:color w:val="203740"/>
+                <w:sz w:val="14"/>
+              </w:rPr>
+              <w:t>Costo del proyecto: RD$ 372,086,263.08</w:t>
+              <w:br/>
+              <w:t>Presupuesto 2026: RD$ 77,963,381.00</w:t>
+              <w:br/>
+              <w:t>Ejecutado 2026: RD$ 43,042,391.06</w:t>
+              <w:br/>
+              <w:t>Ejecución 2026: 55.21%</w:t>
+            </w:r>
+          </w:p>
+        </w:tc>
+      </w:tr>
+      <w:tr>
+        <w:tc>
+          <w:tcPr>
+            <w:tcW w:type="dxa" w:w="576"/>
+            <w:tcMar>
+              <w:top w:w="70" w:type="dxa"/>
+              <w:start w:w="90" w:type="dxa"/>
+              <w:bottom w:w="70" w:type="dxa"/>
+              <w:end w:w="90" w:type="dxa"/>
+            </w:tcMar>
+            <w:vAlign w:val="center"/>
+            <w:shd w:fill="F3F6F6"/>
+          </w:tcPr>
+          <w:p>
+            <w:pPr>
+              <w:spacing w:after="0" w:line="252" w:lineRule="auto"/>
+              <w:jc w:val="center"/>
+            </w:pPr>
+            <w:r>
+              <w:rPr>
+                <w:rFonts w:ascii="Calibri" w:hAnsi="Calibri" w:eastAsia="Calibri"/>
+                <w:color w:val="203740"/>
+                <w:sz w:val="14"/>
+              </w:rPr>
+              <w:t>22</w:t>
+            </w:r>
+          </w:p>
+        </w:tc>
+        <w:tc>
+          <w:tcPr>
+            <w:tcW w:type="dxa" w:w="1656"/>
+            <w:tcMar>
+              <w:top w:w="70" w:type="dxa"/>
+              <w:start w:w="90" w:type="dxa"/>
+              <w:bottom w:w="70" w:type="dxa"/>
+              <w:end w:w="90" w:type="dxa"/>
+            </w:tcMar>
+            <w:vAlign w:val="center"/>
+            <w:shd w:fill="F3F6F6"/>
+          </w:tcPr>
+          <w:p>
+            <w:pPr>
+              <w:spacing w:after="0" w:line="252" w:lineRule="auto"/>
+              <w:jc w:val="left"/>
+            </w:pPr>
+            <w:r>
+              <w:rPr>
+                <w:rFonts w:ascii="Calibri" w:hAnsi="Calibri" w:eastAsia="Calibri"/>
+                <w:color w:val="203740"/>
+                <w:sz w:val="14"/>
+              </w:rPr>
+              <w:t>SNIP 16585</w:t>
+              <w:br/>
+              <w:t>Ficha/Mapa 7937</w:t>
+              <w:br/>
+              <w:t>Fuentes:</w:t>
+              <w:br/>
+              <w:t>Maestro Sí · Ppto. Sí</w:t>
+              <w:br/>
+              <w:t>Territorio Sí · CSV territ. Sí</w:t>
+              <w:br/>
+              <w:t>Perfil Sí</w:t>
+            </w:r>
+            <w:r>
+              <w:br/>
+            </w:r>
+            <w:hyperlink r:id="rId53">
+              <w:r>
+                <w:rPr>
+                  <w:rFonts w:ascii="Calibri" w:hAnsi="Calibri" w:eastAsia="Calibri"/>
+                  <w:color w:val="2E74B5"/>
+                  <w:u w:val="single"/>
+                  <w:sz w:val="14"/>
+                </w:rPr>
+                <w:t>Abrir proyecto</w:t>
+              </w:r>
+            </w:hyperlink>
+          </w:p>
+        </w:tc>
+        <w:tc>
+          <w:tcPr>
+            <w:tcW w:type="dxa" w:w="5976"/>
+            <w:tcMar>
+              <w:top w:w="70" w:type="dxa"/>
+              <w:start w:w="90" w:type="dxa"/>
+              <w:bottom w:w="70" w:type="dxa"/>
+              <w:end w:w="90" w:type="dxa"/>
+            </w:tcMar>
+            <w:vAlign w:val="center"/>
+            <w:shd w:fill="F3F6F6"/>
+          </w:tcPr>
+          <w:p>
+            <w:pPr>
+              <w:spacing w:after="0" w:line="252" w:lineRule="auto"/>
+              <w:jc w:val="left"/>
+            </w:pPr>
+            <w:r>
+              <w:rPr>
+                <w:rFonts w:ascii="Calibri" w:hAnsi="Calibri" w:eastAsia="Calibri"/>
+                <w:color w:val="203740"/>
+                <w:sz w:val="14"/>
+              </w:rPr>
+              <w:t>CONSTRUCCIÓN PUENTE DE HORMIGON POSTENSADO SOBRE ARROYO LA VACA EN LA CALLE MANOLO TAVÁREZ JUSTO, AFECTADO POR EL DISTURBIO TROPICAL NO.22, MUNICIPIO SABANA LARGA, PROVINCIA SAN JOSÉ DE OCOA</w:t>
+              <w:br/>
+              <w:t>Institución(es): MINISTERIO DE OBRAS PUBLICAS Y COMUNICACIONES</w:t>
+              <w:br/>
+              <w:t>Sector(es): Cambio Climático</w:t>
+              <w:br/>
+              <w:t>Territorios declarados: región valdesia; provincia(s) SAN JOSÉ DE OCOA; municipio(s) SABANA LARGA</w:t>
+              <w:br/>
+              <w:t>Localización codificada: 05 valdesia · 31 SAN JOSÉ DE OCOA · 053102 SABANA LARGA</w:t>
+              <w:br/>
+              <w:t>Ubicación del perfil: SABANA LARGA (SAN JOSÉ DE OCOA)</w:t>
+              <w:br/>
+              <w:t>Fuente territorial: profile · alcance municipality · verificada 02-08-2026 12:40 UTC</w:t>
+              <w:br/>
+              <w:t>Cobertura: nacional No · multirregional No</w:t>
+            </w:r>
+          </w:p>
+        </w:tc>
+        <w:tc>
+          <w:tcPr>
+            <w:tcW w:type="dxa" w:w="2880"/>
+            <w:tcMar>
+              <w:top w:w="70" w:type="dxa"/>
+              <w:start w:w="90" w:type="dxa"/>
+              <w:bottom w:w="70" w:type="dxa"/>
+              <w:end w:w="90" w:type="dxa"/>
+            </w:tcMar>
+            <w:vAlign w:val="center"/>
+            <w:shd w:fill="F3F6F6"/>
+          </w:tcPr>
+          <w:p>
+            <w:pPr>
+              <w:spacing w:after="0" w:line="252" w:lineRule="auto"/>
+              <w:jc w:val="left"/>
+            </w:pPr>
+            <w:r>
+              <w:rPr>
+                <w:rFonts w:ascii="Calibri" w:hAnsi="Calibri" w:eastAsia="Calibri"/>
+                <w:color w:val="203740"/>
+                <w:sz w:val="14"/>
+              </w:rPr>
+              <w:t>Estado: EJECUCIÓN</w:t>
+              <w:br/>
+              <w:t>Período: 01-01-2024 – 31-01-2027</w:t>
+              <w:br/>
+              <w:t>Avance físico: 69.56%</w:t>
+              <w:br/>
+              <w:t>Avance financiero: 69.56%</w:t>
+              <w:br/>
+              <w:t>Contratos: 0 total · 0 activos</w:t>
+              <w:br/>
+              <w:t>Seguimiento: Sin ejecución ni contrato activo</w:t>
+            </w:r>
+          </w:p>
+        </w:tc>
+        <w:tc>
+          <w:tcPr>
+            <w:tcW w:type="dxa" w:w="3024"/>
+            <w:tcMar>
+              <w:top w:w="70" w:type="dxa"/>
+              <w:start w:w="90" w:type="dxa"/>
+              <w:bottom w:w="70" w:type="dxa"/>
+              <w:end w:w="90" w:type="dxa"/>
+            </w:tcMar>
+            <w:vAlign w:val="center"/>
+            <w:shd w:fill="F3F6F6"/>
+          </w:tcPr>
+          <w:p>
+            <w:pPr>
+              <w:spacing w:after="0" w:line="252" w:lineRule="auto"/>
+              <w:jc w:val="left"/>
+            </w:pPr>
+            <w:r>
+              <w:rPr>
+                <w:rFonts w:ascii="Calibri" w:hAnsi="Calibri" w:eastAsia="Calibri"/>
+                <w:color w:val="203740"/>
+                <w:sz w:val="14"/>
+              </w:rPr>
+              <w:t>Costo del proyecto: RD$ 73,204,527.76</w:t>
+              <w:br/>
+              <w:t>Presupuesto 2026: RD$ 4,308,092.00</w:t>
+              <w:br/>
+              <w:t>Ejecutado 2026: RD$ 0.00</w:t>
+              <w:br/>
+              <w:t>Ejecución 2026: 0.00%</w:t>
+            </w:r>
+          </w:p>
+        </w:tc>
+      </w:tr>
+      <w:tr>
+        <w:tc>
+          <w:tcPr>
+            <w:tcW w:type="dxa" w:w="576"/>
+            <w:tcMar>
+              <w:top w:w="70" w:type="dxa"/>
+              <w:start w:w="90" w:type="dxa"/>
+              <w:bottom w:w="70" w:type="dxa"/>
+              <w:end w:w="90" w:type="dxa"/>
+            </w:tcMar>
+            <w:vAlign w:val="center"/>
+          </w:tcPr>
+          <w:p>
+            <w:pPr>
+              <w:spacing w:after="0" w:line="252" w:lineRule="auto"/>
+              <w:jc w:val="center"/>
+            </w:pPr>
+            <w:r>
+              <w:rPr>
+                <w:rFonts w:ascii="Calibri" w:hAnsi="Calibri" w:eastAsia="Calibri"/>
+                <w:color w:val="203740"/>
+                <w:sz w:val="14"/>
+              </w:rPr>
+              <w:t>23</w:t>
+            </w:r>
+          </w:p>
+        </w:tc>
+        <w:tc>
+          <w:tcPr>
+            <w:tcW w:type="dxa" w:w="1656"/>
+            <w:tcMar>
+              <w:top w:w="70" w:type="dxa"/>
+              <w:start w:w="90" w:type="dxa"/>
+              <w:bottom w:w="70" w:type="dxa"/>
+              <w:end w:w="90" w:type="dxa"/>
+            </w:tcMar>
+            <w:vAlign w:val="center"/>
+          </w:tcPr>
+          <w:p>
+            <w:pPr>
+              <w:spacing w:after="0" w:line="252" w:lineRule="auto"/>
+              <w:jc w:val="left"/>
+            </w:pPr>
+            <w:r>
+              <w:rPr>
+                <w:rFonts w:ascii="Calibri" w:hAnsi="Calibri" w:eastAsia="Calibri"/>
+                <w:color w:val="203740"/>
+                <w:sz w:val="14"/>
+              </w:rPr>
+              <w:t>SNIP 16685</w:t>
+              <w:br/>
+              <w:t>Ficha/Mapa 5948</w:t>
+              <w:br/>
+              <w:t>Fuentes:</w:t>
+              <w:br/>
+              <w:t>Maestro Sí · Ppto. Sí</w:t>
+              <w:br/>
+              <w:t>Territorio Sí · CSV territ. Sí</w:t>
+              <w:br/>
+              <w:t>Perfil Sí</w:t>
+            </w:r>
+            <w:r>
+              <w:br/>
+            </w:r>
+            <w:hyperlink r:id="rId54">
+              <w:r>
+                <w:rPr>
+                  <w:rFonts w:ascii="Calibri" w:hAnsi="Calibri" w:eastAsia="Calibri"/>
+                  <w:color w:val="2E74B5"/>
+                  <w:u w:val="single"/>
+                  <w:sz w:val="14"/>
+                </w:rPr>
+                <w:t>Abrir proyecto</w:t>
+              </w:r>
+            </w:hyperlink>
+          </w:p>
+        </w:tc>
+        <w:tc>
+          <w:tcPr>
+            <w:tcW w:type="dxa" w:w="5976"/>
+            <w:tcMar>
+              <w:top w:w="70" w:type="dxa"/>
+              <w:start w:w="90" w:type="dxa"/>
+              <w:bottom w:w="70" w:type="dxa"/>
+              <w:end w:w="90" w:type="dxa"/>
+            </w:tcMar>
+            <w:vAlign w:val="center"/>
+          </w:tcPr>
+          <w:p>
+            <w:pPr>
+              <w:spacing w:after="0" w:line="252" w:lineRule="auto"/>
+              <w:jc w:val="left"/>
+            </w:pPr>
+            <w:r>
+              <w:rPr>
+                <w:rFonts w:ascii="Calibri" w:hAnsi="Calibri" w:eastAsia="Calibri"/>
+                <w:color w:val="203740"/>
+                <w:sz w:val="14"/>
+              </w:rPr>
+              <w:t>CONSTRUCCIÓN MUROS DE GAVIONES EN EL PUENTE ARROYO EL LIMÓN ABAJO, AFECTADO POR LA VAGUADA DE ABRIL 2022, MUNICIPIO SAN JOSÉ DE OCOA, PROV. SAN JOSÉ DE OCOA</w:t>
+              <w:br/>
+              <w:t>Institución(es): MINISTERIO DE OBRAS PUBLICAS Y COMUNICACIONES</w:t>
+              <w:br/>
+              <w:t>Sector(es): Cambio Climático</w:t>
+              <w:br/>
+              <w:t>Territorios declarados: región valdesia; provincia(s) SAN JOSÉ DE OCOA; municipio(s) SAN JOSÉ DE OCOA</w:t>
+              <w:br/>
+              <w:t>Localización codificada: 05 valdesia · 31 SAN JOSÉ DE OCOA · 053101 SAN JOSÉ DE OCOA</w:t>
+              <w:br/>
+              <w:t>Ubicación del perfil: SAN JOSÉ DE OCOA (SAN JOSÉ DE OCOA)</w:t>
+              <w:br/>
+              <w:t>Fuente territorial: profile · alcance municipality · verificada 02-08-2026 12:40 UTC</w:t>
+              <w:br/>
+              <w:t>Cobertura: nacional No · multirregional No</w:t>
+            </w:r>
+          </w:p>
+        </w:tc>
+        <w:tc>
+          <w:tcPr>
+            <w:tcW w:type="dxa" w:w="2880"/>
+            <w:tcMar>
+              <w:top w:w="70" w:type="dxa"/>
+              <w:start w:w="90" w:type="dxa"/>
+              <w:bottom w:w="70" w:type="dxa"/>
+              <w:end w:w="90" w:type="dxa"/>
+            </w:tcMar>
+            <w:vAlign w:val="center"/>
+          </w:tcPr>
+          <w:p>
+            <w:pPr>
+              <w:spacing w:after="0" w:line="252" w:lineRule="auto"/>
+              <w:jc w:val="left"/>
+            </w:pPr>
+            <w:r>
+              <w:rPr>
+                <w:rFonts w:ascii="Calibri" w:hAnsi="Calibri" w:eastAsia="Calibri"/>
+                <w:color w:val="203740"/>
+                <w:sz w:val="14"/>
+              </w:rPr>
+              <w:t>Estado: EJECUCIÓN</w:t>
+              <w:br/>
+              <w:t>Período: 01-01-2024 – 31-01-2027</w:t>
+              <w:br/>
+              <w:t>Avance físico: 10.55%</w:t>
+              <w:br/>
+              <w:t>Avance financiero: 10.55%</w:t>
+              <w:br/>
+              <w:t>Contratos: 0 total · 0 activos</w:t>
+              <w:br/>
+              <w:t>Seguimiento: Sin ejecución ni contrato activo</w:t>
+            </w:r>
+          </w:p>
+        </w:tc>
+        <w:tc>
+          <w:tcPr>
+            <w:tcW w:type="dxa" w:w="3024"/>
+            <w:tcMar>
+              <w:top w:w="70" w:type="dxa"/>
+              <w:start w:w="90" w:type="dxa"/>
+              <w:bottom w:w="70" w:type="dxa"/>
+              <w:end w:w="90" w:type="dxa"/>
+            </w:tcMar>
+            <w:vAlign w:val="center"/>
+          </w:tcPr>
+          <w:p>
+            <w:pPr>
+              <w:spacing w:after="0" w:line="252" w:lineRule="auto"/>
+              <w:jc w:val="left"/>
+            </w:pPr>
+            <w:r>
+              <w:rPr>
+                <w:rFonts w:ascii="Calibri" w:hAnsi="Calibri" w:eastAsia="Calibri"/>
+                <w:color w:val="203740"/>
+                <w:sz w:val="14"/>
+              </w:rPr>
+              <w:t>Costo del proyecto: RD$ 28,427,946.00</w:t>
+              <w:br/>
+              <w:t>Presupuesto 2026: RD$ 6,500,000.00</w:t>
+              <w:br/>
+              <w:t>Ejecutado 2026: RD$ 0.00</w:t>
+              <w:br/>
+              <w:t>Ejecución 2026: 0.00%</w:t>
+            </w:r>
+          </w:p>
+        </w:tc>
+      </w:tr>
+      <w:tr>
+        <w:tc>
+          <w:tcPr>
+            <w:tcW w:type="dxa" w:w="576"/>
+            <w:tcMar>
+              <w:top w:w="70" w:type="dxa"/>
+              <w:start w:w="90" w:type="dxa"/>
+              <w:bottom w:w="70" w:type="dxa"/>
+              <w:end w:w="90" w:type="dxa"/>
+            </w:tcMar>
+            <w:vAlign w:val="center"/>
+            <w:shd w:fill="F3F6F6"/>
+          </w:tcPr>
+          <w:p>
+            <w:pPr>
+              <w:spacing w:after="0" w:line="252" w:lineRule="auto"/>
+              <w:jc w:val="center"/>
+            </w:pPr>
+            <w:r>
+              <w:rPr>
+                <w:rFonts w:ascii="Calibri" w:hAnsi="Calibri" w:eastAsia="Calibri"/>
+                <w:color w:val="203740"/>
+                <w:sz w:val="14"/>
+              </w:rPr>
+              <w:t>24</w:t>
+            </w:r>
+          </w:p>
+        </w:tc>
+        <w:tc>
+          <w:tcPr>
+            <w:tcW w:type="dxa" w:w="1656"/>
+            <w:tcMar>
+              <w:top w:w="70" w:type="dxa"/>
+              <w:start w:w="90" w:type="dxa"/>
+              <w:bottom w:w="70" w:type="dxa"/>
+              <w:end w:w="90" w:type="dxa"/>
+            </w:tcMar>
+            <w:vAlign w:val="center"/>
+            <w:shd w:fill="F3F6F6"/>
+          </w:tcPr>
+          <w:p>
+            <w:pPr>
+              <w:spacing w:after="0" w:line="252" w:lineRule="auto"/>
+              <w:jc w:val="left"/>
+            </w:pPr>
+            <w:r>
+              <w:rPr>
+                <w:rFonts w:ascii="Calibri" w:hAnsi="Calibri" w:eastAsia="Calibri"/>
+                <w:color w:val="203740"/>
+                <w:sz w:val="14"/>
+              </w:rPr>
+              <w:t>SNIP 16716</w:t>
+              <w:br/>
+              <w:t>Ficha/Mapa 8228</w:t>
+              <w:br/>
+              <w:t>Fuentes:</w:t>
+              <w:br/>
+              <w:t>Maestro Sí · Ppto. Sí</w:t>
+              <w:br/>
+              <w:t>Territorio Sí · CSV territ. Sí</w:t>
+              <w:br/>
+              <w:t>Perfil Sí</w:t>
+            </w:r>
+            <w:r>
+              <w:br/>
+            </w:r>
+            <w:hyperlink r:id="rId55">
+              <w:r>
+                <w:rPr>
+                  <w:rFonts w:ascii="Calibri" w:hAnsi="Calibri" w:eastAsia="Calibri"/>
+                  <w:color w:val="2E74B5"/>
+                  <w:u w:val="single"/>
+                  <w:sz w:val="14"/>
+                </w:rPr>
+                <w:t>Abrir proyecto</w:t>
+              </w:r>
+            </w:hyperlink>
+          </w:p>
+        </w:tc>
+        <w:tc>
+          <w:tcPr>
+            <w:tcW w:type="dxa" w:w="5976"/>
+            <w:tcMar>
+              <w:top w:w="70" w:type="dxa"/>
+              <w:start w:w="90" w:type="dxa"/>
+              <w:bottom w:w="70" w:type="dxa"/>
+              <w:end w:w="90" w:type="dxa"/>
+            </w:tcMar>
+            <w:vAlign w:val="center"/>
+            <w:shd w:fill="F3F6F6"/>
+          </w:tcPr>
+          <w:p>
+            <w:pPr>
+              <w:spacing w:after="0" w:line="252" w:lineRule="auto"/>
+              <w:jc w:val="left"/>
+            </w:pPr>
+            <w:r>
+              <w:rPr>
+                <w:rFonts w:ascii="Calibri" w:hAnsi="Calibri" w:eastAsia="Calibri"/>
+                <w:color w:val="203740"/>
+                <w:sz w:val="14"/>
+              </w:rPr>
+              <w:t>RECONSTRUCCIÓN DEL TRAMO III DE LA CARRETERA RANCHO ARRIBA-SABANA LARGA (TERMINACIÓN CARRETERA CIBAO-SUR), MUNICIPIOS RANCHO ARRIBA Y SABANA LARGA, PROVINCIA SAN JOSÉ DE OCOA</w:t>
+              <w:br/>
+              <w:t>Institución(es): MINISTERIO DE OBRAS PUBLICAS Y COMUNICACIONES</w:t>
+              <w:br/>
+              <w:t>Sector(es): Transporte</w:t>
+              <w:br/>
+              <w:t>Territorios declarados: región valdesia; provincia(s) SAN JOSÉ DE OCOA; municipio(s) RANCHO ARRIBA</w:t>
+              <w:br/>
+              <w:t>Localización codificada: 05 valdesia · 31 SAN JOSÉ DE OCOA · 053103 RANCHO ARRIBA</w:t>
+              <w:br/>
+              <w:t>Ubicación del perfil: RANCHO ARRIBA (SAN JOSÉ DE OCOA)</w:t>
+              <w:br/>
+              <w:t>Fuente territorial: profile · alcance municipality · verificada 02-08-2026 12:40 UTC</w:t>
+              <w:br/>
+              <w:t>Cobertura: nacional No · multirregional No</w:t>
+            </w:r>
+          </w:p>
+        </w:tc>
+        <w:tc>
+          <w:tcPr>
+            <w:tcW w:type="dxa" w:w="2880"/>
+            <w:tcMar>
+              <w:top w:w="70" w:type="dxa"/>
+              <w:start w:w="90" w:type="dxa"/>
+              <w:bottom w:w="70" w:type="dxa"/>
+              <w:end w:w="90" w:type="dxa"/>
+            </w:tcMar>
+            <w:vAlign w:val="center"/>
+            <w:shd w:fill="F3F6F6"/>
+          </w:tcPr>
+          <w:p>
+            <w:pPr>
+              <w:spacing w:after="0" w:line="252" w:lineRule="auto"/>
+              <w:jc w:val="left"/>
+            </w:pPr>
+            <w:r>
+              <w:rPr>
+                <w:rFonts w:ascii="Calibri" w:hAnsi="Calibri" w:eastAsia="Calibri"/>
+                <w:color w:val="203740"/>
+                <w:sz w:val="14"/>
+              </w:rPr>
+              <w:t>Estado: EJECUCIÓN</w:t>
+              <w:br/>
+              <w:t>Período: 01-01-2024 – 31-01-2027</w:t>
+              <w:br/>
+              <w:t>Avance físico: 32.59%</w:t>
+              <w:br/>
+              <w:t>Avance financiero: 32.59%</w:t>
+              <w:br/>
+              <w:t>Contratos: 0 total · 0 activos</w:t>
+              <w:br/>
+              <w:t>Seguimiento: Ejecución registrada</w:t>
+            </w:r>
+          </w:p>
+        </w:tc>
+        <w:tc>
+          <w:tcPr>
+            <w:tcW w:type="dxa" w:w="3024"/>
+            <w:tcMar>
+              <w:top w:w="70" w:type="dxa"/>
+              <w:start w:w="90" w:type="dxa"/>
+              <w:bottom w:w="70" w:type="dxa"/>
+              <w:end w:w="90" w:type="dxa"/>
+            </w:tcMar>
+            <w:vAlign w:val="center"/>
+            <w:shd w:fill="F3F6F6"/>
+          </w:tcPr>
+          <w:p>
+            <w:pPr>
+              <w:spacing w:after="0" w:line="252" w:lineRule="auto"/>
+              <w:jc w:val="left"/>
+            </w:pPr>
+            <w:r>
+              <w:rPr>
+                <w:rFonts w:ascii="Calibri" w:hAnsi="Calibri" w:eastAsia="Calibri"/>
+                <w:color w:val="203740"/>
+                <w:sz w:val="14"/>
+              </w:rPr>
+              <w:t>Costo del proyecto: RD$ 2,474,053,496.92</w:t>
+              <w:br/>
+              <w:t>Presupuesto 2026: RD$ 415,095,956.00</w:t>
+              <w:br/>
+              <w:t>Ejecutado 2026: RD$ 406,446,841.52</w:t>
+              <w:br/>
+              <w:t>Ejecución 2026: 97.92%</w:t>
+            </w:r>
+          </w:p>
+        </w:tc>
+      </w:tr>
+      <w:tr>
+        <w:tc>
+          <w:tcPr>
+            <w:tcW w:type="dxa" w:w="576"/>
+            <w:tcMar>
+              <w:top w:w="70" w:type="dxa"/>
+              <w:start w:w="90" w:type="dxa"/>
+              <w:bottom w:w="70" w:type="dxa"/>
+              <w:end w:w="90" w:type="dxa"/>
+            </w:tcMar>
+            <w:vAlign w:val="center"/>
+          </w:tcPr>
+          <w:p>
+            <w:pPr>
+              <w:spacing w:after="0" w:line="252" w:lineRule="auto"/>
+              <w:jc w:val="center"/>
+            </w:pPr>
+            <w:r>
+              <w:rPr>
+                <w:rFonts w:ascii="Calibri" w:hAnsi="Calibri" w:eastAsia="Calibri"/>
+                <w:color w:val="203740"/>
+                <w:sz w:val="14"/>
+              </w:rPr>
+              <w:t>25</w:t>
+            </w:r>
+          </w:p>
+        </w:tc>
+        <w:tc>
+          <w:tcPr>
+            <w:tcW w:type="dxa" w:w="1656"/>
+            <w:tcMar>
+              <w:top w:w="70" w:type="dxa"/>
+              <w:start w:w="90" w:type="dxa"/>
+              <w:bottom w:w="70" w:type="dxa"/>
+              <w:end w:w="90" w:type="dxa"/>
+            </w:tcMar>
+            <w:vAlign w:val="center"/>
+          </w:tcPr>
+          <w:p>
+            <w:pPr>
+              <w:spacing w:after="0" w:line="252" w:lineRule="auto"/>
+              <w:jc w:val="left"/>
+            </w:pPr>
+            <w:r>
+              <w:rPr>
+                <w:rFonts w:ascii="Calibri" w:hAnsi="Calibri" w:eastAsia="Calibri"/>
+                <w:color w:val="203740"/>
+                <w:sz w:val="14"/>
+              </w:rPr>
+              <w:t>SNIP 16812</w:t>
+              <w:br/>
+              <w:t>Ficha/Mapa 7940</w:t>
+              <w:br/>
+              <w:t>Fuentes:</w:t>
+              <w:br/>
+              <w:t>Maestro Sí · Ppto. Sí</w:t>
+              <w:br/>
+              <w:t>Territorio Sí · CSV territ. Sí</w:t>
+              <w:br/>
+              <w:t>Perfil Sí</w:t>
+            </w:r>
+            <w:r>
+              <w:br/>
+            </w:r>
+            <w:hyperlink r:id="rId56">
+              <w:r>
+                <w:rPr>
+                  <w:rFonts w:ascii="Calibri" w:hAnsi="Calibri" w:eastAsia="Calibri"/>
+                  <w:color w:val="2E74B5"/>
+                  <w:u w:val="single"/>
+                  <w:sz w:val="14"/>
+                </w:rPr>
+                <w:t>Abrir proyecto</w:t>
+              </w:r>
+            </w:hyperlink>
+          </w:p>
+        </w:tc>
+        <w:tc>
+          <w:tcPr>
+            <w:tcW w:type="dxa" w:w="5976"/>
+            <w:tcMar>
+              <w:top w:w="70" w:type="dxa"/>
+              <w:start w:w="90" w:type="dxa"/>
+              <w:bottom w:w="70" w:type="dxa"/>
+              <w:end w:w="90" w:type="dxa"/>
+            </w:tcMar>
+            <w:vAlign w:val="center"/>
+          </w:tcPr>
+          <w:p>
+            <w:pPr>
+              <w:spacing w:after="0" w:line="252" w:lineRule="auto"/>
+              <w:jc w:val="left"/>
+            </w:pPr>
+            <w:r>
+              <w:rPr>
+                <w:rFonts w:ascii="Calibri" w:hAnsi="Calibri" w:eastAsia="Calibri"/>
+                <w:color w:val="203740"/>
+                <w:sz w:val="14"/>
+              </w:rPr>
+              <w:t>CONSTRUCCIÓN DEL PUENTE SOBRE EL RÍO BANILEJO Y RECONSTRUCCIÓN DE ENLACE EN LA CARRETERA EL PINAR - EL MEMIZO, AFECTADO POR EL DISTURBIO TROPICAL NO.22, MUNICIPIO SAN JOSÉ DE OCOA, PROVINCIA SAN JOSÉ DE OCOA</w:t>
+              <w:br/>
+              <w:t>Institución(es): MINISTERIO DE OBRAS PUBLICAS Y COMUNICACIONES</w:t>
+              <w:br/>
+              <w:t>Sector(es): Cambio Climático</w:t>
+              <w:br/>
+              <w:t>Territorios declarados: región valdesia; provincia(s) SAN JOSÉ DE OCOA; municipio(s) SAN JOSÉ DE OCOA</w:t>
+              <w:br/>
+              <w:t>Localización codificada: 05 valdesia · 31 SAN JOSÉ DE OCOA · 053101 SAN JOSÉ DE OCOA</w:t>
+              <w:br/>
+              <w:t>Ubicación del perfil: SAN JOSÉ DE OCOA (SAN JOSÉ DE OCOA)</w:t>
+              <w:br/>
+              <w:t>Fuente territorial: profile · alcance municipality · verificada 02-08-2026 12:40 UTC</w:t>
+              <w:br/>
+              <w:t>Cobertura: nacional No · multirregional No</w:t>
+            </w:r>
+          </w:p>
+        </w:tc>
+        <w:tc>
+          <w:tcPr>
+            <w:tcW w:type="dxa" w:w="2880"/>
+            <w:tcMar>
+              <w:top w:w="70" w:type="dxa"/>
+              <w:start w:w="90" w:type="dxa"/>
+              <w:bottom w:w="70" w:type="dxa"/>
+              <w:end w:w="90" w:type="dxa"/>
+            </w:tcMar>
+            <w:vAlign w:val="center"/>
+          </w:tcPr>
+          <w:p>
+            <w:pPr>
+              <w:spacing w:after="0" w:line="252" w:lineRule="auto"/>
+              <w:jc w:val="left"/>
+            </w:pPr>
+            <w:r>
+              <w:rPr>
+                <w:rFonts w:ascii="Calibri" w:hAnsi="Calibri" w:eastAsia="Calibri"/>
+                <w:color w:val="203740"/>
+                <w:sz w:val="14"/>
+              </w:rPr>
+              <w:t>Estado: EJECUCIÓN</w:t>
+              <w:br/>
+              <w:t>Período: 01-01-2024 – 31-01-2027</w:t>
+              <w:br/>
+              <w:t>Avance físico: 42.73%</w:t>
+              <w:br/>
+              <w:t>Avance financiero: 42.73%</w:t>
+              <w:br/>
+              <w:t>Contratos: 0 total · 0 activos</w:t>
+              <w:br/>
+              <w:t>Seguimiento: Sin ejecución ni contrato activo</w:t>
+            </w:r>
+          </w:p>
+        </w:tc>
+        <w:tc>
+          <w:tcPr>
+            <w:tcW w:type="dxa" w:w="3024"/>
+            <w:tcMar>
+              <w:top w:w="70" w:type="dxa"/>
+              <w:start w:w="90" w:type="dxa"/>
+              <w:bottom w:w="70" w:type="dxa"/>
+              <w:end w:w="90" w:type="dxa"/>
+            </w:tcMar>
+            <w:vAlign w:val="center"/>
+          </w:tcPr>
+          <w:p>
+            <w:pPr>
+              <w:spacing w:after="0" w:line="252" w:lineRule="auto"/>
+              <w:jc w:val="left"/>
+            </w:pPr>
+            <w:r>
+              <w:rPr>
+                <w:rFonts w:ascii="Calibri" w:hAnsi="Calibri" w:eastAsia="Calibri"/>
+                <w:color w:val="203740"/>
+                <w:sz w:val="14"/>
+              </w:rPr>
+              <w:t>Costo del proyecto: RD$ 199,961,551.86</w:t>
+              <w:br/>
+              <w:t>Presupuesto 2026: RD$ 46,119,656.00</w:t>
+              <w:br/>
+              <w:t>Ejecutado 2026: RD$ 0.00</w:t>
+              <w:br/>
+              <w:t>Ejecución 2026: 0.00%</w:t>
+            </w:r>
+          </w:p>
+        </w:tc>
+      </w:tr>
+      <w:tr>
+        <w:tc>
+          <w:tcPr>
+            <w:tcW w:type="dxa" w:w="576"/>
+            <w:tcMar>
+              <w:top w:w="70" w:type="dxa"/>
+              <w:start w:w="90" w:type="dxa"/>
+              <w:bottom w:w="70" w:type="dxa"/>
+              <w:end w:w="90" w:type="dxa"/>
+            </w:tcMar>
+            <w:vAlign w:val="center"/>
+            <w:shd w:fill="F3F6F6"/>
+          </w:tcPr>
+          <w:p>
+            <w:pPr>
+              <w:spacing w:after="0" w:line="252" w:lineRule="auto"/>
+              <w:jc w:val="center"/>
+            </w:pPr>
+            <w:r>
+              <w:rPr>
+                <w:rFonts w:ascii="Calibri" w:hAnsi="Calibri" w:eastAsia="Calibri"/>
+                <w:color w:val="203740"/>
+                <w:sz w:val="14"/>
+              </w:rPr>
+              <w:t>26</w:t>
+            </w:r>
+          </w:p>
+        </w:tc>
+        <w:tc>
+          <w:tcPr>
+            <w:tcW w:type="dxa" w:w="1656"/>
+            <w:tcMar>
+              <w:top w:w="70" w:type="dxa"/>
+              <w:start w:w="90" w:type="dxa"/>
+              <w:bottom w:w="70" w:type="dxa"/>
+              <w:end w:w="90" w:type="dxa"/>
+            </w:tcMar>
+            <w:vAlign w:val="center"/>
+            <w:shd w:fill="F3F6F6"/>
+          </w:tcPr>
+          <w:p>
+            <w:pPr>
+              <w:spacing w:after="0" w:line="252" w:lineRule="auto"/>
+              <w:jc w:val="left"/>
+            </w:pPr>
+            <w:r>
+              <w:rPr>
+                <w:rFonts w:ascii="Calibri" w:hAnsi="Calibri" w:eastAsia="Calibri"/>
+                <w:color w:val="203740"/>
+                <w:sz w:val="14"/>
+              </w:rPr>
+              <w:t>SNIP 17405</w:t>
+              <w:br/>
+              <w:t>Ficha/Mapa 9105</w:t>
+              <w:br/>
+              <w:t>Fuentes:</w:t>
+              <w:br/>
+              <w:t>Maestro Sí · Ppto. Sí</w:t>
+              <w:br/>
+              <w:t>Territorio Sí · CSV territ. Sí</w:t>
+              <w:br/>
+              <w:t>Perfil Sí</w:t>
+            </w:r>
+            <w:r>
+              <w:br/>
+            </w:r>
+            <w:hyperlink r:id="rId57">
+              <w:r>
+                <w:rPr>
+                  <w:rFonts w:ascii="Calibri" w:hAnsi="Calibri" w:eastAsia="Calibri"/>
+                  <w:color w:val="2E74B5"/>
+                  <w:u w:val="single"/>
+                  <w:sz w:val="14"/>
+                </w:rPr>
+                <w:t>Abrir proyecto</w:t>
+              </w:r>
+            </w:hyperlink>
+          </w:p>
+        </w:tc>
+        <w:tc>
+          <w:tcPr>
+            <w:tcW w:type="dxa" w:w="5976"/>
+            <w:tcMar>
+              <w:top w:w="70" w:type="dxa"/>
+              <w:start w:w="90" w:type="dxa"/>
+              <w:bottom w:w="70" w:type="dxa"/>
+              <w:end w:w="90" w:type="dxa"/>
+            </w:tcMar>
+            <w:vAlign w:val="center"/>
+            <w:shd w:fill="F3F6F6"/>
+          </w:tcPr>
+          <w:p>
+            <w:pPr>
+              <w:spacing w:after="0" w:line="252" w:lineRule="auto"/>
+              <w:jc w:val="left"/>
+            </w:pPr>
+            <w:r>
+              <w:rPr>
+                <w:rFonts w:ascii="Calibri" w:hAnsi="Calibri" w:eastAsia="Calibri"/>
+                <w:color w:val="203740"/>
+                <w:sz w:val="14"/>
+              </w:rPr>
+              <w:t>REMODELACIÓN ESTADIO DE BÉISBOL EL PINAR, D.M. EL PINAR, MUNICIPIO SAN JOSÉ DE OCOA, PROVINCIA SAN JOSÉ DE OCOA</w:t>
+              <w:br/>
+              <w:t>Institución(es): COMISIÓN PRESIDENCIAL DE APOYO AL DESARROLLO PROVINCIAL</w:t>
+              <w:br/>
+              <w:t>Sector(es): Actividades deportivas, recreativas, culturales y religiosas</w:t>
+              <w:br/>
+              <w:t>Territorios declarados: región valdesia; provincia(s) SAN JOSÉ DE OCOA; municipio(s) SAN JOSÉ DE OCOA</w:t>
+              <w:br/>
+              <w:t>Localización codificada: 05 valdesia · 31 SAN JOSÉ DE OCOA · 053101 SAN JOSÉ DE OCOA</w:t>
+              <w:br/>
+              <w:t>Ubicación del perfil: SAN JOSÉ DE OCOA (SAN JOSÉ DE OCOA)</w:t>
+              <w:br/>
+              <w:t>Fuente territorial: profile · alcance municipality · verificada 02-08-2026 12:40 UTC</w:t>
+              <w:br/>
+              <w:t>Cobertura: nacional No · multirregional No</w:t>
+            </w:r>
+          </w:p>
+        </w:tc>
+        <w:tc>
+          <w:tcPr>
+            <w:tcW w:type="dxa" w:w="2880"/>
+            <w:tcMar>
+              <w:top w:w="70" w:type="dxa"/>
+              <w:start w:w="90" w:type="dxa"/>
+              <w:bottom w:w="70" w:type="dxa"/>
+              <w:end w:w="90" w:type="dxa"/>
+            </w:tcMar>
+            <w:vAlign w:val="center"/>
+            <w:shd w:fill="F3F6F6"/>
+          </w:tcPr>
+          <w:p>
+            <w:pPr>
+              <w:spacing w:after="0" w:line="252" w:lineRule="auto"/>
+              <w:jc w:val="left"/>
+            </w:pPr>
+            <w:r>
+              <w:rPr>
+                <w:rFonts w:ascii="Calibri" w:hAnsi="Calibri" w:eastAsia="Calibri"/>
+                <w:color w:val="203740"/>
+                <w:sz w:val="14"/>
+              </w:rPr>
+              <w:t>Estado: EJECUCIÓN</w:t>
+              <w:br/>
+              <w:t>Período: 01-01-2026 – 31-01-2027</w:t>
+              <w:br/>
+              <w:t>Avance físico: 0.00%</w:t>
+              <w:br/>
+              <w:t>Avance financiero: 0.00%</w:t>
+              <w:br/>
+              <w:t>Contratos: 0 total · 0 activos</w:t>
+              <w:br/>
+              <w:t>Seguimiento: Sin ejecución ni contrato activo</w:t>
+            </w:r>
+          </w:p>
+        </w:tc>
+        <w:tc>
+          <w:tcPr>
+            <w:tcW w:type="dxa" w:w="3024"/>
+            <w:tcMar>
+              <w:top w:w="70" w:type="dxa"/>
+              <w:start w:w="90" w:type="dxa"/>
+              <w:bottom w:w="70" w:type="dxa"/>
+              <w:end w:w="90" w:type="dxa"/>
+            </w:tcMar>
+            <w:vAlign w:val="center"/>
+            <w:shd w:fill="F3F6F6"/>
+          </w:tcPr>
+          <w:p>
+            <w:pPr>
+              <w:spacing w:after="0" w:line="252" w:lineRule="auto"/>
+              <w:jc w:val="left"/>
+            </w:pPr>
+            <w:r>
+              <w:rPr>
+                <w:rFonts w:ascii="Calibri" w:hAnsi="Calibri" w:eastAsia="Calibri"/>
+                <w:color w:val="203740"/>
+                <w:sz w:val="14"/>
+              </w:rPr>
+              <w:t>Costo del proyecto: RD$ 44,425,053.24</w:t>
+              <w:br/>
+              <w:t>Presupuesto 2026: RD$ 13,327,515.97</w:t>
+              <w:br/>
+              <w:t>Ejecutado 2026: RD$ 0.00</w:t>
+              <w:br/>
+              <w:t>Ejecución 2026: 0.00%</w:t>
+            </w:r>
+          </w:p>
+        </w:tc>
+      </w:tr>
+    </w:tbl>
+    <w:tbl>
+      <w:tblPr>
+        <w:tblW w:type="auto" w:w="0"/>
+        <w:jc w:val="center"/>
+        <w:tblLayout w:type="fixed"/>
+        <w:tblLook w:firstColumn="1" w:firstRow="1" w:lastColumn="0" w:lastRow="0" w:noHBand="0" w:noVBand="1" w:val="04A0"/>
+      </w:tblPr>
+      <w:tblGrid>
+        <w:gridCol w:w="14400"/>
+      </w:tblGrid>
+      <w:tr>
+        <w:tc>
+          <w:tcPr>
+            <w:tcW w:type="dxa" w:w="9360"/>
+            <w:tcMar>
+              <w:top w:w="120" w:type="dxa"/>
+              <w:start w:w="140" w:type="dxa"/>
+              <w:bottom w:w="120" w:type="dxa"/>
+              <w:end w:w="140" w:type="dxa"/>
+            </w:tcMar>
+            <w:shd w:fill="EEF7F4"/>
+          </w:tcPr>
+          <w:p>
+            <w:pPr>
+              <w:spacing w:after="60"/>
+            </w:pPr>
+            <w:r/>
+            <w:r>
+              <w:rPr>
+                <w:rFonts w:ascii="Calibri" w:hAnsi="Calibri" w:eastAsia="Calibri"/>
+                <w:b/>
+                <w:color w:val="13836D"/>
+                <w:sz w:val="21"/>
+              </w:rPr>
+              <w:t>Uso por el CDP</w:t>
+            </w:r>
+          </w:p>
+          <w:p>
+            <w:pPr>
+              <w:spacing w:after="0"/>
+            </w:pPr>
+            <w:r>
+              <w:rPr>
+                <w:rFonts w:ascii="Calibri" w:hAnsi="Calibri" w:eastAsia="Calibri"/>
+                <w:color w:val="203740"/>
+                <w:sz w:val="19"/>
+              </w:rPr>
+              <w:t>Esta relación documenta la cartera observada; no define prioridades ni nuevas acciones provinciales. El CDP puede contrastar cada registro con las brechas del diagnóstico, verificar cobertura territorial, revisar ejecución y decidir qué asuntos requieren coordinación o seguimiento.</w:t>
+            </w:r>
+          </w:p>
+        </w:tc>
+      </w:tr>
+    </w:tbl>
+    <w:p>
+      <w:pPr>
+        <w:sectPr>
+          <w:headerReference w:type="default" r:id="rId25"/>
+          <w:footerReference w:type="default" r:id="rId26"/>
+          <w:pgSz w:w="15840" w:h="12240" w:orient="landscape"/>
+          <w:pgMar w:top="893" w:right="720" w:bottom="835" w:left="720" w:header="504" w:footer="504" w:gutter="0"/>
+          <w:cols w:space="720"/>
+          <w:docGrid w:linePitch="360"/>
+        </w:sectPr>
+      </w:pPr>
     </w:p>
     <w:p>
       <w:pPr>
@@ -11842,17 +17396,18 @@
     </w:p>
     <w:tbl>
       <w:tblPr>
-        <w:tblW w:type="auto" w:w="0"/>
+        <w:tblW w:type="dxa" w:w="9359"/>
         <w:jc w:val="center"/>
         <w:tblLayout w:type="fixed"/>
         <w:tblLook w:firstColumn="1" w:firstRow="1" w:lastColumn="0" w:lastRow="0" w:noHBand="0" w:noVBand="1" w:val="04A0"/>
+        <w:tblInd w:w="0" w:type="dxa"/>
       </w:tblPr>
       <w:tblGrid>
-        <w:gridCol w:w="1872"/>
-        <w:gridCol w:w="1872"/>
-        <w:gridCol w:w="1872"/>
-        <w:gridCol w:w="1872"/>
-        <w:gridCol w:w="1872"/>
+        <w:gridCol w:w="1080"/>
+        <w:gridCol w:w="3311"/>
+        <w:gridCol w:w="1080"/>
+        <w:gridCol w:w="2376"/>
+        <w:gridCol w:w="1512"/>
       </w:tblGrid>
       <w:tr>
         <w:trPr>
@@ -12209,7 +17764,7 @@
                 <w:color w:val="203740"/>
                 <w:sz w:val="15"/>
               </w:rPr>
-              <w:t>2022 / 2024</w:t>
+              <w:t>2010 / 2022 / 2024</w:t>
             </w:r>
           </w:p>
         </w:tc>
@@ -12236,7 +17791,7 @@
                 <w:color w:val="203740"/>
                 <w:sz w:val="15"/>
               </w:rPr>
-              <w:t>Comparaciones provincial/municipal, economía y equipamientos</w:t>
+              <w:t>Pirámides poblacionales comparadas, economía y equipamientos</w:t>
             </w:r>
           </w:p>
         </w:tc>
@@ -12505,7 +18060,7 @@
                 <w:color w:val="203740"/>
                 <w:sz w:val="15"/>
               </w:rPr>
-              <w:t>26 proyectos, presupuesto y ejecución al 31-07-2026</w:t>
+              <w:t>26 proyectos, presupuesto y ejecución al 02-08-2026</w:t>
             </w:r>
           </w:p>
         </w:tc>
@@ -12960,7 +18515,7 @@
         </w:rPr>
         <w:t xml:space="preserve">Dashboard Territorial: </w:t>
       </w:r>
-      <w:hyperlink r:id="rId25">
+      <w:hyperlink r:id="rId60">
         <w:r>
           <w:rPr>
             <w:rFonts w:ascii="Calibri" w:hAnsi="Calibri" w:eastAsia="Calibri"/>
@@ -12985,7 +18540,7 @@
         </w:rPr>
         <w:t xml:space="preserve">Inversión Pública Territorial: </w:t>
       </w:r>
-      <w:hyperlink r:id="rId26">
+      <w:hyperlink r:id="rId61">
         <w:r>
           <w:rPr>
             <w:rFonts w:ascii="Calibri" w:hAnsi="Calibri" w:eastAsia="Calibri"/>
@@ -13010,7 +18565,7 @@
         </w:rPr>
         <w:t xml:space="preserve">Demandas Provinciales: </w:t>
       </w:r>
-      <w:hyperlink r:id="rId27">
+      <w:hyperlink r:id="rId62">
         <w:r>
           <w:rPr>
             <w:rFonts w:ascii="Calibri" w:hAnsi="Calibri" w:eastAsia="Calibri"/>
@@ -13035,7 +18590,7 @@
         </w:rPr>
         <w:t xml:space="preserve">Planificación Municipal: </w:t>
       </w:r>
-      <w:hyperlink r:id="rId28">
+      <w:hyperlink r:id="rId63">
         <w:r>
           <w:rPr>
             <w:rFonts w:ascii="Calibri" w:hAnsi="Calibri" w:eastAsia="Calibri"/>
@@ -13060,7 +18615,7 @@
         </w:rPr>
         <w:t xml:space="preserve">Ley núm. 498-06: </w:t>
       </w:r>
-      <w:hyperlink r:id="rId29">
+      <w:hyperlink r:id="rId64">
         <w:r>
           <w:rPr>
             <w:rFonts w:ascii="Calibri" w:hAnsi="Calibri" w:eastAsia="Calibri"/>
@@ -13085,7 +18640,7 @@
         </w:rPr>
         <w:t xml:space="preserve">Decreto núm. 493-07: </w:t>
       </w:r>
-      <w:hyperlink r:id="rId30">
+      <w:hyperlink r:id="rId65">
         <w:r>
           <w:rPr>
             <w:rFonts w:ascii="Calibri" w:hAnsi="Calibri" w:eastAsia="Calibri"/>
@@ -13151,8 +18706,8 @@
       </w:tr>
     </w:tbl>
     <w:sectPr>
-      <w:headerReference w:type="default" r:id="rId9"/>
-      <w:footerReference w:type="default" r:id="rId10"/>
+      <w:headerReference w:type="default" r:id="rId58"/>
+      <w:footerReference w:type="default" r:id="rId59"/>
       <w:pgSz w:w="12240" w:h="15840"/>
       <w:pgMar w:top="1181" w:right="1440" w:bottom="1123" w:left="1440" w:header="504" w:footer="504" w:gutter="0"/>
       <w:cols w:space="720"/>
@@ -13188,13 +18743,204 @@
 </w:ftr>
 </file>
 
+<file path=word/footer2.xml><?xml version="1.0" encoding="utf-8"?>
+<w:ftr xmlns:m="http://schemas.openxmlformats.org/officeDocument/2006/math" xmlns:mc="http://schemas.openxmlformats.org/markup-compatibility/2006" xmlns:mo="http://schemas.microsoft.com/office/mac/office/2008/main" xmlns:mv="urn:schemas-microsoft-com:mac:vml" xmlns:o="urn:schemas-microsoft-com:office:office" xmlns:r="http://schemas.openxmlformats.org/officeDocument/2006/relationships" xmlns:v="urn:schemas-microsoft-com:vml" xmlns:w10="urn:schemas-microsoft-com:office:word" xmlns:w14="http://schemas.microsoft.com/office/word/2010/wordml" xmlns:w="http://schemas.openxmlformats.org/wordprocessingml/2006/main" xmlns:wne="http://schemas.microsoft.com/office/word/2006/wordml" xmlns:wp14="http://schemas.microsoft.com/office/word/2010/wordprocessingDrawing" xmlns:wp="http://schemas.openxmlformats.org/drawingml/2006/wordprocessingDrawing" xmlns:wpc="http://schemas.microsoft.com/office/word/2010/wordprocessingCanvas" xmlns:wpg="http://schemas.microsoft.com/office/word/2010/wordprocessingGroup" xmlns:wpi="http://schemas.microsoft.com/office/word/2010/wordprocessingInk" xmlns:wps="http://schemas.microsoft.com/office/word/2010/wordprocessingShape" mc:Ignorable="w14 wp14">
+  <w:p>
+    <w:pPr>
+      <w:spacing w:after="0"/>
+      <w:jc w:val="center"/>
+    </w:pPr>
+    <w:r>
+      <w:rPr>
+        <w:rFonts w:ascii="Calibri" w:hAnsi="Calibri" w:eastAsia="Calibri"/>
+        <w:color w:val="65777E"/>
+        <w:sz w:val="15"/>
+      </w:rPr>
+      <w:t xml:space="preserve">San José de Ocoa · Documento base para formulación · </w:t>
+    </w:r>
+    <w:r>
+      <w:fldChar w:fldCharType="begin"/>
+      <w:instrText xml:space="preserve"> PAGE </w:instrText>
+      <w:fldChar w:fldCharType="separate"/>
+      <w:t>1</w:t>
+      <w:fldChar w:fldCharType="end"/>
+    </w:r>
+  </w:p>
+</w:ftr>
+</file>
+
+<file path=word/footer3.xml><?xml version="1.0" encoding="utf-8"?>
+<w:ftr xmlns:m="http://schemas.openxmlformats.org/officeDocument/2006/math" xmlns:mc="http://schemas.openxmlformats.org/markup-compatibility/2006" xmlns:mo="http://schemas.microsoft.com/office/mac/office/2008/main" xmlns:mv="urn:schemas-microsoft-com:mac:vml" xmlns:o="urn:schemas-microsoft-com:office:office" xmlns:r="http://schemas.openxmlformats.org/officeDocument/2006/relationships" xmlns:v="urn:schemas-microsoft-com:vml" xmlns:w10="urn:schemas-microsoft-com:office:word" xmlns:w14="http://schemas.microsoft.com/office/word/2010/wordml" xmlns:w="http://schemas.openxmlformats.org/wordprocessingml/2006/main" xmlns:wne="http://schemas.microsoft.com/office/word/2006/wordml" xmlns:wp14="http://schemas.microsoft.com/office/word/2010/wordprocessingDrawing" xmlns:wp="http://schemas.openxmlformats.org/drawingml/2006/wordprocessingDrawing" xmlns:wpc="http://schemas.microsoft.com/office/word/2010/wordprocessingCanvas" xmlns:wpg="http://schemas.microsoft.com/office/word/2010/wordprocessingGroup" xmlns:wpi="http://schemas.microsoft.com/office/word/2010/wordprocessingInk" xmlns:wps="http://schemas.microsoft.com/office/word/2010/wordprocessingShape" mc:Ignorable="w14 wp14">
+  <w:p>
+    <w:pPr>
+      <w:spacing w:after="0"/>
+      <w:jc w:val="center"/>
+    </w:pPr>
+    <w:r>
+      <w:rPr>
+        <w:rFonts w:ascii="Calibri" w:hAnsi="Calibri" w:eastAsia="Calibri"/>
+        <w:color w:val="65777E"/>
+        <w:sz w:val="15"/>
+      </w:rPr>
+      <w:t xml:space="preserve">San José de Ocoa · Documento base para formulación · </w:t>
+    </w:r>
+    <w:r>
+      <w:fldChar w:fldCharType="begin"/>
+      <w:instrText xml:space="preserve"> PAGE </w:instrText>
+      <w:fldChar w:fldCharType="separate"/>
+      <w:t>1</w:t>
+      <w:fldChar w:fldCharType="end"/>
+    </w:r>
+  </w:p>
+</w:ftr>
+</file>
+
 <file path=word/header1.xml><?xml version="1.0" encoding="utf-8"?>
 <w:hdr xmlns:m="http://schemas.openxmlformats.org/officeDocument/2006/math" xmlns:mc="http://schemas.openxmlformats.org/markup-compatibility/2006" xmlns:mo="http://schemas.microsoft.com/office/mac/office/2008/main" xmlns:mv="urn:schemas-microsoft-com:mac:vml" xmlns:o="urn:schemas-microsoft-com:office:office" xmlns:r="http://schemas.openxmlformats.org/officeDocument/2006/relationships" xmlns:v="urn:schemas-microsoft-com:vml" xmlns:w10="urn:schemas-microsoft-com:office:word" xmlns:w14="http://schemas.microsoft.com/office/word/2010/wordml" xmlns:w="http://schemas.openxmlformats.org/wordprocessingml/2006/main" xmlns:wne="http://schemas.microsoft.com/office/word/2006/wordml" xmlns:wp14="http://schemas.microsoft.com/office/word/2010/wordprocessingDrawing" xmlns:wp="http://schemas.openxmlformats.org/drawingml/2006/wordprocessingDrawing" xmlns:wpc="http://schemas.microsoft.com/office/word/2010/wordprocessingCanvas" xmlns:wpg="http://schemas.microsoft.com/office/word/2010/wordprocessingGroup" xmlns:wpi="http://schemas.microsoft.com/office/word/2010/wordprocessingInk" xmlns:wps="http://schemas.microsoft.com/office/word/2010/wordprocessingShape" mc:Ignorable="w14 wp14">
   <w:tbl>
     <w:tblPr>
-      <w:tblW w:type="auto" w:w="0"/>
+      <w:tblW w:type="dxa" w:w="9360"/>
       <w:tblLayout w:type="fixed"/>
       <w:tblLook w:firstColumn="1" w:firstRow="1" w:lastColumn="0" w:lastRow="0" w:noHBand="0" w:noVBand="1" w:val="04A0"/>
+      <w:tblInd w:w="0" w:type="dxa"/>
+    </w:tblPr>
+    <w:tblGrid>
+      <w:gridCol w:w="4680"/>
+      <w:gridCol w:w="4680"/>
+    </w:tblGrid>
+    <w:tr>
+      <w:tc>
+        <w:tcPr>
+          <w:tcW w:type="dxa" w:w="4680"/>
+          <w:tcMar>
+            <w:top w:w="0" w:type="dxa"/>
+            <w:start w:w="0" w:type="dxa"/>
+            <w:bottom w:w="0" w:type="dxa"/>
+            <w:end w:w="0" w:type="dxa"/>
+          </w:tcMar>
+        </w:tcPr>
+        <w:p>
+          <w:pPr>
+            <w:spacing w:after="0"/>
+          </w:pPr>
+          <w:r>
+            <w:rPr>
+              <w:rFonts w:ascii="Calibri" w:hAnsi="Calibri" w:eastAsia="Calibri"/>
+              <w:b/>
+              <w:color w:val="13836D"/>
+              <w:sz w:val="15"/>
+            </w:rPr>
+            <w:t>PLAN PROVINCIAL DE DESARROLLO · DOCUMENTO BASE</w:t>
+          </w:r>
+        </w:p>
+      </w:tc>
+      <w:tc>
+        <w:tcPr>
+          <w:tcW w:type="dxa" w:w="4680"/>
+          <w:tcMar>
+            <w:top w:w="0" w:type="dxa"/>
+            <w:start w:w="0" w:type="dxa"/>
+            <w:bottom w:w="0" w:type="dxa"/>
+            <w:end w:w="0" w:type="dxa"/>
+          </w:tcMar>
+        </w:tcPr>
+        <w:p>
+          <w:pPr>
+            <w:spacing w:after="0"/>
+            <w:jc w:val="right"/>
+          </w:pPr>
+          <w:r>
+            <w:rPr>
+              <w:rFonts w:ascii="Calibri" w:hAnsi="Calibri" w:eastAsia="Calibri"/>
+              <w:color w:val="65777E"/>
+              <w:sz w:val="15"/>
+            </w:rPr>
+            <w:t>San José de Ocoa · 05310000</w:t>
+          </w:r>
+        </w:p>
+      </w:tc>
+    </w:tr>
+  </w:tbl>
+</w:hdr>
+</file>
+
+<file path=word/header2.xml><?xml version="1.0" encoding="utf-8"?>
+<w:hdr xmlns:m="http://schemas.openxmlformats.org/officeDocument/2006/math" xmlns:mc="http://schemas.openxmlformats.org/markup-compatibility/2006" xmlns:mo="http://schemas.microsoft.com/office/mac/office/2008/main" xmlns:mv="urn:schemas-microsoft-com:mac:vml" xmlns:o="urn:schemas-microsoft-com:office:office" xmlns:r="http://schemas.openxmlformats.org/officeDocument/2006/relationships" xmlns:v="urn:schemas-microsoft-com:vml" xmlns:w10="urn:schemas-microsoft-com:office:word" xmlns:w14="http://schemas.microsoft.com/office/word/2010/wordml" xmlns:w="http://schemas.openxmlformats.org/wordprocessingml/2006/main" xmlns:wne="http://schemas.microsoft.com/office/word/2006/wordml" xmlns:wp14="http://schemas.microsoft.com/office/word/2010/wordprocessingDrawing" xmlns:wp="http://schemas.openxmlformats.org/drawingml/2006/wordprocessingDrawing" xmlns:wpc="http://schemas.microsoft.com/office/word/2010/wordprocessingCanvas" xmlns:wpg="http://schemas.microsoft.com/office/word/2010/wordprocessingGroup" xmlns:wpi="http://schemas.microsoft.com/office/word/2010/wordprocessingInk" xmlns:wps="http://schemas.microsoft.com/office/word/2010/wordprocessingShape" mc:Ignorable="w14 wp14">
+  <w:tbl>
+    <w:tblPr>
+      <w:tblW w:type="dxa" w:w="14400"/>
+      <w:tblLayout w:type="fixed"/>
+      <w:tblLook w:firstColumn="1" w:firstRow="1" w:lastColumn="0" w:lastRow="0" w:noHBand="0" w:noVBand="1" w:val="04A0"/>
+      <w:tblInd w:w="0" w:type="dxa"/>
+    </w:tblPr>
+    <w:tblGrid>
+      <w:gridCol w:w="7200"/>
+      <w:gridCol w:w="7200"/>
+    </w:tblGrid>
+    <w:tr>
+      <w:tc>
+        <w:tcPr>
+          <w:tcW w:type="dxa" w:w="7200"/>
+          <w:tcMar>
+            <w:top w:w="0" w:type="dxa"/>
+            <w:start w:w="0" w:type="dxa"/>
+            <w:bottom w:w="0" w:type="dxa"/>
+            <w:end w:w="0" w:type="dxa"/>
+          </w:tcMar>
+        </w:tcPr>
+        <w:p>
+          <w:pPr>
+            <w:spacing w:after="0"/>
+          </w:pPr>
+          <w:r>
+            <w:rPr>
+              <w:rFonts w:ascii="Calibri" w:hAnsi="Calibri" w:eastAsia="Calibri"/>
+              <w:b/>
+              <w:color w:val="13836D"/>
+              <w:sz w:val="15"/>
+            </w:rPr>
+            <w:t>PLAN PROVINCIAL DE DESARROLLO · DOCUMENTO BASE</w:t>
+          </w:r>
+        </w:p>
+      </w:tc>
+      <w:tc>
+        <w:tcPr>
+          <w:tcW w:type="dxa" w:w="7200"/>
+          <w:tcMar>
+            <w:top w:w="0" w:type="dxa"/>
+            <w:start w:w="0" w:type="dxa"/>
+            <w:bottom w:w="0" w:type="dxa"/>
+            <w:end w:w="0" w:type="dxa"/>
+          </w:tcMar>
+        </w:tcPr>
+        <w:p>
+          <w:pPr>
+            <w:spacing w:after="0"/>
+            <w:jc w:val="right"/>
+          </w:pPr>
+          <w:r>
+            <w:rPr>
+              <w:rFonts w:ascii="Calibri" w:hAnsi="Calibri" w:eastAsia="Calibri"/>
+              <w:color w:val="65777E"/>
+              <w:sz w:val="15"/>
+            </w:rPr>
+            <w:t>San José de Ocoa · 05310000</w:t>
+          </w:r>
+        </w:p>
+      </w:tc>
+    </w:tr>
+  </w:tbl>
+</w:hdr>
+</file>
+
+<file path=word/header3.xml><?xml version="1.0" encoding="utf-8"?>
+<w:hdr xmlns:m="http://schemas.openxmlformats.org/officeDocument/2006/math" xmlns:mc="http://schemas.openxmlformats.org/markup-compatibility/2006" xmlns:mo="http://schemas.microsoft.com/office/mac/office/2008/main" xmlns:mv="urn:schemas-microsoft-com:mac:vml" xmlns:o="urn:schemas-microsoft-com:office:office" xmlns:r="http://schemas.openxmlformats.org/officeDocument/2006/relationships" xmlns:v="urn:schemas-microsoft-com:vml" xmlns:w10="urn:schemas-microsoft-com:office:word" xmlns:w14="http://schemas.microsoft.com/office/word/2010/wordml" xmlns:w="http://schemas.openxmlformats.org/wordprocessingml/2006/main" xmlns:wne="http://schemas.microsoft.com/office/word/2006/wordml" xmlns:wp14="http://schemas.microsoft.com/office/word/2010/wordprocessingDrawing" xmlns:wp="http://schemas.openxmlformats.org/drawingml/2006/wordprocessingDrawing" xmlns:wpc="http://schemas.microsoft.com/office/word/2010/wordprocessingCanvas" xmlns:wpg="http://schemas.microsoft.com/office/word/2010/wordprocessingGroup" xmlns:wpi="http://schemas.microsoft.com/office/word/2010/wordprocessingInk" xmlns:wps="http://schemas.microsoft.com/office/word/2010/wordprocessingShape" mc:Ignorable="w14 wp14">
+  <w:tbl>
+    <w:tblPr>
+      <w:tblW w:type="dxa" w:w="9360"/>
+      <w:tblLayout w:type="fixed"/>
+      <w:tblLook w:firstColumn="1" w:firstRow="1" w:lastColumn="0" w:lastRow="0" w:noHBand="0" w:noVBand="1" w:val="04A0"/>
+      <w:tblInd w:w="0" w:type="dxa"/>
     </w:tblPr>
     <w:tblGrid>
       <w:gridCol w:w="4680"/>
